--- a/06-学生侧材料/讲义/4-分析化学/分光光度法-超级充实版（自学完整）.docx
+++ b/06-学生侧材料/讲义/4-分析化学/分光光度法-超级充实版（自学完整）.docx
@@ -8952,7 +8952,42 @@
         <w:rPr>
           <w:rFonts w:ascii="Times New Roman" w:hAnsi="Times New Roman" w:eastAsia="Times New Roman" w:cs="Times New Roman"/>
         </w:rPr>
-        <w:t xml:space="preserve"> λ_max </w:t>
+        <w:t xml:space="preserve"> </w:t>
+      </w:r>
+      <m:oMath>
+        <m:sSub>
+          <m:e>
+            <m:r>
+              <m:t>λ</m:t>
+            </m:r>
+          </m:e>
+          <m:sub>
+            <m:r>
+              <m:rPr>
+                <m:sty m:val="p"/>
+              </m:rPr>
+              <m:t>m</m:t>
+            </m:r>
+            <m:r>
+              <m:rPr>
+                <m:sty m:val="p"/>
+              </m:rPr>
+              <m:t>a</m:t>
+            </m:r>
+            <m:r>
+              <m:rPr>
+                <m:sty m:val="p"/>
+              </m:rPr>
+              <m:t>x</m:t>
+            </m:r>
+          </m:sub>
+        </m:sSub>
+      </m:oMath>
+      <w:r>
+        <w:rPr>
+          <w:rFonts w:ascii="Times New Roman" w:hAnsi="Times New Roman" w:eastAsia="Times New Roman" w:cs="Times New Roman"/>
+        </w:rPr>
+        <w:t xml:space="preserve"> </w:t>
       </w:r>
       <w:r>
         <w:rPr>
@@ -14783,11 +14818,40 @@
         </w:rPr>
         <w:t xml:space="preserve"> </w:t>
       </w:r>
-      <w:r>
-        <w:rPr>
-          <w:rFonts w:hint="eastAsia" w:ascii="Times New Roman" w:hAnsi="Times New Roman" w:eastAsia="Times New Roman" w:cs="Times New Roman"/>
-        </w:rPr>
-        <w:t>λ_max（</w:t>
+      <m:oMath>
+        <m:sSub>
+          <m:e>
+            <m:r>
+              <m:t>λ</m:t>
+            </m:r>
+          </m:e>
+          <m:sub>
+            <m:r>
+              <m:rPr>
+                <m:sty m:val="p"/>
+              </m:rPr>
+              <m:t>m</m:t>
+            </m:r>
+            <m:r>
+              <m:rPr>
+                <m:sty m:val="p"/>
+              </m:rPr>
+              <m:t>a</m:t>
+            </m:r>
+            <m:r>
+              <m:rPr>
+                <m:sty m:val="p"/>
+              </m:rPr>
+              <m:t>x</m:t>
+            </m:r>
+          </m:sub>
+        </m:sSub>
+      </m:oMath>
+      <w:r>
+        <w:rPr>
+          <w:rFonts w:hint="eastAsia" w:ascii="Times New Roman" w:hAnsi="Times New Roman" w:eastAsia="Times New Roman" w:cs="Times New Roman"/>
+        </w:rPr>
+        <w:t>（</w:t>
       </w:r>
       <w:r>
         <w:rPr>

--- a/06-学生侧材料/讲义/4-分析化学/分光光度法-超级充实版（自学完整）.docx
+++ b/06-学生侧材料/讲义/4-分析化学/分光光度法-超级充实版（自学完整）.docx
@@ -15371,11 +15371,22 @@
     </w:p>
     <w:p>
       <w:pPr>
-        <w:numPr>
-          <w:ilvl w:val="0"/>
-          <w:numId w:val="1008"/>
-        </w:numPr>
+        <w:pStyle w:val="BodyText"/>
       </w:pPr>
+      <w:r>
+        <w:rPr>
+          <w:rFonts w:ascii="Times New Roman" w:hAnsi="Times New Roman" w:eastAsia="Times New Roman" w:cs="Times New Roman"/>
+          <w:b/>
+          <w:bCs/>
+        </w:rPr>
+        <w:t xml:space="preserve">1.</w:t>
+      </w:r>
+      <w:r>
+        <w:rPr>
+          <w:rFonts w:ascii="Times New Roman" w:hAnsi="Times New Roman" w:eastAsia="Times New Roman" w:cs="Times New Roman"/>
+        </w:rPr>
+        <w:t xml:space="preserve"> </w:t>
+      </w:r>
       <m:oMath>
         <m:r>
           <m:t>T</m:t>
@@ -15497,11 +15508,22 @@
     </w:p>
     <w:p>
       <w:pPr>
-        <w:numPr>
-          <w:ilvl w:val="0"/>
-          <w:numId w:val="1008"/>
-        </w:numPr>
+        <w:pStyle w:val="BodyText"/>
       </w:pPr>
+      <w:r>
+        <w:rPr>
+          <w:rFonts w:ascii="Times New Roman" w:hAnsi="Times New Roman" w:eastAsia="Times New Roman" w:cs="Times New Roman"/>
+          <w:b/>
+          <w:bCs/>
+        </w:rPr>
+        <w:t xml:space="preserve">2.</w:t>
+      </w:r>
+      <w:r>
+        <w:rPr>
+          <w:rFonts w:ascii="Times New Roman" w:hAnsi="Times New Roman" w:eastAsia="Times New Roman" w:cs="Times New Roman"/>
+        </w:rPr>
+        <w:t xml:space="preserve"> </w:t>
+      </w:r>
       <m:oMath>
         <m:oMathPr>
           <m:ctrlPr>
@@ -15628,11 +15650,22 @@
     </w:p>
     <w:p>
       <w:pPr>
-        <w:numPr>
-          <w:ilvl w:val="0"/>
-          <w:numId w:val="1008"/>
-        </w:numPr>
+        <w:pStyle w:val="BodyText"/>
       </w:pPr>
+      <w:r>
+        <w:rPr>
+          <w:rFonts w:ascii="Times New Roman" w:hAnsi="Times New Roman" w:eastAsia="Times New Roman" w:cs="Times New Roman"/>
+          <w:b/>
+          <w:bCs/>
+        </w:rPr>
+        <w:t xml:space="preserve">3.</w:t>
+      </w:r>
+      <w:r>
+        <w:rPr>
+          <w:rFonts w:ascii="Times New Roman" w:hAnsi="Times New Roman" w:eastAsia="Times New Roman" w:cs="Times New Roman"/>
+        </w:rPr>
+        <w:t xml:space="preserve"> </w:t>
+      </w:r>
       <w:r>
         <w:rPr>
           <w:rFonts w:hint="eastAsia" w:ascii="Times New Roman" w:hAnsi="Times New Roman" w:eastAsia="FangSong" w:cs="Times New Roman"/>
@@ -15726,7 +15759,7 @@
     </w:p>
     <w:p>
       <w:pPr>
-        <w:pStyle w:val="FirstParagraph"/>
+        <w:pStyle w:val="BodyText"/>
       </w:pPr>
       <w:r>
         <w:rPr>
@@ -15755,11 +15788,22 @@
     </w:p>
     <w:p>
       <w:pPr>
-        <w:numPr>
-          <w:ilvl w:val="0"/>
-          <w:numId w:val="1009"/>
-        </w:numPr>
+        <w:pStyle w:val="BodyText"/>
       </w:pPr>
+      <w:r>
+        <w:rPr>
+          <w:rFonts w:ascii="Times New Roman" w:hAnsi="Times New Roman" w:eastAsia="Times New Roman" w:cs="Times New Roman"/>
+          <w:b/>
+          <w:bCs/>
+        </w:rPr>
+        <w:t xml:space="preserve">4.</w:t>
+      </w:r>
+      <w:r>
+        <w:rPr>
+          <w:rFonts w:ascii="Times New Roman" w:hAnsi="Times New Roman" w:eastAsia="Times New Roman" w:cs="Times New Roman"/>
+        </w:rPr>
+        <w:t xml:space="preserve"> </w:t>
+      </w:r>
       <w:r>
         <w:rPr>
           <w:rFonts w:hint="eastAsia" w:ascii="Times New Roman" w:hAnsi="Times New Roman" w:eastAsia="FangSong" w:cs="Times New Roman"/>
@@ -15822,11 +15866,22 @@
     </w:p>
     <w:p>
       <w:pPr>
-        <w:numPr>
-          <w:ilvl w:val="0"/>
-          <w:numId w:val="1009"/>
-        </w:numPr>
+        <w:pStyle w:val="BodyText"/>
       </w:pPr>
+      <w:r>
+        <w:rPr>
+          <w:rFonts w:ascii="Times New Roman" w:hAnsi="Times New Roman" w:eastAsia="Times New Roman" w:cs="Times New Roman"/>
+          <w:b/>
+          <w:bCs/>
+        </w:rPr>
+        <w:t xml:space="preserve">5.</w:t>
+      </w:r>
+      <w:r>
+        <w:rPr>
+          <w:rFonts w:ascii="Times New Roman" w:hAnsi="Times New Roman" w:eastAsia="Times New Roman" w:cs="Times New Roman"/>
+        </w:rPr>
+        <w:t xml:space="preserve"> </w:t>
+      </w:r>
       <w:r>
         <w:rPr>
           <w:rFonts w:hint="eastAsia" w:ascii="Times New Roman" w:hAnsi="Times New Roman" w:eastAsia="FangSong" w:cs="Times New Roman"/>
@@ -15901,7 +15956,7 @@
     </w:p>
     <w:p>
       <w:pPr>
-        <w:pStyle w:val="FirstParagraph"/>
+        <w:pStyle w:val="BodyText"/>
       </w:pPr>
       <w:r>
         <w:rPr>
@@ -15930,12 +15985,22 @@
     </w:p>
     <w:p>
       <w:pPr>
-        <w:pStyle w:val="Compact"/>
-        <w:numPr>
-          <w:ilvl w:val="0"/>
-          <w:numId w:val="1010"/>
-        </w:numPr>
+        <w:pStyle w:val="BodyText"/>
       </w:pPr>
+      <w:r>
+        <w:rPr>
+          <w:rFonts w:ascii="Times New Roman" w:hAnsi="Times New Roman" w:eastAsia="Times New Roman" w:cs="Times New Roman"/>
+          <w:b/>
+          <w:bCs/>
+        </w:rPr>
+        <w:t xml:space="preserve">6.</w:t>
+      </w:r>
+      <w:r>
+        <w:rPr>
+          <w:rFonts w:ascii="Times New Roman" w:hAnsi="Times New Roman" w:eastAsia="Times New Roman" w:cs="Times New Roman"/>
+        </w:rPr>
+        <w:t xml:space="preserve"> </w:t>
+      </w:r>
       <w:r>
         <w:rPr>
           <w:rFonts w:hint="eastAsia" w:ascii="Times New Roman" w:hAnsi="Times New Roman" w:eastAsia="FangSong" w:cs="Times New Roman"/>
@@ -16126,11 +16191,22 @@
     </w:p>
     <w:p>
       <w:pPr>
-        <w:numPr>
-          <w:ilvl w:val="0"/>
-          <w:numId w:val="1011"/>
-        </w:numPr>
+        <w:pStyle w:val="BodyText"/>
       </w:pPr>
+      <w:r>
+        <w:rPr>
+          <w:rFonts w:ascii="Times New Roman" w:hAnsi="Times New Roman" w:eastAsia="Times New Roman" w:cs="Times New Roman"/>
+          <w:b/>
+          <w:bCs/>
+        </w:rPr>
+        <w:t xml:space="preserve">7.</w:t>
+      </w:r>
+      <w:r>
+        <w:rPr>
+          <w:rFonts w:ascii="Times New Roman" w:hAnsi="Times New Roman" w:eastAsia="Times New Roman" w:cs="Times New Roman"/>
+        </w:rPr>
+        <w:t xml:space="preserve"> </w:t>
+      </w:r>
       <w:r>
         <w:rPr>
           <w:rFonts w:ascii="Times New Roman" w:hAnsi="Times New Roman" w:eastAsia="Times New Roman" w:cs="Times New Roman"/>
@@ -16250,11 +16326,22 @@
     </w:p>
     <w:p>
       <w:pPr>
-        <w:numPr>
-          <w:ilvl w:val="0"/>
-          <w:numId w:val="1011"/>
-        </w:numPr>
+        <w:pStyle w:val="BodyText"/>
       </w:pPr>
+      <w:r>
+        <w:rPr>
+          <w:rFonts w:ascii="Times New Roman" w:hAnsi="Times New Roman" w:eastAsia="Times New Roman" w:cs="Times New Roman"/>
+          <w:b/>
+          <w:bCs/>
+        </w:rPr>
+        <w:t xml:space="preserve">8.</w:t>
+      </w:r>
+      <w:r>
+        <w:rPr>
+          <w:rFonts w:ascii="Times New Roman" w:hAnsi="Times New Roman" w:eastAsia="Times New Roman" w:cs="Times New Roman"/>
+        </w:rPr>
+        <w:t xml:space="preserve"> </w:t>
+      </w:r>
       <w:r>
         <w:rPr>
           <w:rFonts w:ascii="Times New Roman" w:hAnsi="Times New Roman" w:eastAsia="Times New Roman" w:cs="Times New Roman"/>
@@ -16370,11 +16457,22 @@
     </w:p>
     <w:p>
       <w:pPr>
-        <w:numPr>
-          <w:ilvl w:val="0"/>
-          <w:numId w:val="1011"/>
-        </w:numPr>
+        <w:pStyle w:val="BodyText"/>
       </w:pPr>
+      <w:r>
+        <w:rPr>
+          <w:rFonts w:ascii="Times New Roman" w:hAnsi="Times New Roman" w:eastAsia="Times New Roman" w:cs="Times New Roman"/>
+          <w:b/>
+          <w:bCs/>
+        </w:rPr>
+        <w:t xml:space="preserve">9.</w:t>
+      </w:r>
+      <w:r>
+        <w:rPr>
+          <w:rFonts w:ascii="Times New Roman" w:hAnsi="Times New Roman" w:eastAsia="Times New Roman" w:cs="Times New Roman"/>
+        </w:rPr>
+        <w:t xml:space="preserve"> </w:t>
+      </w:r>
       <w:r>
         <w:rPr>
           <w:rFonts w:hint="eastAsia" w:ascii="Times New Roman" w:hAnsi="Times New Roman" w:eastAsia="Times New Roman" w:cs="Times New Roman"/>
@@ -16485,7 +16583,7 @@
     </w:p>
     <w:p>
       <w:pPr>
-        <w:pStyle w:val="FirstParagraph"/>
+        <w:pStyle w:val="BodyText"/>
       </w:pPr>
       <w:r>
         <w:rPr>
@@ -16514,11 +16612,22 @@
     </w:p>
     <w:p>
       <w:pPr>
-        <w:numPr>
-          <w:ilvl w:val="0"/>
-          <w:numId w:val="1012"/>
-        </w:numPr>
+        <w:pStyle w:val="BodyText"/>
       </w:pPr>
+      <w:r>
+        <w:rPr>
+          <w:rFonts w:ascii="Times New Roman" w:hAnsi="Times New Roman" w:eastAsia="Times New Roman" w:cs="Times New Roman"/>
+          <w:b/>
+          <w:bCs/>
+        </w:rPr>
+        <w:t xml:space="preserve">10.</w:t>
+      </w:r>
+      <w:r>
+        <w:rPr>
+          <w:rFonts w:ascii="Times New Roman" w:hAnsi="Times New Roman" w:eastAsia="Times New Roman" w:cs="Times New Roman"/>
+        </w:rPr>
+        <w:t xml:space="preserve"> </w:t>
+      </w:r>
       <w:r>
         <w:rPr>
           <w:rFonts w:hint="eastAsia" w:ascii="Times New Roman" w:hAnsi="Times New Roman" w:eastAsia="FangSong" w:cs="Times New Roman"/>
@@ -16596,11 +16705,22 @@
     </w:p>
     <w:p>
       <w:pPr>
-        <w:numPr>
-          <w:ilvl w:val="0"/>
-          <w:numId w:val="1012"/>
-        </w:numPr>
+        <w:pStyle w:val="BodyText"/>
       </w:pPr>
+      <w:r>
+        <w:rPr>
+          <w:rFonts w:ascii="Times New Roman" w:hAnsi="Times New Roman" w:eastAsia="Times New Roman" w:cs="Times New Roman"/>
+          <w:b/>
+          <w:bCs/>
+        </w:rPr>
+        <w:t xml:space="preserve">11.</w:t>
+      </w:r>
+      <w:r>
+        <w:rPr>
+          <w:rFonts w:ascii="Times New Roman" w:hAnsi="Times New Roman" w:eastAsia="Times New Roman" w:cs="Times New Roman"/>
+        </w:rPr>
+        <w:t xml:space="preserve"> </w:t>
+      </w:r>
       <w:r>
         <w:rPr>
           <w:rFonts w:hint="eastAsia" w:ascii="Times New Roman" w:hAnsi="Times New Roman" w:eastAsia="FangSong" w:cs="Times New Roman"/>
@@ -16684,11 +16804,22 @@
     </w:p>
     <w:p>
       <w:pPr>
-        <w:numPr>
-          <w:ilvl w:val="0"/>
-          <w:numId w:val="1013"/>
-        </w:numPr>
+        <w:pStyle w:val="FirstParagraph"/>
       </w:pPr>
+      <w:r>
+        <w:rPr>
+          <w:rFonts w:ascii="Times New Roman" w:hAnsi="Times New Roman" w:eastAsia="Times New Roman" w:cs="Times New Roman"/>
+          <w:b/>
+          <w:bCs/>
+        </w:rPr>
+        <w:t xml:space="preserve">12.</w:t>
+      </w:r>
+      <w:r>
+        <w:rPr>
+          <w:rFonts w:ascii="Times New Roman" w:hAnsi="Times New Roman" w:eastAsia="Times New Roman" w:cs="Times New Roman"/>
+        </w:rPr>
+        <w:t xml:space="preserve"> </w:t>
+      </w:r>
       <w:r>
         <w:rPr>
           <w:rFonts w:ascii="Times New Roman" w:hAnsi="Times New Roman" w:eastAsia="Times New Roman" w:cs="Times New Roman"/>
@@ -16748,11 +16879,22 @@
     </w:p>
     <w:p>
       <w:pPr>
-        <w:numPr>
-          <w:ilvl w:val="0"/>
-          <w:numId w:val="1013"/>
-        </w:numPr>
+        <w:pStyle w:val="BodyText"/>
       </w:pPr>
+      <w:r>
+        <w:rPr>
+          <w:rFonts w:ascii="Times New Roman" w:hAnsi="Times New Roman" w:eastAsia="Times New Roman" w:cs="Times New Roman"/>
+          <w:b/>
+          <w:bCs/>
+        </w:rPr>
+        <w:t xml:space="preserve">13.</w:t>
+      </w:r>
+      <w:r>
+        <w:rPr>
+          <w:rFonts w:ascii="Times New Roman" w:hAnsi="Times New Roman" w:eastAsia="Times New Roman" w:cs="Times New Roman"/>
+        </w:rPr>
+        <w:t xml:space="preserve"> </w:t>
+      </w:r>
       <w:r>
         <w:rPr>
           <w:rFonts w:hint="eastAsia" w:ascii="Times New Roman" w:hAnsi="Times New Roman" w:eastAsia="FangSong" w:cs="Times New Roman"/>
@@ -16793,11 +16935,22 @@
     </w:p>
     <w:p>
       <w:pPr>
-        <w:numPr>
-          <w:ilvl w:val="0"/>
-          <w:numId w:val="1013"/>
-        </w:numPr>
+        <w:pStyle w:val="BodyText"/>
       </w:pPr>
+      <w:r>
+        <w:rPr>
+          <w:rFonts w:ascii="Times New Roman" w:hAnsi="Times New Roman" w:eastAsia="Times New Roman" w:cs="Times New Roman"/>
+          <w:b/>
+          <w:bCs/>
+        </w:rPr>
+        <w:t xml:space="preserve">14.</w:t>
+      </w:r>
+      <w:r>
+        <w:rPr>
+          <w:rFonts w:ascii="Times New Roman" w:hAnsi="Times New Roman" w:eastAsia="Times New Roman" w:cs="Times New Roman"/>
+        </w:rPr>
+        <w:t xml:space="preserve"> </w:t>
+      </w:r>
       <w:r>
         <w:rPr>
           <w:rFonts w:hint="eastAsia" w:ascii="Times New Roman" w:hAnsi="Times New Roman" w:eastAsia="Times New Roman" w:cs="Times New Roman"/>
@@ -21515,7 +21668,7 @@
         <w:pStyle w:val="Compact"/>
         <w:numPr>
           <w:ilvl w:val="0"/>
-          <w:numId w:val="1014"/>
+          <w:numId w:val="1008"/>
         </w:numPr>
       </w:pPr>
       <w:r>
@@ -21644,7 +21797,7 @@
         <w:pStyle w:val="Compact"/>
         <w:numPr>
           <w:ilvl w:val="0"/>
-          <w:numId w:val="1014"/>
+          <w:numId w:val="1008"/>
         </w:numPr>
       </w:pPr>
       <w:r>
@@ -21767,7 +21920,7 @@
         <w:pStyle w:val="Compact"/>
         <w:numPr>
           <w:ilvl w:val="0"/>
-          <w:numId w:val="1014"/>
+          <w:numId w:val="1008"/>
         </w:numPr>
       </w:pPr>
       <w:r>
@@ -21890,7 +22043,7 @@
         <w:pStyle w:val="Compact"/>
         <w:numPr>
           <w:ilvl w:val="0"/>
-          <w:numId w:val="1014"/>
+          <w:numId w:val="1008"/>
         </w:numPr>
       </w:pPr>
       <w:r>
@@ -22019,7 +22172,7 @@
         <w:pStyle w:val="Compact"/>
         <w:numPr>
           <w:ilvl w:val="0"/>
-          <w:numId w:val="1014"/>
+          <w:numId w:val="1008"/>
         </w:numPr>
       </w:pPr>
       <w:r>
@@ -22421,431 +22574,6 @@
       </w:pPr>
     </w:lvl>
   </w:abstractNum>
-  <w:abstractNum w:abstractNumId="99414">
-    <w:nsid w:val="00A99414"/>
-    <w:multiLevelType w:val="multilevel"/>
-    <w:lvl w:ilvl="0">
-      <w:start w:val="4"/>
-      <w:numFmt w:val="decimal"/>
-      <w:lvlText w:val="%1."/>
-      <w:lvlJc w:val="left"/>
-      <w:pPr>
-        <w:ind w:left="720" w:hanging="360"/>
-      </w:pPr>
-    </w:lvl>
-    <w:lvl w:ilvl="1">
-      <w:start w:val="4"/>
-      <w:numFmt w:val="decimal"/>
-      <w:lvlText w:val="%2."/>
-      <w:lvlJc w:val="left"/>
-      <w:pPr>
-        <w:ind w:left="1440" w:hanging="360"/>
-      </w:pPr>
-    </w:lvl>
-    <w:lvl w:ilvl="2">
-      <w:start w:val="4"/>
-      <w:numFmt w:val="decimal"/>
-      <w:lvlText w:val="%3."/>
-      <w:lvlJc w:val="left"/>
-      <w:pPr>
-        <w:ind w:left="2160" w:hanging="360"/>
-      </w:pPr>
-    </w:lvl>
-    <w:lvl w:ilvl="3">
-      <w:start w:val="4"/>
-      <w:numFmt w:val="decimal"/>
-      <w:lvlText w:val="%4."/>
-      <w:lvlJc w:val="left"/>
-      <w:pPr>
-        <w:ind w:left="2880" w:hanging="360"/>
-      </w:pPr>
-    </w:lvl>
-    <w:lvl w:ilvl="4">
-      <w:start w:val="4"/>
-      <w:numFmt w:val="decimal"/>
-      <w:lvlText w:val="%5."/>
-      <w:lvlJc w:val="left"/>
-      <w:pPr>
-        <w:ind w:left="3600" w:hanging="360"/>
-      </w:pPr>
-    </w:lvl>
-    <w:lvl w:ilvl="5">
-      <w:start w:val="4"/>
-      <w:numFmt w:val="decimal"/>
-      <w:lvlText w:val="%6."/>
-      <w:lvlJc w:val="left"/>
-      <w:pPr>
-        <w:ind w:left="4320" w:hanging="360"/>
-      </w:pPr>
-    </w:lvl>
-    <w:lvl w:ilvl="6">
-      <w:start w:val="4"/>
-      <w:numFmt w:val="decimal"/>
-      <w:lvlText w:val="%7."/>
-      <w:lvlJc w:val="left"/>
-      <w:pPr>
-        <w:ind w:left="5040" w:hanging="360"/>
-      </w:pPr>
-    </w:lvl>
-    <w:lvl w:ilvl="7">
-      <w:start w:val="4"/>
-      <w:numFmt w:val="decimal"/>
-      <w:lvlText w:val="%8."/>
-      <w:lvlJc w:val="left"/>
-      <w:pPr>
-        <w:ind w:left="5760" w:hanging="360"/>
-      </w:pPr>
-    </w:lvl>
-    <w:lvl w:ilvl="8">
-      <w:start w:val="4"/>
-      <w:numFmt w:val="decimal"/>
-      <w:lvlText w:val="%9."/>
-      <w:lvlJc w:val="left"/>
-      <w:pPr>
-        <w:ind w:left="6480" w:hanging="360"/>
-      </w:pPr>
-    </w:lvl>
-  </w:abstractNum>
-  <w:abstractNum w:abstractNumId="99416">
-    <w:nsid w:val="00A99416"/>
-    <w:multiLevelType w:val="multilevel"/>
-    <w:lvl w:ilvl="0">
-      <w:start w:val="6"/>
-      <w:numFmt w:val="decimal"/>
-      <w:lvlText w:val="%1."/>
-      <w:lvlJc w:val="left"/>
-      <w:pPr>
-        <w:ind w:left="720" w:hanging="360"/>
-      </w:pPr>
-    </w:lvl>
-    <w:lvl w:ilvl="1">
-      <w:start w:val="6"/>
-      <w:numFmt w:val="decimal"/>
-      <w:lvlText w:val="%2."/>
-      <w:lvlJc w:val="left"/>
-      <w:pPr>
-        <w:ind w:left="1440" w:hanging="360"/>
-      </w:pPr>
-    </w:lvl>
-    <w:lvl w:ilvl="2">
-      <w:start w:val="6"/>
-      <w:numFmt w:val="decimal"/>
-      <w:lvlText w:val="%3."/>
-      <w:lvlJc w:val="left"/>
-      <w:pPr>
-        <w:ind w:left="2160" w:hanging="360"/>
-      </w:pPr>
-    </w:lvl>
-    <w:lvl w:ilvl="3">
-      <w:start w:val="6"/>
-      <w:numFmt w:val="decimal"/>
-      <w:lvlText w:val="%4."/>
-      <w:lvlJc w:val="left"/>
-      <w:pPr>
-        <w:ind w:left="2880" w:hanging="360"/>
-      </w:pPr>
-    </w:lvl>
-    <w:lvl w:ilvl="4">
-      <w:start w:val="6"/>
-      <w:numFmt w:val="decimal"/>
-      <w:lvlText w:val="%5."/>
-      <w:lvlJc w:val="left"/>
-      <w:pPr>
-        <w:ind w:left="3600" w:hanging="360"/>
-      </w:pPr>
-    </w:lvl>
-    <w:lvl w:ilvl="5">
-      <w:start w:val="6"/>
-      <w:numFmt w:val="decimal"/>
-      <w:lvlText w:val="%6."/>
-      <w:lvlJc w:val="left"/>
-      <w:pPr>
-        <w:ind w:left="4320" w:hanging="360"/>
-      </w:pPr>
-    </w:lvl>
-    <w:lvl w:ilvl="6">
-      <w:start w:val="6"/>
-      <w:numFmt w:val="decimal"/>
-      <w:lvlText w:val="%7."/>
-      <w:lvlJc w:val="left"/>
-      <w:pPr>
-        <w:ind w:left="5040" w:hanging="360"/>
-      </w:pPr>
-    </w:lvl>
-    <w:lvl w:ilvl="7">
-      <w:start w:val="6"/>
-      <w:numFmt w:val="decimal"/>
-      <w:lvlText w:val="%8."/>
-      <w:lvlJc w:val="left"/>
-      <w:pPr>
-        <w:ind w:left="5760" w:hanging="360"/>
-      </w:pPr>
-    </w:lvl>
-    <w:lvl w:ilvl="8">
-      <w:start w:val="6"/>
-      <w:numFmt w:val="decimal"/>
-      <w:lvlText w:val="%9."/>
-      <w:lvlJc w:val="left"/>
-      <w:pPr>
-        <w:ind w:left="6480" w:hanging="360"/>
-      </w:pPr>
-    </w:lvl>
-  </w:abstractNum>
-  <w:abstractNum w:abstractNumId="99417">
-    <w:nsid w:val="00A99417"/>
-    <w:multiLevelType w:val="multilevel"/>
-    <w:lvl w:ilvl="0">
-      <w:start w:val="7"/>
-      <w:numFmt w:val="decimal"/>
-      <w:lvlText w:val="%1."/>
-      <w:lvlJc w:val="left"/>
-      <w:pPr>
-        <w:ind w:left="720" w:hanging="360"/>
-      </w:pPr>
-    </w:lvl>
-    <w:lvl w:ilvl="1">
-      <w:start w:val="7"/>
-      <w:numFmt w:val="decimal"/>
-      <w:lvlText w:val="%2."/>
-      <w:lvlJc w:val="left"/>
-      <w:pPr>
-        <w:ind w:left="1440" w:hanging="360"/>
-      </w:pPr>
-    </w:lvl>
-    <w:lvl w:ilvl="2">
-      <w:start w:val="7"/>
-      <w:numFmt w:val="decimal"/>
-      <w:lvlText w:val="%3."/>
-      <w:lvlJc w:val="left"/>
-      <w:pPr>
-        <w:ind w:left="2160" w:hanging="360"/>
-      </w:pPr>
-    </w:lvl>
-    <w:lvl w:ilvl="3">
-      <w:start w:val="7"/>
-      <w:numFmt w:val="decimal"/>
-      <w:lvlText w:val="%4."/>
-      <w:lvlJc w:val="left"/>
-      <w:pPr>
-        <w:ind w:left="2880" w:hanging="360"/>
-      </w:pPr>
-    </w:lvl>
-    <w:lvl w:ilvl="4">
-      <w:start w:val="7"/>
-      <w:numFmt w:val="decimal"/>
-      <w:lvlText w:val="%5."/>
-      <w:lvlJc w:val="left"/>
-      <w:pPr>
-        <w:ind w:left="3600" w:hanging="360"/>
-      </w:pPr>
-    </w:lvl>
-    <w:lvl w:ilvl="5">
-      <w:start w:val="7"/>
-      <w:numFmt w:val="decimal"/>
-      <w:lvlText w:val="%6."/>
-      <w:lvlJc w:val="left"/>
-      <w:pPr>
-        <w:ind w:left="4320" w:hanging="360"/>
-      </w:pPr>
-    </w:lvl>
-    <w:lvl w:ilvl="6">
-      <w:start w:val="7"/>
-      <w:numFmt w:val="decimal"/>
-      <w:lvlText w:val="%7."/>
-      <w:lvlJc w:val="left"/>
-      <w:pPr>
-        <w:ind w:left="5040" w:hanging="360"/>
-      </w:pPr>
-    </w:lvl>
-    <w:lvl w:ilvl="7">
-      <w:start w:val="7"/>
-      <w:numFmt w:val="decimal"/>
-      <w:lvlText w:val="%8."/>
-      <w:lvlJc w:val="left"/>
-      <w:pPr>
-        <w:ind w:left="5760" w:hanging="360"/>
-      </w:pPr>
-    </w:lvl>
-    <w:lvl w:ilvl="8">
-      <w:start w:val="7"/>
-      <w:numFmt w:val="decimal"/>
-      <w:lvlText w:val="%9."/>
-      <w:lvlJc w:val="left"/>
-      <w:pPr>
-        <w:ind w:left="6480" w:hanging="360"/>
-      </w:pPr>
-    </w:lvl>
-  </w:abstractNum>
-  <w:abstractNum w:abstractNumId="994110">
-    <w:nsid w:val="0A994110"/>
-    <w:multiLevelType w:val="multilevel"/>
-    <w:lvl w:ilvl="0">
-      <w:start w:val="10"/>
-      <w:numFmt w:val="decimal"/>
-      <w:lvlText w:val="%1."/>
-      <w:lvlJc w:val="left"/>
-      <w:pPr>
-        <w:ind w:left="720" w:hanging="360"/>
-      </w:pPr>
-    </w:lvl>
-    <w:lvl w:ilvl="1">
-      <w:start w:val="10"/>
-      <w:numFmt w:val="decimal"/>
-      <w:lvlText w:val="%2."/>
-      <w:lvlJc w:val="left"/>
-      <w:pPr>
-        <w:ind w:left="1440" w:hanging="360"/>
-      </w:pPr>
-    </w:lvl>
-    <w:lvl w:ilvl="2">
-      <w:start w:val="10"/>
-      <w:numFmt w:val="decimal"/>
-      <w:lvlText w:val="%3."/>
-      <w:lvlJc w:val="left"/>
-      <w:pPr>
-        <w:ind w:left="2160" w:hanging="360"/>
-      </w:pPr>
-    </w:lvl>
-    <w:lvl w:ilvl="3">
-      <w:start w:val="10"/>
-      <w:numFmt w:val="decimal"/>
-      <w:lvlText w:val="%4."/>
-      <w:lvlJc w:val="left"/>
-      <w:pPr>
-        <w:ind w:left="2880" w:hanging="360"/>
-      </w:pPr>
-    </w:lvl>
-    <w:lvl w:ilvl="4">
-      <w:start w:val="10"/>
-      <w:numFmt w:val="decimal"/>
-      <w:lvlText w:val="%5."/>
-      <w:lvlJc w:val="left"/>
-      <w:pPr>
-        <w:ind w:left="3600" w:hanging="360"/>
-      </w:pPr>
-    </w:lvl>
-    <w:lvl w:ilvl="5">
-      <w:start w:val="10"/>
-      <w:numFmt w:val="decimal"/>
-      <w:lvlText w:val="%6."/>
-      <w:lvlJc w:val="left"/>
-      <w:pPr>
-        <w:ind w:left="4320" w:hanging="360"/>
-      </w:pPr>
-    </w:lvl>
-    <w:lvl w:ilvl="6">
-      <w:start w:val="10"/>
-      <w:numFmt w:val="decimal"/>
-      <w:lvlText w:val="%7."/>
-      <w:lvlJc w:val="left"/>
-      <w:pPr>
-        <w:ind w:left="5040" w:hanging="360"/>
-      </w:pPr>
-    </w:lvl>
-    <w:lvl w:ilvl="7">
-      <w:start w:val="10"/>
-      <w:numFmt w:val="decimal"/>
-      <w:lvlText w:val="%8."/>
-      <w:lvlJc w:val="left"/>
-      <w:pPr>
-        <w:ind w:left="5760" w:hanging="360"/>
-      </w:pPr>
-    </w:lvl>
-    <w:lvl w:ilvl="8">
-      <w:start w:val="10"/>
-      <w:numFmt w:val="decimal"/>
-      <w:lvlText w:val="%9."/>
-      <w:lvlJc w:val="left"/>
-      <w:pPr>
-        <w:ind w:left="6480" w:hanging="360"/>
-      </w:pPr>
-    </w:lvl>
-  </w:abstractNum>
-  <w:abstractNum w:abstractNumId="994112">
-    <w:nsid w:val="0A994112"/>
-    <w:multiLevelType w:val="multilevel"/>
-    <w:lvl w:ilvl="0">
-      <w:start w:val="12"/>
-      <w:numFmt w:val="decimal"/>
-      <w:lvlText w:val="%1."/>
-      <w:lvlJc w:val="left"/>
-      <w:pPr>
-        <w:ind w:left="720" w:hanging="360"/>
-      </w:pPr>
-    </w:lvl>
-    <w:lvl w:ilvl="1">
-      <w:start w:val="12"/>
-      <w:numFmt w:val="decimal"/>
-      <w:lvlText w:val="%2."/>
-      <w:lvlJc w:val="left"/>
-      <w:pPr>
-        <w:ind w:left="1440" w:hanging="360"/>
-      </w:pPr>
-    </w:lvl>
-    <w:lvl w:ilvl="2">
-      <w:start w:val="12"/>
-      <w:numFmt w:val="decimal"/>
-      <w:lvlText w:val="%3."/>
-      <w:lvlJc w:val="left"/>
-      <w:pPr>
-        <w:ind w:left="2160" w:hanging="360"/>
-      </w:pPr>
-    </w:lvl>
-    <w:lvl w:ilvl="3">
-      <w:start w:val="12"/>
-      <w:numFmt w:val="decimal"/>
-      <w:lvlText w:val="%4."/>
-      <w:lvlJc w:val="left"/>
-      <w:pPr>
-        <w:ind w:left="2880" w:hanging="360"/>
-      </w:pPr>
-    </w:lvl>
-    <w:lvl w:ilvl="4">
-      <w:start w:val="12"/>
-      <w:numFmt w:val="decimal"/>
-      <w:lvlText w:val="%5."/>
-      <w:lvlJc w:val="left"/>
-      <w:pPr>
-        <w:ind w:left="3600" w:hanging="360"/>
-      </w:pPr>
-    </w:lvl>
-    <w:lvl w:ilvl="5">
-      <w:start w:val="12"/>
-      <w:numFmt w:val="decimal"/>
-      <w:lvlText w:val="%6."/>
-      <w:lvlJc w:val="left"/>
-      <w:pPr>
-        <w:ind w:left="4320" w:hanging="360"/>
-      </w:pPr>
-    </w:lvl>
-    <w:lvl w:ilvl="6">
-      <w:start w:val="12"/>
-      <w:numFmt w:val="decimal"/>
-      <w:lvlText w:val="%7."/>
-      <w:lvlJc w:val="left"/>
-      <w:pPr>
-        <w:ind w:left="5040" w:hanging="360"/>
-      </w:pPr>
-    </w:lvl>
-    <w:lvl w:ilvl="7">
-      <w:start w:val="12"/>
-      <w:numFmt w:val="decimal"/>
-      <w:lvlText w:val="%8."/>
-      <w:lvlJc w:val="left"/>
-      <w:pPr>
-        <w:ind w:left="5760" w:hanging="360"/>
-      </w:pPr>
-    </w:lvl>
-    <w:lvl w:ilvl="8">
-      <w:start w:val="12"/>
-      <w:numFmt w:val="decimal"/>
-      <w:lvlText w:val="%9."/>
-      <w:lvlJc w:val="left"/>
-      <w:pPr>
-        <w:ind w:left="6480" w:hanging="360"/>
-      </w:pPr>
-    </w:lvl>
-  </w:abstractNum>
   <w:num w:numId="1000">
     <w:abstractNumId w:val="990"/>
   </w:num>
@@ -22925,186 +22653,6 @@
     </w:lvlOverride>
   </w:num>
   <w:num w:numId="1008">
-    <w:abstractNumId w:val="99411"/>
-    <w:lvlOverride w:ilvl="0">
-      <w:startOverride w:val="1"/>
-    </w:lvlOverride>
-    <w:lvlOverride w:ilvl="1">
-      <w:startOverride w:val="1"/>
-    </w:lvlOverride>
-    <w:lvlOverride w:ilvl="2">
-      <w:startOverride w:val="1"/>
-    </w:lvlOverride>
-    <w:lvlOverride w:ilvl="3">
-      <w:startOverride w:val="1"/>
-    </w:lvlOverride>
-    <w:lvlOverride w:ilvl="4">
-      <w:startOverride w:val="1"/>
-    </w:lvlOverride>
-    <w:lvlOverride w:ilvl="5">
-      <w:startOverride w:val="1"/>
-    </w:lvlOverride>
-    <w:lvlOverride w:ilvl="6">
-      <w:startOverride w:val="1"/>
-    </w:lvlOverride>
-    <w:lvlOverride w:ilvl="7">
-      <w:startOverride w:val="1"/>
-    </w:lvlOverride>
-    <w:lvlOverride w:ilvl="8">
-      <w:startOverride w:val="1"/>
-    </w:lvlOverride>
-  </w:num>
-  <w:num w:numId="1009">
-    <w:abstractNumId w:val="99414"/>
-    <w:lvlOverride w:ilvl="0">
-      <w:startOverride w:val="4"/>
-    </w:lvlOverride>
-    <w:lvlOverride w:ilvl="1">
-      <w:startOverride w:val="4"/>
-    </w:lvlOverride>
-    <w:lvlOverride w:ilvl="2">
-      <w:startOverride w:val="4"/>
-    </w:lvlOverride>
-    <w:lvlOverride w:ilvl="3">
-      <w:startOverride w:val="4"/>
-    </w:lvlOverride>
-    <w:lvlOverride w:ilvl="4">
-      <w:startOverride w:val="4"/>
-    </w:lvlOverride>
-    <w:lvlOverride w:ilvl="5">
-      <w:startOverride w:val="4"/>
-    </w:lvlOverride>
-    <w:lvlOverride w:ilvl="6">
-      <w:startOverride w:val="4"/>
-    </w:lvlOverride>
-    <w:lvlOverride w:ilvl="7">
-      <w:startOverride w:val="4"/>
-    </w:lvlOverride>
-    <w:lvlOverride w:ilvl="8">
-      <w:startOverride w:val="4"/>
-    </w:lvlOverride>
-  </w:num>
-  <w:num w:numId="1010">
-    <w:abstractNumId w:val="99416"/>
-    <w:lvlOverride w:ilvl="0">
-      <w:startOverride w:val="6"/>
-    </w:lvlOverride>
-    <w:lvlOverride w:ilvl="1">
-      <w:startOverride w:val="6"/>
-    </w:lvlOverride>
-    <w:lvlOverride w:ilvl="2">
-      <w:startOverride w:val="6"/>
-    </w:lvlOverride>
-    <w:lvlOverride w:ilvl="3">
-      <w:startOverride w:val="6"/>
-    </w:lvlOverride>
-    <w:lvlOverride w:ilvl="4">
-      <w:startOverride w:val="6"/>
-    </w:lvlOverride>
-    <w:lvlOverride w:ilvl="5">
-      <w:startOverride w:val="6"/>
-    </w:lvlOverride>
-    <w:lvlOverride w:ilvl="6">
-      <w:startOverride w:val="6"/>
-    </w:lvlOverride>
-    <w:lvlOverride w:ilvl="7">
-      <w:startOverride w:val="6"/>
-    </w:lvlOverride>
-    <w:lvlOverride w:ilvl="8">
-      <w:startOverride w:val="6"/>
-    </w:lvlOverride>
-  </w:num>
-  <w:num w:numId="1011">
-    <w:abstractNumId w:val="99417"/>
-    <w:lvlOverride w:ilvl="0">
-      <w:startOverride w:val="7"/>
-    </w:lvlOverride>
-    <w:lvlOverride w:ilvl="1">
-      <w:startOverride w:val="7"/>
-    </w:lvlOverride>
-    <w:lvlOverride w:ilvl="2">
-      <w:startOverride w:val="7"/>
-    </w:lvlOverride>
-    <w:lvlOverride w:ilvl="3">
-      <w:startOverride w:val="7"/>
-    </w:lvlOverride>
-    <w:lvlOverride w:ilvl="4">
-      <w:startOverride w:val="7"/>
-    </w:lvlOverride>
-    <w:lvlOverride w:ilvl="5">
-      <w:startOverride w:val="7"/>
-    </w:lvlOverride>
-    <w:lvlOverride w:ilvl="6">
-      <w:startOverride w:val="7"/>
-    </w:lvlOverride>
-    <w:lvlOverride w:ilvl="7">
-      <w:startOverride w:val="7"/>
-    </w:lvlOverride>
-    <w:lvlOverride w:ilvl="8">
-      <w:startOverride w:val="7"/>
-    </w:lvlOverride>
-  </w:num>
-  <w:num w:numId="1012">
-    <w:abstractNumId w:val="994110"/>
-    <w:lvlOverride w:ilvl="0">
-      <w:startOverride w:val="10"/>
-    </w:lvlOverride>
-    <w:lvlOverride w:ilvl="1">
-      <w:startOverride w:val="10"/>
-    </w:lvlOverride>
-    <w:lvlOverride w:ilvl="2">
-      <w:startOverride w:val="10"/>
-    </w:lvlOverride>
-    <w:lvlOverride w:ilvl="3">
-      <w:startOverride w:val="10"/>
-    </w:lvlOverride>
-    <w:lvlOverride w:ilvl="4">
-      <w:startOverride w:val="10"/>
-    </w:lvlOverride>
-    <w:lvlOverride w:ilvl="5">
-      <w:startOverride w:val="10"/>
-    </w:lvlOverride>
-    <w:lvlOverride w:ilvl="6">
-      <w:startOverride w:val="10"/>
-    </w:lvlOverride>
-    <w:lvlOverride w:ilvl="7">
-      <w:startOverride w:val="10"/>
-    </w:lvlOverride>
-    <w:lvlOverride w:ilvl="8">
-      <w:startOverride w:val="10"/>
-    </w:lvlOverride>
-  </w:num>
-  <w:num w:numId="1013">
-    <w:abstractNumId w:val="994112"/>
-    <w:lvlOverride w:ilvl="0">
-      <w:startOverride w:val="12"/>
-    </w:lvlOverride>
-    <w:lvlOverride w:ilvl="1">
-      <w:startOverride w:val="12"/>
-    </w:lvlOverride>
-    <w:lvlOverride w:ilvl="2">
-      <w:startOverride w:val="12"/>
-    </w:lvlOverride>
-    <w:lvlOverride w:ilvl="3">
-      <w:startOverride w:val="12"/>
-    </w:lvlOverride>
-    <w:lvlOverride w:ilvl="4">
-      <w:startOverride w:val="12"/>
-    </w:lvlOverride>
-    <w:lvlOverride w:ilvl="5">
-      <w:startOverride w:val="12"/>
-    </w:lvlOverride>
-    <w:lvlOverride w:ilvl="6">
-      <w:startOverride w:val="12"/>
-    </w:lvlOverride>
-    <w:lvlOverride w:ilvl="7">
-      <w:startOverride w:val="12"/>
-    </w:lvlOverride>
-    <w:lvlOverride w:ilvl="8">
-      <w:startOverride w:val="12"/>
-    </w:lvlOverride>
-  </w:num>
-  <w:num w:numId="1014">
     <w:abstractNumId w:val="991"/>
   </w:num>
 </w:numbering>

--- a/06-学生侧材料/讲义/4-分析化学/分光光度法-超级充实版（自学完整）.docx
+++ b/06-学生侧材料/讲义/4-分析化学/分光光度法-超级充实版（自学完整）.docx
@@ -64,13 +64,43 @@
     <w:p>
       <w:pPr>
         <w:pStyle w:val="Heading2"/>
-        <w:spacing w:after="120" w:before="280"/>
+        <w:spacing w:before="280" w:after="120"/>
       </w:pPr>
       <w:r>
         <w:rPr>
           <w:rFonts w:hint="eastAsia" w:ascii="Times New Roman" w:hAnsi="Times New Roman" w:eastAsia="SimHei" w:cs="Times New Roman"/>
         </w:rPr>
         <w:t xml:space="preserve">学习目标</w:t>
+      </w:r>
+    </w:p>
+    <w:p>
+      <w:pPr>
+        <w:pStyle w:val="BlockText"/>
+        <w:spacing w:after="80"/>
+      </w:pPr>
+      <w:r>
+        <w:rPr>
+          <w:rFonts w:hint="eastAsia" w:ascii="Times New Roman" w:hAnsi="Times New Roman" w:eastAsia="FangSong" w:cs="Times New Roman"/>
+        </w:rPr>
+        <w:t>对齐考纲</w:t>
+      </w:r>
+      <w:r>
+        <w:rPr>
+          <w:rFonts w:hint="eastAsia" w:ascii="Times New Roman" w:hAnsi="Times New Roman" w:eastAsia="Times New Roman" w:cs="Times New Roman"/>
+        </w:rPr>
+        <w:t>：§20</w:t>
+      </w:r>
+      <w:r>
+        <w:rPr>
+          <w:rFonts w:ascii="Times New Roman" w:hAnsi="Times New Roman" w:eastAsia="Times New Roman" w:cs="Times New Roman"/>
+        </w:rPr>
+        <w:t xml:space="preserve"> </w:t>
+      </w:r>
+      <w:r>
+        <w:rPr>
+          <w:rFonts w:hint="eastAsia" w:ascii="Times New Roman" w:hAnsi="Times New Roman" w:eastAsia="FangSong" w:cs="Times New Roman"/>
+        </w:rPr>
+        <w:t xml:space="preserve">分光光度法</w:t>
       </w:r>
     </w:p>
     <w:tbl>
@@ -100,7 +130,7 @@
                 <w:rFonts w:hint="eastAsia" w:ascii="Times New Roman" w:hAnsi="Times New Roman" w:eastAsia="SimHei" w:cs="Times New Roman"/>
                 <w:b/>
               </w:rPr>
-              <w:t xml:space="preserve">模块</w:t>
+              <w:t xml:space="preserve">考纲条目</w:t>
             </w:r>
           </w:p>
         </w:tc>
@@ -116,7 +146,7 @@
                 <w:rFonts w:hint="eastAsia" w:ascii="Times New Roman" w:hAnsi="Times New Roman" w:eastAsia="SimHei" w:cs="Times New Roman"/>
                 <w:b/>
               </w:rPr>
-              <w:t xml:space="preserve">核心能力</w:t>
+              <w:t xml:space="preserve">学完本讲你应能</w:t>
             </w:r>
           </w:p>
         </w:tc>
@@ -131,11 +161,27 @@
             </w:pPr>
             <w:r>
               <w:rPr>
+                <w:rFonts w:ascii="Times New Roman" w:hAnsi="Times New Roman" w:eastAsia="Times New Roman" w:cs="Times New Roman"/>
+              </w:rPr>
+              <w:t xml:space="preserve">§20 </w:t>
+            </w:r>
+            <w:r>
+              <w:rPr>
                 <w:rFonts w:hint="eastAsia" w:ascii="Times New Roman" w:hAnsi="Times New Roman" w:eastAsia="FangSong" w:cs="Times New Roman"/>
-                <w:b/>
-                <w:bCs/>
-              </w:rPr>
-              <w:t xml:space="preserve">定量原理</w:t>
+              </w:rPr>
+              <w:t xml:space="preserve">分光光度法</w:t>
+            </w:r>
+            <w:r>
+              <w:rPr>
+                <w:rFonts w:ascii="Times New Roman" w:hAnsi="Times New Roman" w:eastAsia="Times New Roman" w:cs="Times New Roman"/>
+              </w:rPr>
+              <w:t xml:space="preserve"> · Lambert-Beer </w:t>
+            </w:r>
+            <w:r>
+              <w:rPr>
+                <w:rFonts w:hint="eastAsia" w:ascii="Times New Roman" w:hAnsi="Times New Roman" w:eastAsia="FangSong" w:cs="Times New Roman"/>
+              </w:rPr>
+              <w:t xml:space="preserve">定律</w:t>
             </w:r>
           </w:p>
         </w:tc>
@@ -271,11 +317,27 @@
             </w:pPr>
             <w:r>
               <w:rPr>
+                <w:rFonts w:ascii="Times New Roman" w:hAnsi="Times New Roman" w:eastAsia="Times New Roman" w:cs="Times New Roman"/>
+              </w:rPr>
+              <w:t xml:space="preserve">§20 </w:t>
+            </w:r>
+            <w:r>
+              <w:rPr>
                 <w:rFonts w:hint="eastAsia" w:ascii="Times New Roman" w:hAnsi="Times New Roman" w:eastAsia="FangSong" w:cs="Times New Roman"/>
-                <w:b/>
-                <w:bCs/>
-              </w:rPr>
-              <w:t xml:space="preserve">测量条件</w:t>
+              </w:rPr>
+              <w:t xml:space="preserve">分光光度法</w:t>
+            </w:r>
+            <w:r>
+              <w:rPr>
+                <w:rFonts w:ascii="Times New Roman" w:hAnsi="Times New Roman" w:eastAsia="Times New Roman" w:cs="Times New Roman"/>
+              </w:rPr>
+              <w:t xml:space="preserve"> · </w:t>
+            </w:r>
+            <w:r>
+              <w:rPr>
+                <w:rFonts w:hint="eastAsia" w:ascii="Times New Roman" w:hAnsi="Times New Roman" w:eastAsia="FangSong" w:cs="Times New Roman"/>
+              </w:rPr>
+              <w:t xml:space="preserve">测定条件与偏离原因</w:t>
             </w:r>
           </w:p>
         </w:tc>
@@ -388,11 +450,27 @@
             </w:pPr>
             <w:r>
               <w:rPr>
+                <w:rFonts w:ascii="Times New Roman" w:hAnsi="Times New Roman" w:eastAsia="Times New Roman" w:cs="Times New Roman"/>
+              </w:rPr>
+              <w:t xml:space="preserve">§20 </w:t>
+            </w:r>
+            <w:r>
+              <w:rPr>
                 <w:rFonts w:hint="eastAsia" w:ascii="Times New Roman" w:hAnsi="Times New Roman" w:eastAsia="FangSong" w:cs="Times New Roman"/>
-                <w:b/>
-                <w:bCs/>
-              </w:rPr>
-              <w:t xml:space="preserve">方法实现</w:t>
+              </w:rPr>
+              <w:t xml:space="preserve">分光光度法</w:t>
+            </w:r>
+            <w:r>
+              <w:rPr>
+                <w:rFonts w:ascii="Times New Roman" w:hAnsi="Times New Roman" w:eastAsia="Times New Roman" w:cs="Times New Roman"/>
+              </w:rPr>
+              <w:t xml:space="preserve"> · </w:t>
+            </w:r>
+            <w:r>
+              <w:rPr>
+                <w:rFonts w:hint="eastAsia" w:ascii="Times New Roman" w:hAnsi="Times New Roman" w:eastAsia="FangSong" w:cs="Times New Roman"/>
+              </w:rPr>
+              <w:t xml:space="preserve">显色反应与标准曲线</w:t>
             </w:r>
           </w:p>
         </w:tc>
@@ -446,11 +524,27 @@
             </w:pPr>
             <w:r>
               <w:rPr>
+                <w:rFonts w:ascii="Times New Roman" w:hAnsi="Times New Roman" w:eastAsia="Times New Roman" w:cs="Times New Roman"/>
+              </w:rPr>
+              <w:t xml:space="preserve">§20 </w:t>
+            </w:r>
+            <w:r>
+              <w:rPr>
                 <w:rFonts w:hint="eastAsia" w:ascii="Times New Roman" w:hAnsi="Times New Roman" w:eastAsia="FangSong" w:cs="Times New Roman"/>
-                <w:b/>
-                <w:bCs/>
-              </w:rPr>
-              <w:t xml:space="preserve">视野延伸</w:t>
+              </w:rPr>
+              <w:t xml:space="preserve">分光光度法</w:t>
+            </w:r>
+            <w:r>
+              <w:rPr>
+                <w:rFonts w:ascii="Times New Roman" w:hAnsi="Times New Roman" w:eastAsia="Times New Roman" w:cs="Times New Roman"/>
+              </w:rPr>
+              <w:t xml:space="preserve"> · </w:t>
+            </w:r>
+            <w:r>
+              <w:rPr>
+                <w:rFonts w:hint="eastAsia" w:ascii="Times New Roman" w:hAnsi="Times New Roman" w:eastAsia="FangSong" w:cs="Times New Roman"/>
+              </w:rPr>
+              <w:t xml:space="preserve">灵敏度与方法原理</w:t>
             </w:r>
           </w:p>
         </w:tc>

--- a/06-学生侧材料/讲义/4-分析化学/分光光度法-超级充实版（自学完整）.docx
+++ b/06-学生侧材料/讲义/4-分析化学/分光光度法-超级充实版（自学完整）.docx
@@ -2,7 +2,7 @@
 <file path=word/document.xml><?xml version="1.0" encoding="utf-8"?>
 <w:document xmlns:w="http://schemas.openxmlformats.org/wordprocessingml/2006/main" xmlns:m="http://schemas.openxmlformats.org/officeDocument/2006/math" xmlns:r="http://schemas.openxmlformats.org/officeDocument/2006/relationships" xmlns:o="urn:schemas-microsoft-com:office:office" xmlns:v="urn:schemas-microsoft-com:vml" xmlns:w10="urn:schemas-microsoft-com:office:word" xmlns:a="http://schemas.openxmlformats.org/drawingml/2006/main" xmlns:pic="http://schemas.openxmlformats.org/drawingml/2006/picture" xmlns:wp="http://schemas.openxmlformats.org/drawingml/2006/wordprocessingDrawing">
   <w:body>
-    <w:bookmarkStart w:id="63" w:name="第4讲分光光度法"/>
+    <w:bookmarkStart w:id="63" w:name="第5讲分光光度法"/>
     <w:p>
       <w:pPr>
         <w:pStyle w:val="Heading1"/>
@@ -19,7 +19,7 @@
         <w:rPr>
           <w:rFonts w:hint="eastAsia" w:ascii="Times New Roman" w:hAnsi="Times New Roman" w:eastAsia="Times New Roman" w:cs="Times New Roman"/>
         </w:rPr>
-        <w:t>4</w:t>
+        <w:t>5</w:t>
       </w:r>
       <w:r>
         <w:rPr>
@@ -4531,7 +4531,7 @@
           <w:iCs/>
           <w:sz w:val="21"/>
         </w:rPr>
-        <w:t>）——</w:t>
+        <w:t>）</w:t>
       </w:r>
       <w:r>
         <w:rPr>
@@ -4541,7 +4541,7 @@
           <w:iCs/>
           <w:sz w:val="21"/>
         </w:rPr>
-        <w:t>横轴波长</w:t>
+        <w:t>实例</w:t>
       </w:r>
       <w:r>
         <w:rPr>
@@ -4551,7 +4551,7 @@
           <w:iCs/>
           <w:sz w:val="21"/>
         </w:rPr>
-        <w:t>，</w:t>
+        <w:t>——</w:t>
       </w:r>
       <w:r>
         <w:rPr>
@@ -4561,27 +4561,7 @@
           <w:iCs/>
           <w:sz w:val="21"/>
         </w:rPr>
-        <w:t>纵轴吸光度</w:t>
-      </w:r>
-      <w:r>
-        <w:rPr>
-          <w:rFonts w:hint="eastAsia" w:ascii="Times New Roman" w:hAnsi="Times New Roman" w:eastAsia="FangSong" w:cs="Times New Roman"/>
-          <w:b w:val="0"/>
-          <w:i w:val="0"/>
-          <w:iCs/>
-          <w:sz w:val="21"/>
-        </w:rPr>
-        <w:t>，</w:t>
-      </w:r>
-      <w:r>
-        <w:rPr>
-          <w:rFonts w:hint="eastAsia" w:ascii="Times New Roman" w:hAnsi="Times New Roman" w:eastAsia="FangSong" w:cs="Times New Roman"/>
-          <w:b w:val="0"/>
-          <w:i w:val="0"/>
-          <w:iCs/>
-          <w:sz w:val="21"/>
-        </w:rPr>
-        <w:t>峰值对应最大吸收波长</w:t>
+        <w:t>叶绿素</w:t>
       </w:r>
       <w:r>
         <w:rPr>
@@ -4591,7 +4571,7 @@
           <w:iCs/>
           <w:sz w:val="21"/>
         </w:rPr>
-        <w:t xml:space="preserve"> </w:t>
+        <w:t xml:space="preserve"> a </w:t>
       </w:r>
       <w:r>
         <w:rPr>
@@ -4601,17 +4581,17 @@
           <w:iCs/>
           <w:sz w:val="21"/>
         </w:rPr>
-        <w:t>λmax。</w:t>
-      </w:r>
-      <w:r>
-        <w:rPr>
-          <w:rFonts w:hint="eastAsia" w:ascii="Times New Roman" w:hAnsi="Times New Roman" w:eastAsia="FangSong" w:cs="Times New Roman"/>
+        <w:t xml:space="preserve">与叶绿素</w:t>
+      </w:r>
+      <w:r>
+        <w:rPr>
+          <w:rFonts w:ascii="Times New Roman" w:hAnsi="Times New Roman" w:eastAsia="FangSong" w:cs="Times New Roman"/>
           <w:b w:val="0"/>
           <w:i w:val="0"/>
           <w:iCs/>
           <w:sz w:val="21"/>
         </w:rPr>
-        <w:t>不同浓度仅吸光度成比例变化</w:t>
+        <w:t xml:space="preserve"> b </w:t>
       </w:r>
       <w:r>
         <w:rPr>
@@ -4621,17 +4601,297 @@
           <w:iCs/>
           <w:sz w:val="21"/>
         </w:rPr>
-        <w:t>，</w:t>
-      </w:r>
-      <w:r>
-        <w:rPr>
-          <w:rFonts w:hint="eastAsia" w:ascii="Times New Roman" w:hAnsi="Times New Roman" w:eastAsia="FangSong" w:cs="Times New Roman"/>
+        <w:t xml:space="preserve">在</w:t>
+      </w:r>
+      <w:r>
+        <w:rPr>
+          <w:rFonts w:ascii="Times New Roman" w:hAnsi="Times New Roman" w:eastAsia="FangSong" w:cs="Times New Roman"/>
           <w:b w:val="0"/>
           <w:i w:val="0"/>
           <w:iCs/>
           <w:sz w:val="21"/>
         </w:rPr>
-        <w:t>形状不变</w:t>
+        <w:t xml:space="preserve"> 300~800 nm </w:t>
+      </w:r>
+      <w:r>
+        <w:rPr>
+          <w:rFonts w:hint="eastAsia" w:ascii="Times New Roman" w:hAnsi="Times New Roman" w:eastAsia="FangSong" w:cs="Times New Roman"/>
+          <w:b w:val="0"/>
+          <w:i w:val="0"/>
+          <w:iCs/>
+          <w:sz w:val="21"/>
+        </w:rPr>
+        <w:t>的吸收光谱</w:t>
+      </w:r>
+      <w:r>
+        <w:rPr>
+          <w:rFonts w:hint="eastAsia" w:ascii="Times New Roman" w:hAnsi="Times New Roman" w:eastAsia="FangSong" w:cs="Times New Roman"/>
+          <w:b w:val="0"/>
+          <w:i w:val="0"/>
+          <w:iCs/>
+          <w:sz w:val="21"/>
+        </w:rPr>
+        <w:t>（</w:t>
+      </w:r>
+      <w:r>
+        <w:rPr>
+          <w:rFonts w:hint="eastAsia" w:ascii="Times New Roman" w:hAnsi="Times New Roman" w:eastAsia="FangSong" w:cs="Times New Roman"/>
+          <w:b w:val="0"/>
+          <w:i w:val="0"/>
+          <w:iCs/>
+          <w:sz w:val="21"/>
+        </w:rPr>
+        <w:t>横轴波长</w:t>
+      </w:r>
+      <w:r>
+        <w:rPr>
+          <w:rFonts w:hint="eastAsia" w:ascii="Times New Roman" w:hAnsi="Times New Roman" w:eastAsia="FangSong" w:cs="Times New Roman"/>
+          <w:b w:val="0"/>
+          <w:i w:val="0"/>
+          <w:iCs/>
+          <w:sz w:val="21"/>
+        </w:rPr>
+        <w:t>，</w:t>
+      </w:r>
+      <w:r>
+        <w:rPr>
+          <w:rFonts w:hint="eastAsia" w:ascii="Times New Roman" w:hAnsi="Times New Roman" w:eastAsia="FangSong" w:cs="Times New Roman"/>
+          <w:b w:val="0"/>
+          <w:i w:val="0"/>
+          <w:iCs/>
+          <w:sz w:val="21"/>
+        </w:rPr>
+        <w:t>纵轴吸收系数</w:t>
+      </w:r>
+      <w:r>
+        <w:rPr>
+          <w:rFonts w:ascii="Times New Roman" w:hAnsi="Times New Roman" w:eastAsia="FangSong" w:cs="Times New Roman"/>
+          <w:b w:val="0"/>
+          <w:i w:val="0"/>
+          <w:iCs/>
+          <w:sz w:val="21"/>
+        </w:rPr>
+        <w:t xml:space="preserve"> </w:t>
+      </w:r>
+      <w:r>
+        <w:rPr>
+          <w:rFonts w:hint="eastAsia" w:ascii="Times New Roman" w:hAnsi="Times New Roman" w:eastAsia="FangSong" w:cs="Times New Roman"/>
+          <w:b w:val="0"/>
+          <w:i w:val="0"/>
+          <w:iCs/>
+          <w:sz w:val="21"/>
+        </w:rPr>
+        <w:t>ε）。</w:t>
+      </w:r>
+      <w:r>
+        <w:rPr>
+          <w:rFonts w:hint="eastAsia" w:ascii="Times New Roman" w:hAnsi="Times New Roman" w:eastAsia="FangSong" w:cs="Times New Roman"/>
+          <w:b w:val="0"/>
+          <w:i w:val="0"/>
+          <w:iCs/>
+          <w:sz w:val="21"/>
+        </w:rPr>
+        <w:t>两物质峰值波长</w:t>
+      </w:r>
+      <w:r>
+        <w:rPr>
+          <w:rFonts w:hint="eastAsia" w:ascii="Times New Roman" w:hAnsi="Times New Roman" w:eastAsia="FangSong" w:cs="Times New Roman"/>
+          <w:b w:val="0"/>
+          <w:i w:val="0"/>
+          <w:iCs/>
+          <w:sz w:val="21"/>
+        </w:rPr>
+        <w:t>（λmax）</w:t>
+      </w:r>
+      <w:r>
+        <w:rPr>
+          <w:rFonts w:hint="eastAsia" w:ascii="Times New Roman" w:hAnsi="Times New Roman" w:eastAsia="FangSong" w:cs="Times New Roman"/>
+          <w:b w:val="0"/>
+          <w:i w:val="0"/>
+          <w:iCs/>
+          <w:sz w:val="21"/>
+        </w:rPr>
+        <w:t>不同</w:t>
+      </w:r>
+      <w:r>
+        <w:rPr>
+          <w:rFonts w:hint="eastAsia" w:ascii="Times New Roman" w:hAnsi="Times New Roman" w:eastAsia="FangSong" w:cs="Times New Roman"/>
+          <w:b w:val="0"/>
+          <w:i w:val="0"/>
+          <w:iCs/>
+          <w:sz w:val="21"/>
+        </w:rPr>
+        <w:t>→</w:t>
+      </w:r>
+      <w:r>
+        <w:rPr>
+          <w:rFonts w:hint="eastAsia" w:ascii="Times New Roman" w:hAnsi="Times New Roman" w:eastAsia="FangSong" w:cs="Times New Roman"/>
+          <w:b w:val="0"/>
+          <w:i w:val="0"/>
+          <w:iCs/>
+          <w:sz w:val="21"/>
+        </w:rPr>
+        <w:t>可据</w:t>
+      </w:r>
+      <w:r>
+        <w:rPr>
+          <w:rFonts w:hint="eastAsia" w:ascii="Times New Roman" w:hAnsi="Times New Roman" w:eastAsia="FangSong" w:cs="Times New Roman"/>
+          <w:b w:val="0"/>
+          <w:i w:val="0"/>
+          <w:iCs/>
+          <w:sz w:val="21"/>
+        </w:rPr>
+        <w:t>「</w:t>
+      </w:r>
+      <w:r>
+        <w:rPr>
+          <w:rFonts w:hint="eastAsia" w:ascii="Times New Roman" w:hAnsi="Times New Roman" w:eastAsia="FangSong" w:cs="Times New Roman"/>
+          <w:b w:val="0"/>
+          <w:i w:val="0"/>
+          <w:iCs/>
+          <w:sz w:val="21"/>
+        </w:rPr>
+        <w:t>吸收最大</w:t>
+      </w:r>
+      <w:r>
+        <w:rPr>
+          <w:rFonts w:hint="eastAsia" w:ascii="Times New Roman" w:hAnsi="Times New Roman" w:eastAsia="FangSong" w:cs="Times New Roman"/>
+          <w:b w:val="0"/>
+          <w:i w:val="0"/>
+          <w:iCs/>
+          <w:sz w:val="21"/>
+        </w:rPr>
+        <w:t>、</w:t>
+      </w:r>
+      <w:r>
+        <w:rPr>
+          <w:rFonts w:hint="eastAsia" w:ascii="Times New Roman" w:hAnsi="Times New Roman" w:eastAsia="FangSong" w:cs="Times New Roman"/>
+          <w:b w:val="0"/>
+          <w:i w:val="0"/>
+          <w:iCs/>
+          <w:sz w:val="21"/>
+        </w:rPr>
+        <w:t>干扰最小</w:t>
+      </w:r>
+      <w:r>
+        <w:rPr>
+          <w:rFonts w:hint="eastAsia" w:ascii="Times New Roman" w:hAnsi="Times New Roman" w:eastAsia="FangSong" w:cs="Times New Roman"/>
+          <w:b w:val="0"/>
+          <w:i w:val="0"/>
+          <w:iCs/>
+          <w:sz w:val="21"/>
+        </w:rPr>
+        <w:t>」</w:t>
+      </w:r>
+      <w:r>
+        <w:rPr>
+          <w:rFonts w:hint="eastAsia" w:ascii="Times New Roman" w:hAnsi="Times New Roman" w:eastAsia="FangSong" w:cs="Times New Roman"/>
+          <w:b w:val="0"/>
+          <w:i w:val="0"/>
+          <w:iCs/>
+          <w:sz w:val="21"/>
+        </w:rPr>
+        <w:t>选测定波长</w:t>
+      </w:r>
+      <w:r>
+        <w:rPr>
+          <w:rFonts w:hint="eastAsia" w:ascii="Times New Roman" w:hAnsi="Times New Roman" w:eastAsia="FangSong" w:cs="Times New Roman"/>
+          <w:b w:val="0"/>
+          <w:i w:val="0"/>
+          <w:iCs/>
+          <w:sz w:val="21"/>
+        </w:rPr>
+        <w:t>；</w:t>
+      </w:r>
+      <w:r>
+        <w:rPr>
+          <w:rFonts w:hint="eastAsia" w:ascii="Times New Roman" w:hAnsi="Times New Roman" w:eastAsia="FangSong" w:cs="Times New Roman"/>
+          <w:b w:val="0"/>
+          <w:i w:val="0"/>
+          <w:iCs/>
+          <w:sz w:val="21"/>
+        </w:rPr>
+        <w:t>同一物质改变浓度时曲线形状与</w:t>
+      </w:r>
+      <w:r>
+        <w:rPr>
+          <w:rFonts w:ascii="Times New Roman" w:hAnsi="Times New Roman" w:eastAsia="FangSong" w:cs="Times New Roman"/>
+          <w:b w:val="0"/>
+          <w:i w:val="0"/>
+          <w:iCs/>
+          <w:sz w:val="21"/>
+        </w:rPr>
+        <w:t xml:space="preserve"> λmax </w:t>
+      </w:r>
+      <w:r>
+        <w:rPr>
+          <w:rFonts w:hint="eastAsia" w:ascii="Times New Roman" w:hAnsi="Times New Roman" w:eastAsia="FangSong" w:cs="Times New Roman"/>
+          <w:b w:val="0"/>
+          <w:i w:val="0"/>
+          <w:iCs/>
+          <w:sz w:val="21"/>
+        </w:rPr>
+        <w:t>不变</w:t>
+      </w:r>
+      <w:r>
+        <w:rPr>
+          <w:rFonts w:hint="eastAsia" w:ascii="Times New Roman" w:hAnsi="Times New Roman" w:eastAsia="FangSong" w:cs="Times New Roman"/>
+          <w:b w:val="0"/>
+          <w:i w:val="0"/>
+          <w:iCs/>
+          <w:sz w:val="21"/>
+        </w:rPr>
+        <w:t>、</w:t>
+      </w:r>
+      <w:r>
+        <w:rPr>
+          <w:rFonts w:hint="eastAsia" w:ascii="Times New Roman" w:hAnsi="Times New Roman" w:eastAsia="FangSong" w:cs="Times New Roman"/>
+          <w:b w:val="0"/>
+          <w:i w:val="0"/>
+          <w:iCs/>
+          <w:sz w:val="21"/>
+        </w:rPr>
+        <w:t>仅</w:t>
+      </w:r>
+      <w:r>
+        <w:rPr>
+          <w:rFonts w:ascii="Times New Roman" w:hAnsi="Times New Roman" w:eastAsia="FangSong" w:cs="Times New Roman"/>
+          <w:b w:val="0"/>
+          <w:i w:val="0"/>
+          <w:iCs/>
+          <w:sz w:val="21"/>
+        </w:rPr>
+        <w:t xml:space="preserve"> A </w:t>
+      </w:r>
+      <w:r>
+        <w:rPr>
+          <w:rFonts w:hint="eastAsia" w:ascii="Times New Roman" w:hAnsi="Times New Roman" w:eastAsia="FangSong" w:cs="Times New Roman"/>
+          <w:b w:val="0"/>
+          <w:i w:val="0"/>
+          <w:iCs/>
+          <w:sz w:val="21"/>
+        </w:rPr>
+        <w:t>值成比例变化</w:t>
+      </w:r>
+      <w:r>
+        <w:rPr>
+          <w:rFonts w:hint="eastAsia" w:ascii="Times New Roman" w:hAnsi="Times New Roman" w:eastAsia="FangSong" w:cs="Times New Roman"/>
+          <w:b w:val="0"/>
+          <w:i w:val="0"/>
+          <w:iCs/>
+          <w:sz w:val="21"/>
+        </w:rPr>
+        <w:t>，</w:t>
+      </w:r>
+      <w:r>
+        <w:rPr>
+          <w:rFonts w:hint="eastAsia" w:ascii="Times New Roman" w:hAnsi="Times New Roman" w:eastAsia="FangSong" w:cs="Times New Roman"/>
+          <w:b w:val="0"/>
+          <w:i w:val="0"/>
+          <w:iCs/>
+          <w:sz w:val="21"/>
+        </w:rPr>
+        <w:t>这是定量分析的依据</w:t>
       </w:r>
       <w:r>
         <w:rPr>
@@ -11682,7 +11942,7 @@
           <m:t>≈</m:t>
         </m:r>
         <m:r>
-          <m:t>3.5</m:t>
+          <m:t>3.4</m:t>
         </m:r>
         <m:r>
           <m:rPr>

--- a/06-学生侧材料/讲义/4-分析化学/分光光度法-超级充实版（自学完整）.docx
+++ b/06-学生侧材料/讲义/4-分析化学/分光光度法-超级充实版（自学完整）.docx
@@ -2257,20 +2257,13 @@
         <w:rPr>
           <w:rFonts w:ascii="Times New Roman" w:hAnsi="Times New Roman" w:eastAsia="Times New Roman" w:cs="Times New Roman"/>
         </w:rPr>
-        <w:t xml:space="preserve"> 0</w:t>
-      </w:r>
-      <w:r>
-        <w:rPr>
-          <w:rFonts w:hint="eastAsia" w:ascii="Times New Roman" w:hAnsi="Times New Roman" w:eastAsia="Times New Roman" w:cs="Times New Roman"/>
-          <w:vertAlign w:val="subscript"/>
-        </w:rPr>
-        <w:t xml:space="preserve">1（0%</w:t>
-      </w:r>
-      <w:r>
-        <w:rPr>
-          <w:rFonts w:hint="eastAsia" w:ascii="Times New Roman" w:hAnsi="Times New Roman" w:eastAsia="Times New Roman" w:cs="Times New Roman"/>
-        </w:rPr>
-        <w:t xml:space="preserve">100%），</w:t>
+        <w:t xml:space="preserve"> </w:t>
+      </w:r>
+      <w:r>
+        <w:rPr>
+          <w:rFonts w:hint="eastAsia" w:ascii="Times New Roman" w:hAnsi="Times New Roman" w:eastAsia="Times New Roman" w:cs="Times New Roman"/>
+        </w:rPr>
+        <w:t xml:space="preserve">0~1（0%~100%），</w:t>
       </w:r>
       <m:oMath>
         <m:r>
@@ -17017,20 +17010,7 @@
         <w:rPr>
           <w:rFonts w:ascii="Times New Roman" w:hAnsi="Times New Roman" w:eastAsia="Times New Roman" w:cs="Times New Roman"/>
         </w:rPr>
-        <w:t xml:space="preserve"> pH 2</w:t>
-      </w:r>
-      <w:r>
-        <w:rPr>
-          <w:rFonts w:ascii="Times New Roman" w:hAnsi="Times New Roman" w:eastAsia="Times New Roman" w:cs="Times New Roman"/>
-          <w:vertAlign w:val="subscript"/>
-        </w:rPr>
-        <w:t xml:space="preserve">3、4</w:t>
-      </w:r>
-      <w:r>
-        <w:rPr>
-          <w:rFonts w:ascii="Times New Roman" w:hAnsi="Times New Roman" w:eastAsia="Times New Roman" w:cs="Times New Roman"/>
-        </w:rPr>
-        <w:t xml:space="preserve">7、8~10 </w:t>
+        <w:t xml:space="preserve"> pH 2~3、4~7、8~10 </w:t>
       </w:r>
       <w:r>
         <w:rPr>

--- a/06-学生侧材料/讲义/4-分析化学/分光光度法-超级充实版（自学完整）.docx
+++ b/06-学生侧材料/讲义/4-分析化学/分光光度法-超级充实版（自学完整）.docx
@@ -10925,7 +10925,7 @@
         <w:rPr>
           <w:rFonts w:hint="eastAsia" w:ascii="Times New Roman" w:hAnsi="Times New Roman" w:eastAsia="FangSong" w:cs="Times New Roman"/>
         </w:rPr>
-        <w:t>若生成的配合物极为稳定</w:t>
+        <w:t>若生成的配合物稳定</w:t>
       </w:r>
       <w:r>
         <w:rPr>
@@ -15360,7 +15360,7 @@
         <w:rPr>
           <w:rFonts w:hint="eastAsia" w:ascii="Times New Roman" w:hAnsi="Times New Roman" w:eastAsia="FangSong" w:cs="Times New Roman"/>
         </w:rPr>
-        <w:t>等吸收点的微观形成条件极为严格</w:t>
+        <w:t>等吸收点的微观形成条件严格</w:t>
       </w:r>
       <w:r>
         <w:rPr>
@@ -16232,7 +16232,7 @@
           <w:b/>
           <w:bCs/>
         </w:rPr>
-        <w:t xml:space="preserve">纯粹双组分平衡的试金石</w:t>
+        <w:t xml:space="preserve">纯粹双组分平衡的判据</w:t>
       </w:r>
       <w:r>
         <w:rPr>
@@ -16310,7 +16310,7 @@
         <w:rPr>
           <w:rFonts w:hint="eastAsia" w:ascii="Times New Roman" w:hAnsi="Times New Roman" w:eastAsia="FangSong" w:cs="Times New Roman"/>
         </w:rPr>
-        <w:t>的绝对金标准</w:t>
+        <w:t>的严格判据</w:t>
       </w:r>
       <w:r>
         <w:rPr>

--- a/06-学生侧材料/讲义/4-分析化学/分光光度法-超级充实版（自学完整）.docx
+++ b/06-学生侧材料/讲义/4-分析化学/分光光度法-超级充实版（自学完整）.docx
@@ -1470,6 +1470,7 @@
     <w:p>
       <w:pPr>
         <w:pStyle w:val="BodyText"/>
+        <w:spacing w:after="80"/>
         <w:ind w:firstLine="420"/>
       </w:pPr>
       <w:r>
@@ -1720,112 +1721,166 @@
         <w:t>。</w:t>
       </w:r>
     </w:p>
-    <w:p>
-      <w:pPr>
-        <w:pStyle w:val="BodyText"/>
-        <w:spacing w:before="160" w:after="80"/>
+    <w:tbl>
+      <w:tblPr>
+        <w:tblStyle w:val="Table"/>
+        <w:tblW w:type="pct" w:w="5000"/>
+        <w:tblLayout w:type="fixed"/>
+        <w:tblLook w:firstRow="1" w:lastRow="0" w:firstColumn="0" w:lastColumn="0" w:noHBand="0" w:noVBand="0" w:val="0020"/>
         <w:jc w:val="center"/>
-      </w:pPr>
-      <w:r>
-        <w:rPr>
-          <w:rFonts w:ascii="Times New Roman" w:hAnsi="Times New Roman" w:eastAsia="Times New Roman" w:cs="Times New Roman"/>
-        </w:rPr>
-        <w:drawing>
-          <wp:inline>
-            <wp:extent cx="2667000" cy="2537401"/>
-            <wp:effectExtent b="0" l="0" r="0" t="0"/>
-            <wp:docPr descr="" title="" id="11" name="Picture"/>
-            <a:graphic>
-              <a:graphicData uri="http://schemas.openxmlformats.org/drawingml/2006/picture">
-                <pic:pic>
-                  <pic:nvPicPr>
-                    <pic:cNvPr descr="7256fba7dda6e9f86cfcce451b8fd2217735a9a3df9a5291e675a4e5c904c1b3.jpg" id="12" name="Picture"/>
-                    <pic:cNvPicPr>
-                      <a:picLocks noChangeArrowheads="1" noChangeAspect="1"/>
-                    </pic:cNvPicPr>
-                  </pic:nvPicPr>
-                  <pic:blipFill>
-                    <a:blip r:embed="rId10"/>
-                    <a:stretch>
-                      <a:fillRect/>
-                    </a:stretch>
-                  </pic:blipFill>
-                  <pic:spPr bwMode="auto">
-                    <a:xfrm>
-                      <a:off x="0" y="0"/>
-                      <a:ext cx="2667000" cy="2537401"/>
-                    </a:xfrm>
-                    <a:prstGeom prst="rect">
-                      <a:avLst/>
-                    </a:prstGeom>
-                    <a:noFill/>
-                    <a:ln w="9525">
-                      <a:noFill/>
-                      <a:headEnd/>
-                      <a:tailEnd/>
-                    </a:ln>
-                  </pic:spPr>
-                </pic:pic>
-              </a:graphicData>
-            </a:graphic>
-          </wp:inline>
-        </w:drawing>
-      </w:r>
-      <w:r>
-        <w:rPr>
-          <w:rFonts w:ascii="Times New Roman" w:hAnsi="Times New Roman" w:eastAsia="Times New Roman" w:cs="Times New Roman"/>
-        </w:rPr>
-        <w:t xml:space="preserve"> </w:t>
-      </w:r>
-      <w:r>
-        <w:rPr>
-          <w:rFonts w:ascii="Times New Roman" w:hAnsi="Times New Roman" w:eastAsia="Times New Roman" w:cs="Times New Roman"/>
-        </w:rPr>
-        <w:t xml:space="preserve">&gt; </w:t>
-      </w:r>
-      <w:r>
-        <w:rPr>
-          <w:rFonts w:hint="eastAsia" w:ascii="Times New Roman" w:hAnsi="Times New Roman" w:eastAsia="FangSong" w:cs="Times New Roman"/>
-        </w:rPr>
-        <w:t xml:space="preserve">图</w:t>
-      </w:r>
-      <w:r>
-        <w:rPr>
-          <w:rFonts w:ascii="Times New Roman" w:hAnsi="Times New Roman" w:eastAsia="Times New Roman" w:cs="Times New Roman"/>
-        </w:rPr>
-        <w:t xml:space="preserve"> </w:t>
-      </w:r>
-      <w:r>
-        <w:rPr>
-          <w:rFonts w:hint="eastAsia" w:ascii="Times New Roman" w:hAnsi="Times New Roman" w:eastAsia="Times New Roman" w:cs="Times New Roman"/>
-        </w:rPr>
-        <w:t>9-1：</w:t>
-      </w:r>
-      <w:r>
-        <w:rPr>
-          <w:rFonts w:hint="eastAsia" w:ascii="Times New Roman" w:hAnsi="Times New Roman" w:eastAsia="FangSong" w:cs="Times New Roman"/>
-        </w:rPr>
-        <w:t>吸光度与浓度关系曲线</w:t>
-      </w:r>
-      <w:r>
-        <w:rPr>
-          <w:rFonts w:hint="eastAsia" w:ascii="Times New Roman" w:hAnsi="Times New Roman" w:eastAsia="Times New Roman" w:cs="Times New Roman"/>
-        </w:rPr>
-        <w:t>（</w:t>
-      </w:r>
-      <w:r>
-        <w:rPr>
-          <w:rFonts w:hint="eastAsia" w:ascii="Times New Roman" w:hAnsi="Times New Roman" w:eastAsia="FangSong" w:cs="Times New Roman"/>
-        </w:rPr>
-        <w:t>正负偏离比尔定律现象</w:t>
-      </w:r>
-      <w:r>
-        <w:rPr>
-          <w:rFonts w:hint="eastAsia" w:ascii="Times New Roman" w:hAnsi="Times New Roman" w:eastAsia="Times New Roman" w:cs="Times New Roman"/>
-        </w:rPr>
-        <w:t>）</w:t>
-      </w:r>
-    </w:p>
+        <w:tblBorders>
+          <w:top w:val="single" w:sz="12" w:space="0" w:color="333333"/>
+          <w:bottom w:val="single" w:sz="12" w:space="0" w:color="333333"/>
+          <w:left w:val="none"/>
+          <w:right w:val="none"/>
+          <w:insideH w:val="none"/>
+          <w:insideV w:val="none"/>
+        </w:tblBorders>
+      </w:tblPr>
+      <w:tblGrid>
+        <w:gridCol w:w="7920"/>
+      </w:tblGrid>
+      <w:tr>
+        <w:trPr>
+          <w:tblHeader w:val="on"/>
+        </w:trPr>
+        <w:tc>
+          <w:tcPr>
+            <w:tcBorders>
+              <w:bottom w:val="single" w:sz="6" w:space="0" w:color="333333"/>
+            </w:tcBorders>
+          </w:tcPr>
+          <w:p>
+            <w:pPr>
+              <w:pStyle w:val="Compact"/>
+              <w:jc w:val="center"/>
+            </w:pPr>
+            <w:r>
+              <w:rPr>
+                <w:rFonts w:hint="eastAsia" w:ascii="Times New Roman" w:hAnsi="Times New Roman" w:eastAsia="SimHei" w:cs="Times New Roman"/>
+                <w:b/>
+              </w:rPr>
+              <w:t xml:space="preserve">吸光度与浓度</w:t>
+            </w:r>
+          </w:p>
+        </w:tc>
+      </w:tr>
+      <w:tr>
+        <w:tc>
+          <w:tcPr/>
+          <w:p>
+            <w:pPr>
+              <w:pStyle w:val="Compact"/>
+              <w:jc w:val="center"/>
+            </w:pPr>
+            <w:r>
+              <w:rPr>
+                <w:rFonts w:ascii="Times New Roman" w:hAnsi="Times New Roman" w:eastAsia="Times New Roman" w:cs="Times New Roman"/>
+              </w:rPr>
+              <w:drawing>
+                <wp:inline>
+                  <wp:extent cx="2667000" cy="2537401"/>
+                  <wp:effectExtent b="0" l="0" r="0" t="0"/>
+                  <wp:docPr descr="" title="" id="11" name="Picture"/>
+                  <a:graphic>
+                    <a:graphicData uri="http://schemas.openxmlformats.org/drawingml/2006/picture">
+                      <pic:pic>
+                        <pic:nvPicPr>
+                          <pic:cNvPr descr="7256fba7dda6e9f86cfcce451b8fd2217735a9a3df9a5291e675a4e5c904c1b3.jpg" id="12" name="Picture"/>
+                          <pic:cNvPicPr>
+                            <a:picLocks noChangeArrowheads="1" noChangeAspect="1"/>
+                          </pic:cNvPicPr>
+                        </pic:nvPicPr>
+                        <pic:blipFill>
+                          <a:blip r:embed="rId10"/>
+                          <a:stretch>
+                            <a:fillRect/>
+                          </a:stretch>
+                        </pic:blipFill>
+                        <pic:spPr bwMode="auto">
+                          <a:xfrm>
+                            <a:off x="0" y="0"/>
+                            <a:ext cx="2667000" cy="2537401"/>
+                          </a:xfrm>
+                          <a:prstGeom prst="rect">
+                            <a:avLst/>
+                          </a:prstGeom>
+                          <a:noFill/>
+                          <a:ln w="9525">
+                            <a:noFill/>
+                            <a:headEnd/>
+                            <a:tailEnd/>
+                          </a:ln>
+                        </pic:spPr>
+                      </pic:pic>
+                    </a:graphicData>
+                  </a:graphic>
+                </wp:inline>
+              </w:drawing>
+            </w:r>
+          </w:p>
+        </w:tc>
+      </w:tr>
+      <w:tr>
+        <w:tc>
+          <w:tcPr/>
+          <w:p>
+            <w:pPr>
+              <w:pStyle w:val="Compact"/>
+              <w:jc w:val="center"/>
+            </w:pPr>
+            <w:r>
+              <w:rPr>
+                <w:rFonts w:ascii="Times New Roman" w:hAnsi="Times New Roman" w:eastAsia="Times New Roman" w:cs="Times New Roman"/>
+              </w:rPr>
+              <w:t xml:space="preserve">&gt; </w:t>
+            </w:r>
+            <w:r>
+              <w:rPr>
+                <w:rFonts w:hint="eastAsia" w:ascii="Times New Roman" w:hAnsi="Times New Roman" w:eastAsia="FangSong" w:cs="Times New Roman"/>
+              </w:rPr>
+              <w:t xml:space="preserve">图</w:t>
+            </w:r>
+            <w:r>
+              <w:rPr>
+                <w:rFonts w:ascii="Times New Roman" w:hAnsi="Times New Roman" w:eastAsia="Times New Roman" w:cs="Times New Roman"/>
+              </w:rPr>
+              <w:t xml:space="preserve"> </w:t>
+            </w:r>
+            <w:r>
+              <w:rPr>
+                <w:rFonts w:hint="eastAsia" w:ascii="Times New Roman" w:hAnsi="Times New Roman" w:eastAsia="Times New Roman" w:cs="Times New Roman"/>
+              </w:rPr>
+              <w:t>9-1：</w:t>
+            </w:r>
+            <w:r>
+              <w:rPr>
+                <w:rFonts w:hint="eastAsia" w:ascii="Times New Roman" w:hAnsi="Times New Roman" w:eastAsia="FangSong" w:cs="Times New Roman"/>
+              </w:rPr>
+              <w:t>吸光度与浓度关系曲线</w:t>
+            </w:r>
+            <w:r>
+              <w:rPr>
+                <w:rFonts w:hint="eastAsia" w:ascii="Times New Roman" w:hAnsi="Times New Roman" w:eastAsia="Times New Roman" w:cs="Times New Roman"/>
+              </w:rPr>
+              <w:t>（</w:t>
+            </w:r>
+            <w:r>
+              <w:rPr>
+                <w:rFonts w:hint="eastAsia" w:ascii="Times New Roman" w:hAnsi="Times New Roman" w:eastAsia="FangSong" w:cs="Times New Roman"/>
+              </w:rPr>
+              <w:t>正负偏离比尔定律现象</w:t>
+            </w:r>
+            <w:r>
+              <w:rPr>
+                <w:rFonts w:hint="eastAsia" w:ascii="Times New Roman" w:hAnsi="Times New Roman" w:eastAsia="Times New Roman" w:cs="Times New Roman"/>
+              </w:rPr>
+              <w:t>）</w:t>
+            </w:r>
+          </w:p>
+        </w:tc>
+      </w:tr>
+    </w:tbl>
     <w:bookmarkEnd w:id="13"/>
     <w:bookmarkStart w:id="14" w:name="摩尔吸光系数的化学物理本质与加和性"/>
     <w:p>
@@ -3466,6 +3521,7 @@
     <w:p>
       <w:pPr>
         <w:pStyle w:val="BodyText"/>
+        <w:spacing w:after="80"/>
       </w:pPr>
       <m:oMathPara>
         <m:oMathParaPr>
@@ -3544,139 +3600,194 @@
         </m:oMath>
       </m:oMathPara>
     </w:p>
-    <w:p>
-      <w:pPr>
-        <w:pStyle w:val="FirstParagraph"/>
-        <w:spacing w:before="160" w:after="80"/>
+    <w:tbl>
+      <w:tblPr>
+        <w:tblStyle w:val="Table"/>
+        <w:tblW w:type="pct" w:w="5000"/>
+        <w:tblLayout w:type="fixed"/>
+        <w:tblLook w:firstRow="1" w:lastRow="0" w:firstColumn="0" w:lastColumn="0" w:noHBand="0" w:noVBand="0" w:val="0020"/>
         <w:jc w:val="center"/>
-      </w:pPr>
-      <w:r>
-        <w:rPr>
-          <w:rFonts w:ascii="Times New Roman" w:hAnsi="Times New Roman" w:eastAsia="Times New Roman" w:cs="Times New Roman"/>
-        </w:rPr>
-        <w:drawing>
-          <wp:inline>
-            <wp:extent cx="2667000" cy="2407920"/>
-            <wp:effectExtent b="0" l="0" r="0" t="0"/>
-            <wp:docPr descr="" title="" id="16" name="Picture"/>
-            <a:graphic>
-              <a:graphicData uri="http://schemas.openxmlformats.org/drawingml/2006/picture">
-                <pic:pic>
-                  <pic:nvPicPr>
-                    <pic:cNvPr descr="49bb462324e71e44678127f85aa6075a7993ee02bd2258b9e35ae56b9b835cd3.jpg" id="17" name="Picture"/>
-                    <pic:cNvPicPr>
-                      <a:picLocks noChangeArrowheads="1" noChangeAspect="1"/>
-                    </pic:cNvPicPr>
-                  </pic:nvPicPr>
-                  <pic:blipFill>
-                    <a:blip r:embed="rId15"/>
-                    <a:stretch>
-                      <a:fillRect/>
-                    </a:stretch>
-                  </pic:blipFill>
-                  <pic:spPr bwMode="auto">
-                    <a:xfrm>
-                      <a:off x="0" y="0"/>
-                      <a:ext cx="2667000" cy="2407920"/>
-                    </a:xfrm>
-                    <a:prstGeom prst="rect">
-                      <a:avLst/>
-                    </a:prstGeom>
-                    <a:noFill/>
-                    <a:ln w="9525">
-                      <a:noFill/>
-                      <a:headEnd/>
-                      <a:tailEnd/>
-                    </a:ln>
-                  </pic:spPr>
-                </pic:pic>
-              </a:graphicData>
-            </a:graphic>
-          </wp:inline>
-        </w:drawing>
-      </w:r>
-      <w:r>
-        <w:rPr>
-          <w:rFonts w:ascii="Times New Roman" w:hAnsi="Times New Roman" w:eastAsia="Times New Roman" w:cs="Times New Roman"/>
-        </w:rPr>
-        <w:t xml:space="preserve"> </w:t>
-      </w:r>
-      <w:r>
-        <w:rPr>
-          <w:rFonts w:ascii="Times New Roman" w:hAnsi="Times New Roman" w:eastAsia="Times New Roman" w:cs="Times New Roman"/>
-        </w:rPr>
-        <w:t xml:space="preserve">&gt; </w:t>
-      </w:r>
-      <w:r>
-        <w:rPr>
-          <w:rFonts w:hint="eastAsia" w:ascii="Times New Roman" w:hAnsi="Times New Roman" w:eastAsia="FangSong" w:cs="Times New Roman"/>
-        </w:rPr>
-        <w:t xml:space="preserve">图</w:t>
-      </w:r>
-      <w:r>
-        <w:rPr>
-          <w:rFonts w:ascii="Times New Roman" w:hAnsi="Times New Roman" w:eastAsia="Times New Roman" w:cs="Times New Roman"/>
-        </w:rPr>
-        <w:t xml:space="preserve"> </w:t>
-      </w:r>
-      <w:r>
-        <w:rPr>
-          <w:rFonts w:hint="eastAsia" w:ascii="Times New Roman" w:hAnsi="Times New Roman" w:eastAsia="Times New Roman" w:cs="Times New Roman"/>
-        </w:rPr>
-        <w:t>9-2：</w:t>
-      </w:r>
-      <w:r>
-        <w:rPr>
-          <w:rFonts w:hint="eastAsia" w:ascii="Times New Roman" w:hAnsi="Times New Roman" w:eastAsia="FangSong" w:cs="Times New Roman"/>
-        </w:rPr>
-        <w:t>分光光度法测量相对误差与透光率关系曲线</w:t>
-      </w:r>
-      <w:r>
-        <w:rPr>
-          <w:rFonts w:hint="eastAsia" w:ascii="Times New Roman" w:hAnsi="Times New Roman" w:eastAsia="Times New Roman" w:cs="Times New Roman"/>
-        </w:rPr>
-        <w:t>（</w:t>
-      </w:r>
-      <w:r>
-        <w:rPr>
-          <w:rFonts w:hint="eastAsia" w:ascii="Times New Roman" w:hAnsi="Times New Roman" w:eastAsia="FangSong" w:cs="Times New Roman"/>
-        </w:rPr>
-        <w:t>适宜吸光度范围在</w:t>
-      </w:r>
-      <w:r>
-        <w:rPr>
-          <w:rFonts w:ascii="Times New Roman" w:hAnsi="Times New Roman" w:eastAsia="Times New Roman" w:cs="Times New Roman"/>
-        </w:rPr>
-        <w:t xml:space="preserve"> 0.2 </w:t>
-      </w:r>
-      <w:r>
-        <w:rPr>
-          <w:rFonts w:hint="eastAsia" w:ascii="Times New Roman" w:hAnsi="Times New Roman" w:eastAsia="FangSong" w:cs="Times New Roman"/>
-        </w:rPr>
-        <w:t xml:space="preserve">至</w:t>
-      </w:r>
-      <w:r>
-        <w:rPr>
-          <w:rFonts w:ascii="Times New Roman" w:hAnsi="Times New Roman" w:eastAsia="Times New Roman" w:cs="Times New Roman"/>
-        </w:rPr>
-        <w:t xml:space="preserve"> 0.8 </w:t>
-      </w:r>
-      <w:r>
-        <w:rPr>
-          <w:rFonts w:hint="eastAsia" w:ascii="Times New Roman" w:hAnsi="Times New Roman" w:eastAsia="FangSong" w:cs="Times New Roman"/>
-        </w:rPr>
-        <w:t>之间</w:t>
-      </w:r>
-      <w:r>
-        <w:rPr>
-          <w:rFonts w:hint="eastAsia" w:ascii="Times New Roman" w:hAnsi="Times New Roman" w:eastAsia="Times New Roman" w:cs="Times New Roman"/>
-        </w:rPr>
-        <w:t>）</w:t>
-      </w:r>
-    </w:p>
+        <w:tblBorders>
+          <w:top w:val="single" w:sz="12" w:space="0" w:color="333333"/>
+          <w:bottom w:val="single" w:sz="12" w:space="0" w:color="333333"/>
+          <w:left w:val="none"/>
+          <w:right w:val="none"/>
+          <w:insideH w:val="none"/>
+          <w:insideV w:val="none"/>
+        </w:tblBorders>
+      </w:tblPr>
+      <w:tblGrid>
+        <w:gridCol w:w="7920"/>
+      </w:tblGrid>
+      <w:tr>
+        <w:trPr>
+          <w:tblHeader w:val="on"/>
+        </w:trPr>
+        <w:tc>
+          <w:tcPr>
+            <w:tcBorders>
+              <w:bottom w:val="single" w:sz="6" w:space="0" w:color="333333"/>
+            </w:tcBorders>
+          </w:tcPr>
+          <w:p>
+            <w:pPr>
+              <w:pStyle w:val="Compact"/>
+              <w:jc w:val="center"/>
+            </w:pPr>
+            <w:r>
+              <w:rPr>
+                <w:rFonts w:hint="eastAsia" w:ascii="Times New Roman" w:hAnsi="Times New Roman" w:eastAsia="SimHei" w:cs="Times New Roman"/>
+                <w:b/>
+              </w:rPr>
+              <w:t xml:space="preserve">分光光度法测量相对误差</w:t>
+            </w:r>
+          </w:p>
+        </w:tc>
+      </w:tr>
+      <w:tr>
+        <w:tc>
+          <w:tcPr/>
+          <w:p>
+            <w:pPr>
+              <w:pStyle w:val="Compact"/>
+              <w:jc w:val="center"/>
+            </w:pPr>
+            <w:r>
+              <w:rPr>
+                <w:rFonts w:ascii="Times New Roman" w:hAnsi="Times New Roman" w:eastAsia="Times New Roman" w:cs="Times New Roman"/>
+              </w:rPr>
+              <w:drawing>
+                <wp:inline>
+                  <wp:extent cx="2667000" cy="2407920"/>
+                  <wp:effectExtent b="0" l="0" r="0" t="0"/>
+                  <wp:docPr descr="" title="" id="16" name="Picture"/>
+                  <a:graphic>
+                    <a:graphicData uri="http://schemas.openxmlformats.org/drawingml/2006/picture">
+                      <pic:pic>
+                        <pic:nvPicPr>
+                          <pic:cNvPr descr="49bb462324e71e44678127f85aa6075a7993ee02bd2258b9e35ae56b9b835cd3.jpg" id="17" name="Picture"/>
+                          <pic:cNvPicPr>
+                            <a:picLocks noChangeArrowheads="1" noChangeAspect="1"/>
+                          </pic:cNvPicPr>
+                        </pic:nvPicPr>
+                        <pic:blipFill>
+                          <a:blip r:embed="rId15"/>
+                          <a:stretch>
+                            <a:fillRect/>
+                          </a:stretch>
+                        </pic:blipFill>
+                        <pic:spPr bwMode="auto">
+                          <a:xfrm>
+                            <a:off x="0" y="0"/>
+                            <a:ext cx="2667000" cy="2407920"/>
+                          </a:xfrm>
+                          <a:prstGeom prst="rect">
+                            <a:avLst/>
+                          </a:prstGeom>
+                          <a:noFill/>
+                          <a:ln w="9525">
+                            <a:noFill/>
+                            <a:headEnd/>
+                            <a:tailEnd/>
+                          </a:ln>
+                        </pic:spPr>
+                      </pic:pic>
+                    </a:graphicData>
+                  </a:graphic>
+                </wp:inline>
+              </w:drawing>
+            </w:r>
+          </w:p>
+        </w:tc>
+      </w:tr>
+      <w:tr>
+        <w:tc>
+          <w:tcPr/>
+          <w:p>
+            <w:pPr>
+              <w:pStyle w:val="Compact"/>
+              <w:jc w:val="center"/>
+            </w:pPr>
+            <w:r>
+              <w:rPr>
+                <w:rFonts w:ascii="Times New Roman" w:hAnsi="Times New Roman" w:eastAsia="Times New Roman" w:cs="Times New Roman"/>
+              </w:rPr>
+              <w:t xml:space="preserve">&gt; </w:t>
+            </w:r>
+            <w:r>
+              <w:rPr>
+                <w:rFonts w:hint="eastAsia" w:ascii="Times New Roman" w:hAnsi="Times New Roman" w:eastAsia="FangSong" w:cs="Times New Roman"/>
+              </w:rPr>
+              <w:t xml:space="preserve">图</w:t>
+            </w:r>
+            <w:r>
+              <w:rPr>
+                <w:rFonts w:ascii="Times New Roman" w:hAnsi="Times New Roman" w:eastAsia="Times New Roman" w:cs="Times New Roman"/>
+              </w:rPr>
+              <w:t xml:space="preserve"> </w:t>
+            </w:r>
+            <w:r>
+              <w:rPr>
+                <w:rFonts w:hint="eastAsia" w:ascii="Times New Roman" w:hAnsi="Times New Roman" w:eastAsia="Times New Roman" w:cs="Times New Roman"/>
+              </w:rPr>
+              <w:t>9-2：</w:t>
+            </w:r>
+            <w:r>
+              <w:rPr>
+                <w:rFonts w:hint="eastAsia" w:ascii="Times New Roman" w:hAnsi="Times New Roman" w:eastAsia="FangSong" w:cs="Times New Roman"/>
+              </w:rPr>
+              <w:t>分光光度法测量相对误差与透光率关系曲线</w:t>
+            </w:r>
+            <w:r>
+              <w:rPr>
+                <w:rFonts w:hint="eastAsia" w:ascii="Times New Roman" w:hAnsi="Times New Roman" w:eastAsia="Times New Roman" w:cs="Times New Roman"/>
+              </w:rPr>
+              <w:t>（</w:t>
+            </w:r>
+            <w:r>
+              <w:rPr>
+                <w:rFonts w:hint="eastAsia" w:ascii="Times New Roman" w:hAnsi="Times New Roman" w:eastAsia="FangSong" w:cs="Times New Roman"/>
+              </w:rPr>
+              <w:t>适宜吸光度范围在</w:t>
+            </w:r>
+            <w:r>
+              <w:rPr>
+                <w:rFonts w:ascii="Times New Roman" w:hAnsi="Times New Roman" w:eastAsia="Times New Roman" w:cs="Times New Roman"/>
+              </w:rPr>
+              <w:t xml:space="preserve"> 0.2 </w:t>
+            </w:r>
+            <w:r>
+              <w:rPr>
+                <w:rFonts w:hint="eastAsia" w:ascii="Times New Roman" w:hAnsi="Times New Roman" w:eastAsia="FangSong" w:cs="Times New Roman"/>
+              </w:rPr>
+              <w:t xml:space="preserve">至</w:t>
+            </w:r>
+            <w:r>
+              <w:rPr>
+                <w:rFonts w:ascii="Times New Roman" w:hAnsi="Times New Roman" w:eastAsia="Times New Roman" w:cs="Times New Roman"/>
+              </w:rPr>
+              <w:t xml:space="preserve"> 0.8 </w:t>
+            </w:r>
+            <w:r>
+              <w:rPr>
+                <w:rFonts w:hint="eastAsia" w:ascii="Times New Roman" w:hAnsi="Times New Roman" w:eastAsia="FangSong" w:cs="Times New Roman"/>
+              </w:rPr>
+              <w:t>之间</w:t>
+            </w:r>
+            <w:r>
+              <w:rPr>
+                <w:rFonts w:hint="eastAsia" w:ascii="Times New Roman" w:hAnsi="Times New Roman" w:eastAsia="Times New Roman" w:cs="Times New Roman"/>
+              </w:rPr>
+              <w:t>）</w:t>
+            </w:r>
+          </w:p>
+        </w:tc>
+      </w:tr>
+    </w:tbl>
     <w:p>
       <w:pPr>
         <w:pStyle w:val="BodyText"/>
+        <w:spacing w:before="120"/>
         <w:ind w:firstLine="420"/>
       </w:pPr>
       <w:r>
@@ -5189,6 +5300,7 @@
     <w:p>
       <w:pPr>
         <w:pStyle w:val="BodyText"/>
+        <w:spacing w:after="80"/>
       </w:pPr>
       <m:oMathPara>
         <m:oMathParaPr>
@@ -5534,115 +5646,170 @@
         </m:oMath>
       </m:oMathPara>
     </w:p>
-    <w:p>
-      <w:pPr>
-        <w:pStyle w:val="FirstParagraph"/>
-        <w:spacing w:before="160" w:after="80"/>
+    <w:tbl>
+      <w:tblPr>
+        <w:tblStyle w:val="Table"/>
+        <w:tblW w:type="pct" w:w="5000"/>
+        <w:tblLayout w:type="fixed"/>
+        <w:tblLook w:firstRow="1" w:lastRow="0" w:firstColumn="0" w:lastColumn="0" w:noHBand="0" w:noVBand="0" w:val="0020"/>
         <w:jc w:val="center"/>
-      </w:pPr>
-      <w:r>
-        <w:rPr>
-          <w:rFonts w:ascii="Times New Roman" w:hAnsi="Times New Roman" w:eastAsia="Times New Roman" w:cs="Times New Roman"/>
-        </w:rPr>
-        <w:drawing>
-          <wp:inline>
-            <wp:extent cx="2667000" cy="840105"/>
-            <wp:effectExtent b="0" l="0" r="0" t="0"/>
-            <wp:docPr descr="" title="" id="20" name="Picture"/>
-            <a:graphic>
-              <a:graphicData uri="http://schemas.openxmlformats.org/drawingml/2006/picture">
-                <pic:pic>
-                  <pic:nvPicPr>
-                    <pic:cNvPr descr="60732d570d1d94548ed4b0f793f76e279af73a62735cab1ce07fa31507333ec2.jpg" id="21" name="Picture"/>
-                    <pic:cNvPicPr>
-                      <a:picLocks noChangeArrowheads="1" noChangeAspect="1"/>
-                    </pic:cNvPicPr>
-                  </pic:nvPicPr>
-                  <pic:blipFill>
-                    <a:blip r:embed="rId19"/>
-                    <a:stretch>
-                      <a:fillRect/>
-                    </a:stretch>
-                  </pic:blipFill>
-                  <pic:spPr bwMode="auto">
-                    <a:xfrm>
-                      <a:off x="0" y="0"/>
-                      <a:ext cx="2667000" cy="840105"/>
-                    </a:xfrm>
-                    <a:prstGeom prst="rect">
-                      <a:avLst/>
-                    </a:prstGeom>
-                    <a:noFill/>
-                    <a:ln w="9525">
-                      <a:noFill/>
-                      <a:headEnd/>
-                      <a:tailEnd/>
-                    </a:ln>
-                  </pic:spPr>
-                </pic:pic>
-              </a:graphicData>
-            </a:graphic>
-          </wp:inline>
-        </w:drawing>
-      </w:r>
-      <w:r>
-        <w:rPr>
-          <w:rFonts w:ascii="Times New Roman" w:hAnsi="Times New Roman" w:eastAsia="Times New Roman" w:cs="Times New Roman"/>
-        </w:rPr>
-        <w:t xml:space="preserve"> </w:t>
-      </w:r>
-      <w:r>
-        <w:rPr>
-          <w:rFonts w:ascii="Times New Roman" w:hAnsi="Times New Roman" w:eastAsia="Times New Roman" w:cs="Times New Roman"/>
-        </w:rPr>
-        <w:t xml:space="preserve">&gt; </w:t>
-      </w:r>
-      <w:r>
-        <w:rPr>
-          <w:rFonts w:hint="eastAsia" w:ascii="Times New Roman" w:hAnsi="Times New Roman" w:eastAsia="FangSong" w:cs="Times New Roman"/>
-        </w:rPr>
-        <w:t xml:space="preserve">图</w:t>
-      </w:r>
-      <w:r>
-        <w:rPr>
-          <w:rFonts w:ascii="Times New Roman" w:hAnsi="Times New Roman" w:eastAsia="Times New Roman" w:cs="Times New Roman"/>
-        </w:rPr>
-        <w:t xml:space="preserve"> </w:t>
-      </w:r>
-      <w:r>
-        <w:rPr>
-          <w:rFonts w:hint="eastAsia" w:ascii="Times New Roman" w:hAnsi="Times New Roman" w:eastAsia="Times New Roman" w:cs="Times New Roman"/>
-        </w:rPr>
-        <w:t>9-3：</w:t>
-      </w:r>
-      <w:r>
-        <w:rPr>
-          <w:rFonts w:hint="eastAsia" w:ascii="Times New Roman" w:hAnsi="Times New Roman" w:eastAsia="FangSong" w:cs="Times New Roman"/>
-        </w:rPr>
-        <w:t>示差法测量原理示意图</w:t>
-      </w:r>
-      <w:r>
-        <w:rPr>
-          <w:rFonts w:hint="eastAsia" w:ascii="Times New Roman" w:hAnsi="Times New Roman" w:eastAsia="Times New Roman" w:cs="Times New Roman"/>
-        </w:rPr>
-        <w:t>（</w:t>
-      </w:r>
-      <w:r>
-        <w:rPr>
-          <w:rFonts w:hint="eastAsia" w:ascii="Times New Roman" w:hAnsi="Times New Roman" w:eastAsia="FangSong" w:cs="Times New Roman"/>
-        </w:rPr>
-        <w:t>标样消减参比光度与标尺扩展</w:t>
-      </w:r>
-      <w:r>
-        <w:rPr>
-          <w:rFonts w:hint="eastAsia" w:ascii="Times New Roman" w:hAnsi="Times New Roman" w:eastAsia="Times New Roman" w:cs="Times New Roman"/>
-        </w:rPr>
-        <w:t>）</w:t>
-      </w:r>
-    </w:p>
+        <w:tblBorders>
+          <w:top w:val="single" w:sz="12" w:space="0" w:color="333333"/>
+          <w:bottom w:val="single" w:sz="12" w:space="0" w:color="333333"/>
+          <w:left w:val="none"/>
+          <w:right w:val="none"/>
+          <w:insideH w:val="none"/>
+          <w:insideV w:val="none"/>
+        </w:tblBorders>
+      </w:tblPr>
+      <w:tblGrid>
+        <w:gridCol w:w="7920"/>
+      </w:tblGrid>
+      <w:tr>
+        <w:trPr>
+          <w:tblHeader w:val="on"/>
+        </w:trPr>
+        <w:tc>
+          <w:tcPr>
+            <w:tcBorders>
+              <w:bottom w:val="single" w:sz="6" w:space="0" w:color="333333"/>
+            </w:tcBorders>
+          </w:tcPr>
+          <w:p>
+            <w:pPr>
+              <w:pStyle w:val="Compact"/>
+              <w:jc w:val="center"/>
+            </w:pPr>
+            <w:r>
+              <w:rPr>
+                <w:rFonts w:hint="eastAsia" w:ascii="Times New Roman" w:hAnsi="Times New Roman" w:eastAsia="SimHei" w:cs="Times New Roman"/>
+                <w:b/>
+              </w:rPr>
+              <w:t xml:space="preserve">示差法测量原理</w:t>
+            </w:r>
+          </w:p>
+        </w:tc>
+      </w:tr>
+      <w:tr>
+        <w:tc>
+          <w:tcPr/>
+          <w:p>
+            <w:pPr>
+              <w:pStyle w:val="Compact"/>
+              <w:jc w:val="center"/>
+            </w:pPr>
+            <w:r>
+              <w:rPr>
+                <w:rFonts w:ascii="Times New Roman" w:hAnsi="Times New Roman" w:eastAsia="Times New Roman" w:cs="Times New Roman"/>
+              </w:rPr>
+              <w:drawing>
+                <wp:inline>
+                  <wp:extent cx="2667000" cy="840105"/>
+                  <wp:effectExtent b="0" l="0" r="0" t="0"/>
+                  <wp:docPr descr="" title="" id="20" name="Picture"/>
+                  <a:graphic>
+                    <a:graphicData uri="http://schemas.openxmlformats.org/drawingml/2006/picture">
+                      <pic:pic>
+                        <pic:nvPicPr>
+                          <pic:cNvPr descr="60732d570d1d94548ed4b0f793f76e279af73a62735cab1ce07fa31507333ec2.jpg" id="21" name="Picture"/>
+                          <pic:cNvPicPr>
+                            <a:picLocks noChangeArrowheads="1" noChangeAspect="1"/>
+                          </pic:cNvPicPr>
+                        </pic:nvPicPr>
+                        <pic:blipFill>
+                          <a:blip r:embed="rId19"/>
+                          <a:stretch>
+                            <a:fillRect/>
+                          </a:stretch>
+                        </pic:blipFill>
+                        <pic:spPr bwMode="auto">
+                          <a:xfrm>
+                            <a:off x="0" y="0"/>
+                            <a:ext cx="2667000" cy="840105"/>
+                          </a:xfrm>
+                          <a:prstGeom prst="rect">
+                            <a:avLst/>
+                          </a:prstGeom>
+                          <a:noFill/>
+                          <a:ln w="9525">
+                            <a:noFill/>
+                            <a:headEnd/>
+                            <a:tailEnd/>
+                          </a:ln>
+                        </pic:spPr>
+                      </pic:pic>
+                    </a:graphicData>
+                  </a:graphic>
+                </wp:inline>
+              </w:drawing>
+            </w:r>
+          </w:p>
+        </w:tc>
+      </w:tr>
+      <w:tr>
+        <w:tc>
+          <w:tcPr/>
+          <w:p>
+            <w:pPr>
+              <w:pStyle w:val="Compact"/>
+              <w:jc w:val="center"/>
+            </w:pPr>
+            <w:r>
+              <w:rPr>
+                <w:rFonts w:ascii="Times New Roman" w:hAnsi="Times New Roman" w:eastAsia="Times New Roman" w:cs="Times New Roman"/>
+              </w:rPr>
+              <w:t xml:space="preserve">&gt; </w:t>
+            </w:r>
+            <w:r>
+              <w:rPr>
+                <w:rFonts w:hint="eastAsia" w:ascii="Times New Roman" w:hAnsi="Times New Roman" w:eastAsia="FangSong" w:cs="Times New Roman"/>
+              </w:rPr>
+              <w:t xml:space="preserve">图</w:t>
+            </w:r>
+            <w:r>
+              <w:rPr>
+                <w:rFonts w:ascii="Times New Roman" w:hAnsi="Times New Roman" w:eastAsia="Times New Roman" w:cs="Times New Roman"/>
+              </w:rPr>
+              <w:t xml:space="preserve"> </w:t>
+            </w:r>
+            <w:r>
+              <w:rPr>
+                <w:rFonts w:hint="eastAsia" w:ascii="Times New Roman" w:hAnsi="Times New Roman" w:eastAsia="Times New Roman" w:cs="Times New Roman"/>
+              </w:rPr>
+              <w:t>9-3：</w:t>
+            </w:r>
+            <w:r>
+              <w:rPr>
+                <w:rFonts w:hint="eastAsia" w:ascii="Times New Roman" w:hAnsi="Times New Roman" w:eastAsia="FangSong" w:cs="Times New Roman"/>
+              </w:rPr>
+              <w:t>示差法测量原理示意图</w:t>
+            </w:r>
+            <w:r>
+              <w:rPr>
+                <w:rFonts w:hint="eastAsia" w:ascii="Times New Roman" w:hAnsi="Times New Roman" w:eastAsia="Times New Roman" w:cs="Times New Roman"/>
+              </w:rPr>
+              <w:t>（</w:t>
+            </w:r>
+            <w:r>
+              <w:rPr>
+                <w:rFonts w:hint="eastAsia" w:ascii="Times New Roman" w:hAnsi="Times New Roman" w:eastAsia="FangSong" w:cs="Times New Roman"/>
+              </w:rPr>
+              <w:t>标样消减参比光度与标尺扩展</w:t>
+            </w:r>
+            <w:r>
+              <w:rPr>
+                <w:rFonts w:hint="eastAsia" w:ascii="Times New Roman" w:hAnsi="Times New Roman" w:eastAsia="Times New Roman" w:cs="Times New Roman"/>
+              </w:rPr>
+              <w:t>）</w:t>
+            </w:r>
+          </w:p>
+        </w:tc>
+      </w:tr>
+    </w:tbl>
     <w:p>
       <w:pPr>
         <w:pStyle w:val="BodyText"/>
+        <w:spacing w:before="120"/>
         <w:ind w:firstLine="420"/>
       </w:pPr>
       <w:r>
@@ -7024,6 +7191,7 @@
     <w:p>
       <w:pPr>
         <w:pStyle w:val="FirstParagraph"/>
+        <w:spacing w:after="80"/>
         <w:ind w:firstLine="420"/>
       </w:pPr>
       <w:r>
@@ -7267,118 +7435,172 @@
         <w:t xml:space="preserve">。</w:t>
       </w:r>
     </w:p>
-    <w:p>
-      <w:pPr>
-        <w:pStyle w:val="BodyText"/>
-        <w:spacing w:before="160" w:after="80"/>
+    <w:tbl>
+      <w:tblPr>
+        <w:tblStyle w:val="Table"/>
+        <w:tblW w:type="pct" w:w="5000"/>
+        <w:tblLayout w:type="fixed"/>
+        <w:tblLook w:firstRow="1" w:lastRow="0" w:firstColumn="0" w:lastColumn="0" w:noHBand="0" w:noVBand="0" w:val="0020"/>
         <w:jc w:val="center"/>
-      </w:pPr>
-      <w:r>
-        <w:rPr>
-          <w:rFonts w:ascii="Times New Roman" w:hAnsi="Times New Roman" w:eastAsia="Times New Roman" w:cs="Times New Roman"/>
-        </w:rPr>
-        <w:drawing>
-          <wp:inline>
-            <wp:extent cx="2667000" cy="2632895"/>
-            <wp:effectExtent b="0" l="0" r="0" t="0"/>
-            <wp:docPr descr="" title="" id="25" name="Picture"/>
-            <a:graphic>
-              <a:graphicData uri="http://schemas.openxmlformats.org/drawingml/2006/picture">
-                <pic:pic>
-                  <pic:nvPicPr>
-                    <pic:cNvPr descr="a5060dc4047ddc4ecd786dcbccbc3d033d21da9560eaf1a3d6ba4d387091efbc.jpg" id="26" name="Picture"/>
-                    <pic:cNvPicPr>
-                      <a:picLocks noChangeArrowheads="1" noChangeAspect="1"/>
-                    </pic:cNvPicPr>
-                  </pic:nvPicPr>
-                  <pic:blipFill>
-                    <a:blip r:embed="rId24"/>
-                    <a:stretch>
-                      <a:fillRect/>
-                    </a:stretch>
-                  </pic:blipFill>
-                  <pic:spPr bwMode="auto">
-                    <a:xfrm>
-                      <a:off x="0" y="0"/>
-                      <a:ext cx="2667000" cy="2632895"/>
-                    </a:xfrm>
-                    <a:prstGeom prst="rect">
-                      <a:avLst/>
-                    </a:prstGeom>
-                    <a:noFill/>
-                    <a:ln w="9525">
-                      <a:noFill/>
-                      <a:headEnd/>
-                      <a:tailEnd/>
-                    </a:ln>
-                  </pic:spPr>
-                </pic:pic>
-              </a:graphicData>
-            </a:graphic>
-          </wp:inline>
-        </w:drawing>
-      </w:r>
-      <w:r>
-        <w:rPr>
-          <w:rFonts w:ascii="Times New Roman" w:hAnsi="Times New Roman" w:eastAsia="Times New Roman" w:cs="Times New Roman"/>
-        </w:rPr>
-        <w:t xml:space="preserve"> </w:t>
-      </w:r>
-      <w:r>
-        <w:rPr>
-          <w:rFonts w:ascii="Times New Roman" w:hAnsi="Times New Roman" w:eastAsia="Times New Roman" w:cs="Times New Roman"/>
-        </w:rPr>
-        <w:t xml:space="preserve">&gt; </w:t>
-      </w:r>
-      <w:r>
-        <w:rPr>
-          <w:rFonts w:hint="eastAsia" w:ascii="Times New Roman" w:hAnsi="Times New Roman" w:eastAsia="FangSong" w:cs="Times New Roman"/>
-        </w:rPr>
-        <w:t xml:space="preserve">图</w:t>
-      </w:r>
-      <w:r>
-        <w:rPr>
-          <w:rFonts w:ascii="Times New Roman" w:hAnsi="Times New Roman" w:eastAsia="Times New Roman" w:cs="Times New Roman"/>
-        </w:rPr>
-        <w:t xml:space="preserve"> </w:t>
-      </w:r>
-      <w:r>
-        <w:rPr>
-          <w:rFonts w:hint="eastAsia" w:ascii="Times New Roman" w:hAnsi="Times New Roman" w:eastAsia="Times New Roman" w:cs="Times New Roman"/>
-        </w:rPr>
-        <w:t>9-4：</w:t>
-      </w:r>
-      <w:r>
-        <w:rPr>
-          <w:rFonts w:hint="eastAsia" w:ascii="Times New Roman" w:hAnsi="Times New Roman" w:eastAsia="FangSong" w:cs="Times New Roman"/>
-        </w:rPr>
-        <w:t>等摩尔连续变换法</w:t>
-      </w:r>
-      <w:r>
-        <w:rPr>
-          <w:rFonts w:hint="eastAsia" w:ascii="Times New Roman" w:hAnsi="Times New Roman" w:eastAsia="Times New Roman" w:cs="Times New Roman"/>
-        </w:rPr>
-        <w:t>（Job</w:t>
-      </w:r>
-      <w:r>
-        <w:rPr>
-          <w:rFonts w:hint="eastAsia" w:ascii="Times New Roman" w:hAnsi="Times New Roman" w:eastAsia="FangSong" w:cs="Times New Roman"/>
-        </w:rPr>
-        <w:t>法</w:t>
-      </w:r>
-      <w:r>
-        <w:rPr>
-          <w:rFonts w:hint="eastAsia" w:ascii="Times New Roman" w:hAnsi="Times New Roman" w:eastAsia="Times New Roman" w:cs="Times New Roman"/>
-        </w:rPr>
-        <w:t>）</w:t>
-      </w:r>
-      <w:r>
-        <w:rPr>
-          <w:rFonts w:hint="eastAsia" w:ascii="Times New Roman" w:hAnsi="Times New Roman" w:eastAsia="FangSong" w:cs="Times New Roman"/>
-        </w:rPr>
-        <w:t>测定配合物组成曲线</w:t>
-      </w:r>
-    </w:p>
+        <w:tblBorders>
+          <w:top w:val="single" w:sz="12" w:space="0" w:color="333333"/>
+          <w:bottom w:val="single" w:sz="12" w:space="0" w:color="333333"/>
+          <w:left w:val="none"/>
+          <w:right w:val="none"/>
+          <w:insideH w:val="none"/>
+          <w:insideV w:val="none"/>
+        </w:tblBorders>
+      </w:tblPr>
+      <w:tblGrid>
+        <w:gridCol w:w="7920"/>
+      </w:tblGrid>
+      <w:tr>
+        <w:trPr>
+          <w:tblHeader w:val="on"/>
+        </w:trPr>
+        <w:tc>
+          <w:tcPr>
+            <w:tcBorders>
+              <w:bottom w:val="single" w:sz="6" w:space="0" w:color="333333"/>
+            </w:tcBorders>
+          </w:tcPr>
+          <w:p>
+            <w:pPr>
+              <w:pStyle w:val="Compact"/>
+              <w:jc w:val="center"/>
+            </w:pPr>
+            <w:r>
+              <w:rPr>
+                <w:rFonts w:hint="eastAsia" w:ascii="Times New Roman" w:hAnsi="Times New Roman" w:eastAsia="SimHei" w:cs="Times New Roman"/>
+                <w:b/>
+              </w:rPr>
+              <w:t xml:space="preserve">等摩尔连续变换法</w:t>
+            </w:r>
+          </w:p>
+        </w:tc>
+      </w:tr>
+      <w:tr>
+        <w:tc>
+          <w:tcPr/>
+          <w:p>
+            <w:pPr>
+              <w:pStyle w:val="Compact"/>
+              <w:jc w:val="center"/>
+            </w:pPr>
+            <w:r>
+              <w:rPr>
+                <w:rFonts w:ascii="Times New Roman" w:hAnsi="Times New Roman" w:eastAsia="Times New Roman" w:cs="Times New Roman"/>
+              </w:rPr>
+              <w:drawing>
+                <wp:inline>
+                  <wp:extent cx="2667000" cy="2632895"/>
+                  <wp:effectExtent b="0" l="0" r="0" t="0"/>
+                  <wp:docPr descr="" title="" id="25" name="Picture"/>
+                  <a:graphic>
+                    <a:graphicData uri="http://schemas.openxmlformats.org/drawingml/2006/picture">
+                      <pic:pic>
+                        <pic:nvPicPr>
+                          <pic:cNvPr descr="a5060dc4047ddc4ecd786dcbccbc3d033d21da9560eaf1a3d6ba4d387091efbc.jpg" id="26" name="Picture"/>
+                          <pic:cNvPicPr>
+                            <a:picLocks noChangeArrowheads="1" noChangeAspect="1"/>
+                          </pic:cNvPicPr>
+                        </pic:nvPicPr>
+                        <pic:blipFill>
+                          <a:blip r:embed="rId24"/>
+                          <a:stretch>
+                            <a:fillRect/>
+                          </a:stretch>
+                        </pic:blipFill>
+                        <pic:spPr bwMode="auto">
+                          <a:xfrm>
+                            <a:off x="0" y="0"/>
+                            <a:ext cx="2667000" cy="2632895"/>
+                          </a:xfrm>
+                          <a:prstGeom prst="rect">
+                            <a:avLst/>
+                          </a:prstGeom>
+                          <a:noFill/>
+                          <a:ln w="9525">
+                            <a:noFill/>
+                            <a:headEnd/>
+                            <a:tailEnd/>
+                          </a:ln>
+                        </pic:spPr>
+                      </pic:pic>
+                    </a:graphicData>
+                  </a:graphic>
+                </wp:inline>
+              </w:drawing>
+            </w:r>
+          </w:p>
+        </w:tc>
+      </w:tr>
+      <w:tr>
+        <w:tc>
+          <w:tcPr/>
+          <w:p>
+            <w:pPr>
+              <w:pStyle w:val="Compact"/>
+              <w:jc w:val="center"/>
+            </w:pPr>
+            <w:r>
+              <w:rPr>
+                <w:rFonts w:ascii="Times New Roman" w:hAnsi="Times New Roman" w:eastAsia="Times New Roman" w:cs="Times New Roman"/>
+              </w:rPr>
+              <w:t xml:space="preserve">&gt; </w:t>
+            </w:r>
+            <w:r>
+              <w:rPr>
+                <w:rFonts w:hint="eastAsia" w:ascii="Times New Roman" w:hAnsi="Times New Roman" w:eastAsia="FangSong" w:cs="Times New Roman"/>
+              </w:rPr>
+              <w:t xml:space="preserve">图</w:t>
+            </w:r>
+            <w:r>
+              <w:rPr>
+                <w:rFonts w:ascii="Times New Roman" w:hAnsi="Times New Roman" w:eastAsia="Times New Roman" w:cs="Times New Roman"/>
+              </w:rPr>
+              <w:t xml:space="preserve"> </w:t>
+            </w:r>
+            <w:r>
+              <w:rPr>
+                <w:rFonts w:hint="eastAsia" w:ascii="Times New Roman" w:hAnsi="Times New Roman" w:eastAsia="Times New Roman" w:cs="Times New Roman"/>
+              </w:rPr>
+              <w:t>9-4：</w:t>
+            </w:r>
+            <w:r>
+              <w:rPr>
+                <w:rFonts w:hint="eastAsia" w:ascii="Times New Roman" w:hAnsi="Times New Roman" w:eastAsia="FangSong" w:cs="Times New Roman"/>
+              </w:rPr>
+              <w:t>等摩尔连续变换法</w:t>
+            </w:r>
+            <w:r>
+              <w:rPr>
+                <w:rFonts w:hint="eastAsia" w:ascii="Times New Roman" w:hAnsi="Times New Roman" w:eastAsia="Times New Roman" w:cs="Times New Roman"/>
+              </w:rPr>
+              <w:t>（Job</w:t>
+            </w:r>
+            <w:r>
+              <w:rPr>
+                <w:rFonts w:hint="eastAsia" w:ascii="Times New Roman" w:hAnsi="Times New Roman" w:eastAsia="FangSong" w:cs="Times New Roman"/>
+              </w:rPr>
+              <w:t>法</w:t>
+            </w:r>
+            <w:r>
+              <w:rPr>
+                <w:rFonts w:hint="eastAsia" w:ascii="Times New Roman" w:hAnsi="Times New Roman" w:eastAsia="Times New Roman" w:cs="Times New Roman"/>
+              </w:rPr>
+              <w:t>）</w:t>
+            </w:r>
+            <w:r>
+              <w:rPr>
+                <w:rFonts w:hint="eastAsia" w:ascii="Times New Roman" w:hAnsi="Times New Roman" w:eastAsia="FangSong" w:cs="Times New Roman"/>
+              </w:rPr>
+              <w:t>测定配合物组成曲线</w:t>
+            </w:r>
+          </w:p>
+        </w:tc>
+      </w:tr>
+    </w:tbl>
     <w:bookmarkEnd w:id="27"/>
     <w:bookmarkStart w:id="28" w:name="job-曲线外推切线交点与稳定常数的快速算法"/>
     <w:p>
@@ -10540,6 +10762,7 @@
     <w:p>
       <w:pPr>
         <w:pStyle w:val="FirstParagraph"/>
+        <w:spacing w:after="80"/>
         <w:ind w:firstLine="420"/>
       </w:pPr>
       <w:r>
@@ -10828,97 +11051,152 @@
         <w:t>。</w:t>
       </w:r>
     </w:p>
+    <w:tbl>
+      <w:tblPr>
+        <w:tblStyle w:val="Table"/>
+        <w:tblW w:type="pct" w:w="5000"/>
+        <w:tblLayout w:type="fixed"/>
+        <w:tblLook w:firstRow="1" w:lastRow="0" w:firstColumn="0" w:lastColumn="0" w:noHBand="0" w:noVBand="0" w:val="0020"/>
+        <w:jc w:val="center"/>
+        <w:tblBorders>
+          <w:top w:val="single" w:sz="12" w:space="0" w:color="333333"/>
+          <w:bottom w:val="single" w:sz="12" w:space="0" w:color="333333"/>
+          <w:left w:val="none"/>
+          <w:right w:val="none"/>
+          <w:insideH w:val="none"/>
+          <w:insideV w:val="none"/>
+        </w:tblBorders>
+      </w:tblPr>
+      <w:tblGrid>
+        <w:gridCol w:w="7920"/>
+      </w:tblGrid>
+      <w:tr>
+        <w:trPr>
+          <w:tblHeader w:val="on"/>
+        </w:trPr>
+        <w:tc>
+          <w:tcPr>
+            <w:tcBorders>
+              <w:bottom w:val="single" w:sz="6" w:space="0" w:color="333333"/>
+            </w:tcBorders>
+          </w:tcPr>
+          <w:p>
+            <w:pPr>
+              <w:pStyle w:val="Compact"/>
+              <w:jc w:val="center"/>
+            </w:pPr>
+            <w:r>
+              <w:rPr>
+                <w:rFonts w:hint="eastAsia" w:ascii="Times New Roman" w:hAnsi="Times New Roman" w:eastAsia="SimHei" w:cs="Times New Roman"/>
+                <w:b/>
+              </w:rPr>
+              <w:t xml:space="preserve">摩尔比法测定络合物组成</w:t>
+            </w:r>
+          </w:p>
+        </w:tc>
+      </w:tr>
+      <w:tr>
+        <w:tc>
+          <w:tcPr/>
+          <w:p>
+            <w:pPr>
+              <w:pStyle w:val="Compact"/>
+              <w:jc w:val="center"/>
+            </w:pPr>
+            <w:r>
+              <w:rPr>
+                <w:rFonts w:ascii="Times New Roman" w:hAnsi="Times New Roman" w:eastAsia="Times New Roman" w:cs="Times New Roman"/>
+              </w:rPr>
+              <w:drawing>
+                <wp:inline>
+                  <wp:extent cx="2667000" cy="1985526"/>
+                  <wp:effectExtent b="0" l="0" r="0" t="0"/>
+                  <wp:docPr descr="" title="" id="30" name="Picture"/>
+                  <a:graphic>
+                    <a:graphicData uri="http://schemas.openxmlformats.org/drawingml/2006/picture">
+                      <pic:pic>
+                        <pic:nvPicPr>
+                          <pic:cNvPr descr="3fee03aabc617ed5e7ff18d33b49d6879ff30b6d946ac2d2f13cf7822a2013cc.jpg" id="31" name="Picture"/>
+                          <pic:cNvPicPr>
+                            <a:picLocks noChangeArrowheads="1" noChangeAspect="1"/>
+                          </pic:cNvPicPr>
+                        </pic:nvPicPr>
+                        <pic:blipFill>
+                          <a:blip r:embed="rId29"/>
+                          <a:stretch>
+                            <a:fillRect/>
+                          </a:stretch>
+                        </pic:blipFill>
+                        <pic:spPr bwMode="auto">
+                          <a:xfrm>
+                            <a:off x="0" y="0"/>
+                            <a:ext cx="2667000" cy="1985526"/>
+                          </a:xfrm>
+                          <a:prstGeom prst="rect">
+                            <a:avLst/>
+                          </a:prstGeom>
+                          <a:noFill/>
+                          <a:ln w="9525">
+                            <a:noFill/>
+                            <a:headEnd/>
+                            <a:tailEnd/>
+                          </a:ln>
+                        </pic:spPr>
+                      </pic:pic>
+                    </a:graphicData>
+                  </a:graphic>
+                </wp:inline>
+              </w:drawing>
+            </w:r>
+          </w:p>
+        </w:tc>
+      </w:tr>
+      <w:tr>
+        <w:tc>
+          <w:tcPr/>
+          <w:p>
+            <w:pPr>
+              <w:pStyle w:val="Compact"/>
+              <w:jc w:val="center"/>
+            </w:pPr>
+            <w:r>
+              <w:rPr>
+                <w:rFonts w:ascii="Times New Roman" w:hAnsi="Times New Roman" w:eastAsia="Times New Roman" w:cs="Times New Roman"/>
+              </w:rPr>
+              <w:t xml:space="preserve">&gt; </w:t>
+            </w:r>
+            <w:r>
+              <w:rPr>
+                <w:rFonts w:hint="eastAsia" w:ascii="Times New Roman" w:hAnsi="Times New Roman" w:eastAsia="FangSong" w:cs="Times New Roman"/>
+              </w:rPr>
+              <w:t xml:space="preserve">图</w:t>
+            </w:r>
+            <w:r>
+              <w:rPr>
+                <w:rFonts w:ascii="Times New Roman" w:hAnsi="Times New Roman" w:eastAsia="Times New Roman" w:cs="Times New Roman"/>
+              </w:rPr>
+              <w:t xml:space="preserve"> </w:t>
+            </w:r>
+            <w:r>
+              <w:rPr>
+                <w:rFonts w:hint="eastAsia" w:ascii="Times New Roman" w:hAnsi="Times New Roman" w:eastAsia="Times New Roman" w:cs="Times New Roman"/>
+              </w:rPr>
+              <w:t>9-5：</w:t>
+            </w:r>
+            <w:r>
+              <w:rPr>
+                <w:rFonts w:hint="eastAsia" w:ascii="Times New Roman" w:hAnsi="Times New Roman" w:eastAsia="FangSong" w:cs="Times New Roman"/>
+              </w:rPr>
+              <w:t>摩尔比法测定络合物组成的吸光度变化曲线</w:t>
+            </w:r>
+          </w:p>
+        </w:tc>
+      </w:tr>
+    </w:tbl>
     <w:p>
       <w:pPr>
         <w:pStyle w:val="BodyText"/>
-        <w:spacing w:before="160" w:after="80"/>
-        <w:jc w:val="center"/>
-      </w:pPr>
-      <w:r>
-        <w:rPr>
-          <w:rFonts w:ascii="Times New Roman" w:hAnsi="Times New Roman" w:eastAsia="Times New Roman" w:cs="Times New Roman"/>
-        </w:rPr>
-        <w:drawing>
-          <wp:inline>
-            <wp:extent cx="2667000" cy="1985526"/>
-            <wp:effectExtent b="0" l="0" r="0" t="0"/>
-            <wp:docPr descr="" title="" id="30" name="Picture"/>
-            <a:graphic>
-              <a:graphicData uri="http://schemas.openxmlformats.org/drawingml/2006/picture">
-                <pic:pic>
-                  <pic:nvPicPr>
-                    <pic:cNvPr descr="3fee03aabc617ed5e7ff18d33b49d6879ff30b6d946ac2d2f13cf7822a2013cc.jpg" id="31" name="Picture"/>
-                    <pic:cNvPicPr>
-                      <a:picLocks noChangeArrowheads="1" noChangeAspect="1"/>
-                    </pic:cNvPicPr>
-                  </pic:nvPicPr>
-                  <pic:blipFill>
-                    <a:blip r:embed="rId29"/>
-                    <a:stretch>
-                      <a:fillRect/>
-                    </a:stretch>
-                  </pic:blipFill>
-                  <pic:spPr bwMode="auto">
-                    <a:xfrm>
-                      <a:off x="0" y="0"/>
-                      <a:ext cx="2667000" cy="1985526"/>
-                    </a:xfrm>
-                    <a:prstGeom prst="rect">
-                      <a:avLst/>
-                    </a:prstGeom>
-                    <a:noFill/>
-                    <a:ln w="9525">
-                      <a:noFill/>
-                      <a:headEnd/>
-                      <a:tailEnd/>
-                    </a:ln>
-                  </pic:spPr>
-                </pic:pic>
-              </a:graphicData>
-            </a:graphic>
-          </wp:inline>
-        </w:drawing>
-      </w:r>
-      <w:r>
-        <w:rPr>
-          <w:rFonts w:ascii="Times New Roman" w:hAnsi="Times New Roman" w:eastAsia="Times New Roman" w:cs="Times New Roman"/>
-        </w:rPr>
-        <w:t xml:space="preserve"> </w:t>
-      </w:r>
-      <w:r>
-        <w:rPr>
-          <w:rFonts w:ascii="Times New Roman" w:hAnsi="Times New Roman" w:eastAsia="Times New Roman" w:cs="Times New Roman"/>
-        </w:rPr>
-        <w:t xml:space="preserve">&gt; </w:t>
-      </w:r>
-      <w:r>
-        <w:rPr>
-          <w:rFonts w:hint="eastAsia" w:ascii="Times New Roman" w:hAnsi="Times New Roman" w:eastAsia="FangSong" w:cs="Times New Roman"/>
-        </w:rPr>
-        <w:t xml:space="preserve">图</w:t>
-      </w:r>
-      <w:r>
-        <w:rPr>
-          <w:rFonts w:ascii="Times New Roman" w:hAnsi="Times New Roman" w:eastAsia="Times New Roman" w:cs="Times New Roman"/>
-        </w:rPr>
-        <w:t xml:space="preserve"> </w:t>
-      </w:r>
-      <w:r>
-        <w:rPr>
-          <w:rFonts w:hint="eastAsia" w:ascii="Times New Roman" w:hAnsi="Times New Roman" w:eastAsia="Times New Roman" w:cs="Times New Roman"/>
-        </w:rPr>
-        <w:t>9-5：</w:t>
-      </w:r>
-      <w:r>
-        <w:rPr>
-          <w:rFonts w:hint="eastAsia" w:ascii="Times New Roman" w:hAnsi="Times New Roman" w:eastAsia="FangSong" w:cs="Times New Roman"/>
-        </w:rPr>
-        <w:t>摩尔比法测定络合物组成的吸光度变化曲线</w:t>
-      </w:r>
-    </w:p>
-    <w:p>
-      <w:pPr>
-        <w:pStyle w:val="BodyText"/>
+        <w:spacing w:before="120"/>
         <w:ind w:firstLine="420"/>
       </w:pPr>
       <w:r>

--- a/06-学生侧材料/讲义/4-分析化学/分光光度法-超级充实版（自学完整）.docx
+++ b/06-学生侧材料/讲义/4-分析化学/分光光度法-超级充实版（自学完整）.docx
@@ -21511,18 +21511,16 @@
         </w:rPr>
         <w:t>。</w:t>
       </w:r>
-      <w:r>
-        <w:rPr>
-          <w:rFonts w:ascii="Times New Roman" w:hAnsi="Times New Roman" w:eastAsia="Times New Roman" w:cs="Times New Roman"/>
-        </w:rPr>
-        <w:t xml:space="preserve"> </w:t>
-      </w:r>
-      <w:r>
-        <w:rPr>
-          <w:rFonts w:ascii="Times New Roman" w:hAnsi="Times New Roman" w:eastAsia="Times New Roman" w:cs="Times New Roman"/>
-        </w:rPr>
-        <w:t xml:space="preserve">(1) </w:t>
-      </w:r>
+    </w:p>
+    <w:p>
+      <w:pPr>
+        <w:pStyle w:val="Compact"/>
+        <w:numPr>
+          <w:ilvl w:val="0"/>
+          <w:numId w:val="1002"/>
+        </w:numPr>
+        <w:ind w:firstLine="420"/>
+      </w:pPr>
       <w:r>
         <w:rPr>
           <w:rFonts w:hint="eastAsia" w:ascii="Times New Roman" w:hAnsi="Times New Roman" w:eastAsia="FangSong" w:cs="Times New Roman"/>
@@ -21854,18 +21852,16 @@
         </w:rPr>
         <w:t xml:space="preserve">。</w:t>
       </w:r>
-      <w:r>
-        <w:rPr>
-          <w:rFonts w:ascii="Times New Roman" w:hAnsi="Times New Roman" w:eastAsia="Times New Roman" w:cs="Times New Roman"/>
-        </w:rPr>
-        <w:t xml:space="preserve"> </w:t>
-      </w:r>
-      <w:r>
-        <w:rPr>
-          <w:rFonts w:ascii="Times New Roman" w:hAnsi="Times New Roman" w:eastAsia="Times New Roman" w:cs="Times New Roman"/>
-        </w:rPr>
-        <w:t xml:space="preserve">(2) </w:t>
-      </w:r>
+    </w:p>
+    <w:p>
+      <w:pPr>
+        <w:pStyle w:val="Compact"/>
+        <w:numPr>
+          <w:ilvl w:val="0"/>
+          <w:numId w:val="1002"/>
+        </w:numPr>
+        <w:ind w:firstLine="420"/>
+      </w:pPr>
       <w:r>
         <w:rPr>
           <w:rFonts w:hint="eastAsia" w:ascii="Times New Roman" w:hAnsi="Times New Roman" w:eastAsia="FangSong" w:cs="Times New Roman"/>
@@ -21968,18 +21964,16 @@
         </w:rPr>
         <w:t xml:space="preserve">。</w:t>
       </w:r>
-      <w:r>
-        <w:rPr>
-          <w:rFonts w:ascii="Times New Roman" w:hAnsi="Times New Roman" w:eastAsia="Times New Roman" w:cs="Times New Roman"/>
-        </w:rPr>
-        <w:t xml:space="preserve"> </w:t>
-      </w:r>
-      <w:r>
-        <w:rPr>
-          <w:rFonts w:ascii="Times New Roman" w:hAnsi="Times New Roman" w:eastAsia="Times New Roman" w:cs="Times New Roman"/>
-        </w:rPr>
-        <w:t xml:space="preserve">(3) </w:t>
-      </w:r>
+    </w:p>
+    <w:p>
+      <w:pPr>
+        <w:pStyle w:val="Compact"/>
+        <w:numPr>
+          <w:ilvl w:val="0"/>
+          <w:numId w:val="1002"/>
+        </w:numPr>
+        <w:ind w:firstLine="420"/>
+      </w:pPr>
       <w:r>
         <w:rPr>
           <w:rFonts w:hint="eastAsia" w:ascii="Times New Roman" w:hAnsi="Times New Roman" w:eastAsia="FangSong" w:cs="Times New Roman"/>
@@ -22003,18 +21997,16 @@
         </w:rPr>
         <w:t xml:space="preserve">。</w:t>
       </w:r>
-      <w:r>
-        <w:rPr>
-          <w:rFonts w:ascii="Times New Roman" w:hAnsi="Times New Roman" w:eastAsia="Times New Roman" w:cs="Times New Roman"/>
-        </w:rPr>
-        <w:t xml:space="preserve"> </w:t>
-      </w:r>
-      <w:r>
-        <w:rPr>
-          <w:rFonts w:ascii="Times New Roman" w:hAnsi="Times New Roman" w:eastAsia="Times New Roman" w:cs="Times New Roman"/>
-        </w:rPr>
-        <w:t xml:space="preserve">(4) </w:t>
-      </w:r>
+    </w:p>
+    <w:p>
+      <w:pPr>
+        <w:pStyle w:val="Compact"/>
+        <w:numPr>
+          <w:ilvl w:val="0"/>
+          <w:numId w:val="1002"/>
+        </w:numPr>
+        <w:ind w:firstLine="420"/>
+      </w:pPr>
       <w:r>
         <w:rPr>
           <w:rFonts w:hint="eastAsia" w:ascii="Times New Roman" w:hAnsi="Times New Roman" w:eastAsia="FangSong" w:cs="Times New Roman"/>
@@ -22094,7 +22086,7 @@
     </w:p>
     <w:p>
       <w:pPr>
-        <w:pStyle w:val="BodyText"/>
+        <w:pStyle w:val="FirstParagraph"/>
         <w:ind w:firstLine="420"/>
       </w:pPr>
       <w:r>
@@ -22116,7 +22108,7 @@
       <w:pPr>
         <w:numPr>
           <w:ilvl w:val="0"/>
-          <w:numId w:val="1002"/>
+          <w:numId w:val="1003"/>
         </w:numPr>
         <w:ind w:firstLine="420"/>
       </w:pPr>
@@ -22517,7 +22509,7 @@
       <w:pPr>
         <w:numPr>
           <w:ilvl w:val="0"/>
-          <w:numId w:val="1002"/>
+          <w:numId w:val="1003"/>
         </w:numPr>
         <w:ind w:firstLine="420"/>
       </w:pPr>
@@ -23726,7 +23718,7 @@
       <w:pPr>
         <w:numPr>
           <w:ilvl w:val="0"/>
-          <w:numId w:val="1002"/>
+          <w:numId w:val="1003"/>
         </w:numPr>
         <w:ind w:firstLine="420"/>
       </w:pPr>
@@ -24243,7 +24235,7 @@
       <w:pPr>
         <w:numPr>
           <w:ilvl w:val="0"/>
-          <w:numId w:val="1002"/>
+          <w:numId w:val="1003"/>
         </w:numPr>
         <w:ind w:firstLine="420"/>
       </w:pPr>
@@ -26041,18 +26033,16 @@
         </w:rPr>
         <w:t>。</w:t>
       </w:r>
-      <w:r>
-        <w:rPr>
-          <w:rFonts w:ascii="Times New Roman" w:hAnsi="Times New Roman" w:eastAsia="Times New Roman" w:cs="Times New Roman"/>
-        </w:rPr>
-        <w:t xml:space="preserve"> </w:t>
-      </w:r>
-      <w:r>
-        <w:rPr>
-          <w:rFonts w:ascii="Times New Roman" w:hAnsi="Times New Roman" w:eastAsia="Times New Roman" w:cs="Times New Roman"/>
-        </w:rPr>
-        <w:t xml:space="preserve">(1) </w:t>
-      </w:r>
+    </w:p>
+    <w:p>
+      <w:pPr>
+        <w:pStyle w:val="Compact"/>
+        <w:numPr>
+          <w:ilvl w:val="0"/>
+          <w:numId w:val="1004"/>
+        </w:numPr>
+        <w:ind w:firstLine="420"/>
+      </w:pPr>
       <w:r>
         <w:rPr>
           <w:rFonts w:hint="eastAsia" w:ascii="Times New Roman" w:hAnsi="Times New Roman" w:eastAsia="FangSong" w:cs="Times New Roman"/>
@@ -26678,18 +26668,16 @@
         </w:rPr>
         <w:t xml:space="preserve">。</w:t>
       </w:r>
-      <w:r>
-        <w:rPr>
-          <w:rFonts w:ascii="Times New Roman" w:hAnsi="Times New Roman" w:eastAsia="Times New Roman" w:cs="Times New Roman"/>
-        </w:rPr>
-        <w:t xml:space="preserve"> </w:t>
-      </w:r>
-      <w:r>
-        <w:rPr>
-          <w:rFonts w:ascii="Times New Roman" w:hAnsi="Times New Roman" w:eastAsia="Times New Roman" w:cs="Times New Roman"/>
-        </w:rPr>
-        <w:t xml:space="preserve">(2) </w:t>
-      </w:r>
+    </w:p>
+    <w:p>
+      <w:pPr>
+        <w:pStyle w:val="Compact"/>
+        <w:numPr>
+          <w:ilvl w:val="0"/>
+          <w:numId w:val="1004"/>
+        </w:numPr>
+        <w:ind w:firstLine="420"/>
+      </w:pPr>
       <w:r>
         <w:rPr>
           <w:rFonts w:hint="eastAsia" w:ascii="Times New Roman" w:hAnsi="Times New Roman" w:eastAsia="FangSong" w:cs="Times New Roman"/>
@@ -26927,7 +26915,7 @@
     </w:p>
     <w:p>
       <w:pPr>
-        <w:pStyle w:val="BodyText"/>
+        <w:pStyle w:val="FirstParagraph"/>
         <w:ind w:firstLine="420"/>
       </w:pPr>
       <w:r>
@@ -26949,7 +26937,7 @@
       <w:pPr>
         <w:numPr>
           <w:ilvl w:val="0"/>
-          <w:numId w:val="1003"/>
+          <w:numId w:val="1005"/>
         </w:numPr>
         <w:ind w:firstLine="420"/>
       </w:pPr>
@@ -28068,7 +28056,7 @@
       <w:pPr>
         <w:numPr>
           <w:ilvl w:val="0"/>
-          <w:numId w:val="1003"/>
+          <w:numId w:val="1005"/>
         </w:numPr>
         <w:ind w:firstLine="420"/>
       </w:pPr>
@@ -29225,12 +29213,12 @@
         </w:rPr>
         <w:t xml:space="preserve">。</w:t>
       </w:r>
-      <w:r>
-        <w:rPr>
-          <w:rFonts w:ascii="Times New Roman" w:hAnsi="Times New Roman" w:eastAsia="Times New Roman" w:cs="Times New Roman"/>
-        </w:rPr>
-        <w:t xml:space="preserve"> </w:t>
-      </w:r>
+    </w:p>
+    <w:p>
+      <w:pPr>
+        <w:pStyle w:val="BodyText"/>
+        <w:ind w:firstLine="420"/>
+      </w:pPr>
       <w:r>
         <w:rPr>
           <w:rFonts w:hint="eastAsia" w:ascii="Times New Roman" w:hAnsi="Times New Roman" w:eastAsia="FangSong" w:cs="Times New Roman"/>
@@ -29976,7 +29964,7 @@
       <w:pPr>
         <w:numPr>
           <w:ilvl w:val="0"/>
-          <w:numId w:val="1004"/>
+          <w:numId w:val="1006"/>
         </w:numPr>
         <w:ind w:firstLine="420"/>
       </w:pPr>
@@ -31137,7 +31125,7 @@
       <w:pPr>
         <w:numPr>
           <w:ilvl w:val="0"/>
-          <w:numId w:val="1004"/>
+          <w:numId w:val="1006"/>
         </w:numPr>
         <w:ind w:firstLine="420"/>
       </w:pPr>
@@ -32006,12 +31994,12 @@
         </w:rPr>
         <w:t xml:space="preserve">。</w:t>
       </w:r>
-      <w:r>
-        <w:rPr>
-          <w:rFonts w:ascii="Times New Roman" w:hAnsi="Times New Roman" w:eastAsia="Times New Roman" w:cs="Times New Roman"/>
-        </w:rPr>
-        <w:t xml:space="preserve"> </w:t>
-      </w:r>
+    </w:p>
+    <w:p>
+      <w:pPr>
+        <w:pStyle w:val="BodyText"/>
+        <w:ind w:firstLine="420"/>
+      </w:pPr>
       <w:r>
         <w:rPr>
           <w:rFonts w:hint="eastAsia" w:ascii="Times New Roman" w:hAnsi="Times New Roman" w:eastAsia="FangSong" w:cs="Times New Roman"/>
@@ -33332,7 +33320,7 @@
       <w:pPr>
         <w:numPr>
           <w:ilvl w:val="0"/>
-          <w:numId w:val="1005"/>
+          <w:numId w:val="1007"/>
         </w:numPr>
         <w:ind w:firstLine="420"/>
       </w:pPr>
@@ -34394,7 +34382,7 @@
       <w:pPr>
         <w:numPr>
           <w:ilvl w:val="0"/>
-          <w:numId w:val="1005"/>
+          <w:numId w:val="1007"/>
         </w:numPr>
         <w:ind w:firstLine="420"/>
       </w:pPr>
@@ -35004,7 +34992,7 @@
       <w:pPr>
         <w:numPr>
           <w:ilvl w:val="0"/>
-          <w:numId w:val="1005"/>
+          <w:numId w:val="1007"/>
         </w:numPr>
         <w:ind w:firstLine="420"/>
       </w:pPr>
@@ -71356,6 +71344,66 @@
     </w:lvlOverride>
   </w:num>
   <w:num w:numId="1005">
+    <w:abstractNumId w:val="99431"/>
+    <w:lvlOverride w:ilvl="0">
+      <w:startOverride w:val="1"/>
+    </w:lvlOverride>
+    <w:lvlOverride w:ilvl="1">
+      <w:startOverride w:val="1"/>
+    </w:lvlOverride>
+    <w:lvlOverride w:ilvl="2">
+      <w:startOverride w:val="1"/>
+    </w:lvlOverride>
+    <w:lvlOverride w:ilvl="3">
+      <w:startOverride w:val="1"/>
+    </w:lvlOverride>
+    <w:lvlOverride w:ilvl="4">
+      <w:startOverride w:val="1"/>
+    </w:lvlOverride>
+    <w:lvlOverride w:ilvl="5">
+      <w:startOverride w:val="1"/>
+    </w:lvlOverride>
+    <w:lvlOverride w:ilvl="6">
+      <w:startOverride w:val="1"/>
+    </w:lvlOverride>
+    <w:lvlOverride w:ilvl="7">
+      <w:startOverride w:val="1"/>
+    </w:lvlOverride>
+    <w:lvlOverride w:ilvl="8">
+      <w:startOverride w:val="1"/>
+    </w:lvlOverride>
+  </w:num>
+  <w:num w:numId="1006">
+    <w:abstractNumId w:val="99431"/>
+    <w:lvlOverride w:ilvl="0">
+      <w:startOverride w:val="1"/>
+    </w:lvlOverride>
+    <w:lvlOverride w:ilvl="1">
+      <w:startOverride w:val="1"/>
+    </w:lvlOverride>
+    <w:lvlOverride w:ilvl="2">
+      <w:startOverride w:val="1"/>
+    </w:lvlOverride>
+    <w:lvlOverride w:ilvl="3">
+      <w:startOverride w:val="1"/>
+    </w:lvlOverride>
+    <w:lvlOverride w:ilvl="4">
+      <w:startOverride w:val="1"/>
+    </w:lvlOverride>
+    <w:lvlOverride w:ilvl="5">
+      <w:startOverride w:val="1"/>
+    </w:lvlOverride>
+    <w:lvlOverride w:ilvl="6">
+      <w:startOverride w:val="1"/>
+    </w:lvlOverride>
+    <w:lvlOverride w:ilvl="7">
+      <w:startOverride w:val="1"/>
+    </w:lvlOverride>
+    <w:lvlOverride w:ilvl="8">
+      <w:startOverride w:val="1"/>
+    </w:lvlOverride>
+  </w:num>
+  <w:num w:numId="1007">
     <w:abstractNumId w:val="99431"/>
     <w:lvlOverride w:ilvl="0">
       <w:startOverride w:val="1"/>

--- a/06-学生侧材料/讲义/4-分析化学/分光光度法-超级充实版（自学完整）.docx
+++ b/06-学生侧材料/讲义/4-分析化学/分光光度法-超级充实版（自学完整）.docx
@@ -17306,12 +17306,12 @@
         </w:rPr>
         <w:t>：</w:t>
       </w:r>
-      <w:r>
-        <w:rPr>
-          <w:rFonts w:ascii="Times New Roman" w:hAnsi="Times New Roman" w:eastAsia="Times New Roman" w:cs="Times New Roman"/>
-        </w:rPr>
-        <w:t xml:space="preserve"> </w:t>
-      </w:r>
+    </w:p>
+    <w:p>
+      <w:pPr>
+        <w:pStyle w:val="BodyText"/>
+        <w:ind w:firstLine="420"/>
+      </w:pPr>
       <w:r>
         <w:rPr>
           <w:rFonts w:hint="eastAsia" w:ascii="Times New Roman" w:hAnsi="Times New Roman" w:eastAsia="FangSong" w:cs="Times New Roman"/>
@@ -17524,12 +17524,12 @@
         </w:rPr>
         <w:t>；</w:t>
       </w:r>
-      <w:r>
-        <w:rPr>
-          <w:rFonts w:ascii="Times New Roman" w:hAnsi="Times New Roman" w:eastAsia="Times New Roman" w:cs="Times New Roman"/>
-        </w:rPr>
-        <w:t xml:space="preserve"> </w:t>
-      </w:r>
+    </w:p>
+    <w:p>
+      <w:pPr>
+        <w:pStyle w:val="BodyText"/>
+        <w:ind w:firstLine="420"/>
+      </w:pPr>
       <w:r>
         <w:rPr>
           <w:rFonts w:hint="eastAsia" w:ascii="Times New Roman" w:hAnsi="Times New Roman" w:eastAsia="FangSong" w:cs="Times New Roman"/>
@@ -17590,12 +17590,12 @@
         </w:rPr>
         <w:t>；</w:t>
       </w:r>
-      <w:r>
-        <w:rPr>
-          <w:rFonts w:ascii="Times New Roman" w:hAnsi="Times New Roman" w:eastAsia="Times New Roman" w:cs="Times New Roman"/>
-        </w:rPr>
-        <w:t xml:space="preserve"> </w:t>
-      </w:r>
+    </w:p>
+    <w:p>
+      <w:pPr>
+        <w:pStyle w:val="BodyText"/>
+        <w:ind w:firstLine="420"/>
+      </w:pPr>
       <w:r>
         <w:rPr>
           <w:rFonts w:hint="eastAsia" w:ascii="Times New Roman" w:hAnsi="Times New Roman" w:eastAsia="FangSong" w:cs="Times New Roman"/>
@@ -21514,7 +21514,6 @@
     </w:p>
     <w:p>
       <w:pPr>
-        <w:pStyle w:val="Compact"/>
         <w:numPr>
           <w:ilvl w:val="0"/>
           <w:numId w:val="1002"/>
@@ -21855,7 +21854,6 @@
     </w:p>
     <w:p>
       <w:pPr>
-        <w:pStyle w:val="Compact"/>
         <w:numPr>
           <w:ilvl w:val="0"/>
           <w:numId w:val="1002"/>
@@ -21967,7 +21965,6 @@
     </w:p>
     <w:p>
       <w:pPr>
-        <w:pStyle w:val="Compact"/>
         <w:numPr>
           <w:ilvl w:val="0"/>
           <w:numId w:val="1002"/>
@@ -22000,7 +21997,6 @@
     </w:p>
     <w:p>
       <w:pPr>
-        <w:pStyle w:val="Compact"/>
         <w:numPr>
           <w:ilvl w:val="0"/>
           <w:numId w:val="1002"/>
@@ -26036,7 +26032,6 @@
     </w:p>
     <w:p>
       <w:pPr>
-        <w:pStyle w:val="Compact"/>
         <w:numPr>
           <w:ilvl w:val="0"/>
           <w:numId w:val="1004"/>
@@ -26671,7 +26666,6 @@
     </w:p>
     <w:p>
       <w:pPr>
-        <w:pStyle w:val="Compact"/>
         <w:numPr>
           <w:ilvl w:val="0"/>
           <w:numId w:val="1004"/>
@@ -29726,18 +29720,15 @@
         </w:rPr>
         <w:t xml:space="preserve">。</w:t>
       </w:r>
-      <w:r>
-        <w:rPr>
-          <w:rFonts w:ascii="Times New Roman" w:hAnsi="Times New Roman" w:eastAsia="Times New Roman" w:cs="Times New Roman"/>
-        </w:rPr>
-        <w:t xml:space="preserve"> </w:t>
-      </w:r>
-      <w:r>
-        <w:rPr>
-          <w:rFonts w:ascii="Times New Roman" w:hAnsi="Times New Roman" w:eastAsia="Times New Roman" w:cs="Times New Roman"/>
-        </w:rPr>
-        <w:t xml:space="preserve">(1) </w:t>
-      </w:r>
+    </w:p>
+    <w:p>
+      <w:pPr>
+        <w:numPr>
+          <w:ilvl w:val="0"/>
+          <w:numId w:val="1006"/>
+        </w:numPr>
+        <w:ind w:firstLine="420"/>
+      </w:pPr>
       <w:r>
         <w:rPr>
           <w:rFonts w:hint="eastAsia" w:ascii="Times New Roman" w:hAnsi="Times New Roman" w:eastAsia="FangSong" w:cs="Times New Roman"/>
@@ -29750,18 +29741,15 @@
         </w:rPr>
         <w:t>。</w:t>
       </w:r>
-      <w:r>
-        <w:rPr>
-          <w:rFonts w:ascii="Times New Roman" w:hAnsi="Times New Roman" w:eastAsia="Times New Roman" w:cs="Times New Roman"/>
-        </w:rPr>
-        <w:t xml:space="preserve"> </w:t>
-      </w:r>
-      <w:r>
-        <w:rPr>
-          <w:rFonts w:ascii="Times New Roman" w:hAnsi="Times New Roman" w:eastAsia="Times New Roman" w:cs="Times New Roman"/>
-        </w:rPr>
-        <w:t xml:space="preserve">(2) </w:t>
-      </w:r>
+    </w:p>
+    <w:p>
+      <w:pPr>
+        <w:numPr>
+          <w:ilvl w:val="0"/>
+          <w:numId w:val="1006"/>
+        </w:numPr>
+        <w:ind w:firstLine="420"/>
+      </w:pPr>
       <w:r>
         <w:rPr>
           <w:rFonts w:hint="eastAsia" w:ascii="Times New Roman" w:hAnsi="Times New Roman" w:eastAsia="FangSong" w:cs="Times New Roman"/>
@@ -29942,7 +29930,7 @@
     </w:p>
     <w:p>
       <w:pPr>
-        <w:pStyle w:val="BodyText"/>
+        <w:pStyle w:val="FirstParagraph"/>
         <w:ind w:firstLine="420"/>
       </w:pPr>
       <w:r>
@@ -29962,9 +29950,10 @@
     </w:p>
     <w:p>
       <w:pPr>
+        <w:pStyle w:val="Compact"/>
         <w:numPr>
           <w:ilvl w:val="0"/>
-          <w:numId w:val="1006"/>
+          <w:numId w:val="1007"/>
         </w:numPr>
         <w:ind w:firstLine="420"/>
       </w:pPr>
@@ -30097,12 +30086,12 @@
         </w:rPr>
         <w:t xml:space="preserve">。</w:t>
       </w:r>
-      <w:r>
-        <w:rPr>
-          <w:rFonts w:ascii="Times New Roman" w:hAnsi="Times New Roman" w:eastAsia="Times New Roman" w:cs="Times New Roman"/>
-        </w:rPr>
-        <w:t xml:space="preserve"> </w:t>
-      </w:r>
+    </w:p>
+    <w:p>
+      <w:pPr>
+        <w:pStyle w:val="FirstParagraph"/>
+        <w:ind w:firstLine="420"/>
+      </w:pPr>
       <w:r>
         <w:rPr>
           <w:rFonts w:hint="eastAsia" w:ascii="Times New Roman" w:hAnsi="Times New Roman" w:eastAsia="FangSong" w:cs="Times New Roman"/>
@@ -30411,10 +30400,7 @@
     </w:p>
     <w:p>
       <w:pPr>
-        <w:numPr>
-          <w:ilvl w:val="0"/>
-          <w:numId w:val="1000"/>
-        </w:numPr>
+        <w:pStyle w:val="FirstParagraph"/>
         <w:ind w:firstLine="420"/>
       </w:pPr>
       <w:r>
@@ -30704,10 +30690,7 @@
     </w:p>
     <w:p>
       <w:pPr>
-        <w:numPr>
-          <w:ilvl w:val="0"/>
-          <w:numId w:val="1000"/>
-        </w:numPr>
+        <w:pStyle w:val="FirstParagraph"/>
         <w:ind w:firstLine="420"/>
       </w:pPr>
       <w:r>
@@ -30968,10 +30951,7 @@
     </w:p>
     <w:p>
       <w:pPr>
-        <w:numPr>
-          <w:ilvl w:val="0"/>
-          <w:numId w:val="1000"/>
-        </w:numPr>
+        <w:pStyle w:val="FirstParagraph"/>
         <w:ind w:firstLine="420"/>
       </w:pPr>
       <w:r>
@@ -31123,9 +31103,10 @@
     </w:p>
     <w:p>
       <w:pPr>
+        <w:pStyle w:val="Compact"/>
         <w:numPr>
           <w:ilvl w:val="0"/>
-          <w:numId w:val="1006"/>
+          <w:numId w:val="1008"/>
         </w:numPr>
         <w:ind w:firstLine="420"/>
       </w:pPr>
@@ -31144,7 +31125,7 @@
     </w:p>
     <w:p>
       <w:pPr>
-        <w:pStyle w:val="BodyText"/>
+        <w:pStyle w:val="Compact"/>
       </w:pPr>
       <m:oMathPara>
         <m:oMathParaPr>
@@ -31198,6 +31179,7 @@
     </w:p>
     <w:p>
       <w:pPr>
+        <w:pStyle w:val="Compact"/>
         <w:numPr>
           <w:ilvl w:val="0"/>
           <w:numId w:val="1000"/>
@@ -31219,7 +31201,7 @@
     </w:p>
     <w:p>
       <w:pPr>
-        <w:pStyle w:val="BodyText"/>
+        <w:pStyle w:val="Compact"/>
       </w:pPr>
       <m:oMathPara>
         <m:oMathParaPr>
@@ -32407,12 +32389,12 @@
         </w:rPr>
         <w:t xml:space="preserve">。</w:t>
       </w:r>
-      <w:r>
-        <w:rPr>
-          <w:rFonts w:ascii="Times New Roman" w:hAnsi="Times New Roman" w:eastAsia="Times New Roman" w:cs="Times New Roman"/>
-        </w:rPr>
-        <w:t xml:space="preserve"> </w:t>
-      </w:r>
+    </w:p>
+    <w:p>
+      <w:pPr>
+        <w:pStyle w:val="BodyText"/>
+        <w:ind w:firstLine="420"/>
+      </w:pPr>
       <w:r>
         <w:rPr>
           <w:rFonts w:hint="eastAsia" w:ascii="Times New Roman" w:hAnsi="Times New Roman" w:eastAsia="FangSong" w:cs="Times New Roman"/>
@@ -33079,248 +33061,239 @@
         </w:rPr>
         <w:t xml:space="preserve">。</w:t>
       </w:r>
-      <w:r>
-        <w:rPr>
-          <w:rFonts w:ascii="Times New Roman" w:hAnsi="Times New Roman" w:eastAsia="Times New Roman" w:cs="Times New Roman"/>
-        </w:rPr>
-        <w:t xml:space="preserve"> </w:t>
-      </w:r>
-      <w:r>
-        <w:rPr>
-          <w:rFonts w:ascii="Times New Roman" w:hAnsi="Times New Roman" w:eastAsia="Times New Roman" w:cs="Times New Roman"/>
-        </w:rPr>
-        <w:t xml:space="preserve">(1) </w:t>
-      </w:r>
-      <w:r>
-        <w:rPr>
-          <w:rFonts w:hint="eastAsia" w:ascii="Times New Roman" w:hAnsi="Times New Roman" w:eastAsia="FangSong" w:cs="Times New Roman"/>
-        </w:rPr>
-        <w:t>对上述实测吸光度数据进行体积稀释效应校正</w:t>
-      </w:r>
-      <w:r>
-        <w:rPr>
-          <w:rFonts w:hint="eastAsia" w:ascii="Times New Roman" w:hAnsi="Times New Roman" w:eastAsia="Times New Roman" w:cs="Times New Roman"/>
-        </w:rPr>
-        <w:t>，</w:t>
-      </w:r>
-      <w:r>
-        <w:rPr>
-          <w:rFonts w:hint="eastAsia" w:ascii="Times New Roman" w:hAnsi="Times New Roman" w:eastAsia="FangSong" w:cs="Times New Roman"/>
-        </w:rPr>
-        <w:t>写出校正公式并计算各点校正吸光度</w:t>
-      </w:r>
-      <w:r>
-        <w:rPr>
-          <w:rFonts w:ascii="Times New Roman" w:hAnsi="Times New Roman" w:eastAsia="Times New Roman" w:cs="Times New Roman"/>
-        </w:rPr>
-        <w:t xml:space="preserve"> </w:t>
-      </w:r>
-      <m:oMath>
-        <m:sSub>
-          <m:e>
-            <m:r>
-              <m:t>A</m:t>
-            </m:r>
-          </m:e>
-          <m:sub>
-            <m:r>
-              <m:rPr>
-                <m:sty m:val="p"/>
-              </m:rPr>
-              <m:t>c</m:t>
-            </m:r>
-            <m:r>
-              <m:rPr>
-                <m:sty m:val="p"/>
-              </m:rPr>
-              <m:t>o</m:t>
-            </m:r>
-            <m:r>
-              <m:rPr>
-                <m:sty m:val="p"/>
-              </m:rPr>
-              <m:t>r</m:t>
-            </m:r>
-            <m:r>
-              <m:rPr>
-                <m:sty m:val="p"/>
-              </m:rPr>
-              <m:t>r</m:t>
-            </m:r>
-          </m:sub>
-        </m:sSub>
-      </m:oMath>
-      <w:r>
-        <w:rPr>
-          <w:rFonts w:ascii="Times New Roman" w:hAnsi="Times New Roman" w:eastAsia="Times New Roman" w:cs="Times New Roman"/>
-        </w:rPr>
-        <w:t xml:space="preserve">。</w:t>
-      </w:r>
-      <w:r>
-        <w:rPr>
-          <w:rFonts w:ascii="Times New Roman" w:hAnsi="Times New Roman" w:eastAsia="Times New Roman" w:cs="Times New Roman"/>
-        </w:rPr>
-        <w:t xml:space="preserve"> </w:t>
-      </w:r>
-      <w:r>
-        <w:rPr>
-          <w:rFonts w:ascii="Times New Roman" w:hAnsi="Times New Roman" w:eastAsia="Times New Roman" w:cs="Times New Roman"/>
-        </w:rPr>
-        <w:t xml:space="preserve">(2) </w:t>
-      </w:r>
-      <w:r>
-        <w:rPr>
-          <w:rFonts w:hint="eastAsia" w:ascii="Times New Roman" w:hAnsi="Times New Roman" w:eastAsia="FangSong" w:cs="Times New Roman"/>
-        </w:rPr>
-        <w:t>指出该分光光度滴定曲线属于哪类几何形态</w:t>
-      </w:r>
-      <w:r>
-        <w:rPr>
-          <w:rFonts w:hint="eastAsia" w:ascii="Times New Roman" w:hAnsi="Times New Roman" w:eastAsia="Times New Roman" w:cs="Times New Roman"/>
-        </w:rPr>
-        <w:t>，</w:t>
-      </w:r>
-      <w:r>
-        <w:rPr>
-          <w:rFonts w:hint="eastAsia" w:ascii="Times New Roman" w:hAnsi="Times New Roman" w:eastAsia="FangSong" w:cs="Times New Roman"/>
-        </w:rPr>
-        <w:t>并通过线性拟合外推求出化学计量点体积</w:t>
-      </w:r>
-      <w:r>
-        <w:rPr>
-          <w:rFonts w:ascii="Times New Roman" w:hAnsi="Times New Roman" w:eastAsia="Times New Roman" w:cs="Times New Roman"/>
-        </w:rPr>
-        <w:t xml:space="preserve"> </w:t>
-      </w:r>
-      <m:oMath>
-        <m:sSub>
-          <m:e>
-            <m:r>
-              <m:t>V</m:t>
-            </m:r>
-          </m:e>
-          <m:sub>
-            <m:r>
-              <m:rPr>
-                <m:sty m:val="p"/>
-              </m:rPr>
-              <m:t>e</m:t>
-            </m:r>
-            <m:r>
-              <m:rPr>
-                <m:sty m:val="p"/>
-              </m:rPr>
-              <m:t>p</m:t>
-            </m:r>
-          </m:sub>
-        </m:sSub>
-      </m:oMath>
-      <w:r>
-        <w:rPr>
-          <w:rFonts w:ascii="Times New Roman" w:hAnsi="Times New Roman" w:eastAsia="Times New Roman" w:cs="Times New Roman"/>
-        </w:rPr>
-        <w:t xml:space="preserve">。</w:t>
-      </w:r>
-      <w:r>
-        <w:rPr>
-          <w:rFonts w:ascii="Times New Roman" w:hAnsi="Times New Roman" w:eastAsia="Times New Roman" w:cs="Times New Roman"/>
-        </w:rPr>
-        <w:t xml:space="preserve"> </w:t>
-      </w:r>
-      <w:r>
-        <w:rPr>
-          <w:rFonts w:ascii="Times New Roman" w:hAnsi="Times New Roman" w:eastAsia="Times New Roman" w:cs="Times New Roman"/>
-        </w:rPr>
-        <w:t xml:space="preserve">(3) </w:t>
-      </w:r>
-      <w:r>
-        <w:rPr>
-          <w:rFonts w:hint="eastAsia" w:ascii="Times New Roman" w:hAnsi="Times New Roman" w:eastAsia="FangSong" w:cs="Times New Roman"/>
-        </w:rPr>
-        <w:t xml:space="preserve">计算原水样中</w:t>
-      </w:r>
-      <w:r>
-        <w:rPr>
-          <w:rFonts w:ascii="Times New Roman" w:hAnsi="Times New Roman" w:eastAsia="Times New Roman" w:cs="Times New Roman"/>
-        </w:rPr>
-        <w:t xml:space="preserve"> </w:t>
-      </w:r>
-      <m:oMath>
-        <m:r>
-          <m:rPr>
-            <m:sty m:val="p"/>
-          </m:rPr>
-          <m:t>B</m:t>
-        </m:r>
-        <m:sSup>
-          <m:e>
-            <m:r>
-              <m:rPr>
-                <m:sty m:val="p"/>
-              </m:rPr>
-              <m:t>i</m:t>
-            </m:r>
-          </m:e>
-          <m:sup>
-            <m:r>
-              <m:rPr>
-                <m:sty m:val="p"/>
-              </m:rPr>
-              <m:t>3</m:t>
-            </m:r>
-            <m:r>
-              <m:rPr>
-                <m:sty m:val="p"/>
-              </m:rPr>
-              <m:t>+</m:t>
-            </m:r>
-          </m:sup>
-        </m:sSup>
-      </m:oMath>
-      <w:r>
-        <w:rPr>
-          <w:rFonts w:ascii="Times New Roman" w:hAnsi="Times New Roman" w:eastAsia="Times New Roman" w:cs="Times New Roman"/>
-        </w:rPr>
-        <w:t xml:space="preserve"> </w:t>
-      </w:r>
-      <w:r>
-        <w:rPr>
-          <w:rFonts w:hint="eastAsia" w:ascii="Times New Roman" w:hAnsi="Times New Roman" w:eastAsia="FangSong" w:cs="Times New Roman"/>
-        </w:rPr>
-        <w:t>的分析浓度</w:t>
-      </w:r>
-      <w:r>
-        <w:rPr>
-          <w:rFonts w:hint="eastAsia" w:ascii="Times New Roman" w:hAnsi="Times New Roman" w:eastAsia="Times New Roman" w:cs="Times New Roman"/>
-        </w:rPr>
-        <w:t>。</w:t>
-      </w:r>
-    </w:p>
-    <w:p>
-      <w:pPr>
-        <w:pStyle w:val="BodyText"/>
-        <w:ind w:firstLine="420"/>
-      </w:pPr>
-      <w:r>
-        <w:rPr>
-          <w:rFonts w:hint="eastAsia" w:ascii="Times New Roman" w:hAnsi="Times New Roman" w:eastAsia="FangSong" w:cs="Times New Roman"/>
-          <w:b/>
-          <w:bCs/>
-        </w:rPr>
-        <w:t xml:space="preserve">解析</w:t>
-      </w:r>
-      <w:r>
-        <w:rPr>
-          <w:rFonts w:hint="eastAsia" w:ascii="Times New Roman" w:hAnsi="Times New Roman" w:eastAsia="Times New Roman" w:cs="Times New Roman"/>
-        </w:rPr>
-        <w:t xml:space="preserve">：</w:t>
-      </w:r>
     </w:p>
     <w:p>
       <w:pPr>
         <w:numPr>
           <w:ilvl w:val="0"/>
-          <w:numId w:val="1007"/>
+          <w:numId w:val="1009"/>
+        </w:numPr>
+        <w:ind w:firstLine="420"/>
+      </w:pPr>
+      <w:r>
+        <w:rPr>
+          <w:rFonts w:hint="eastAsia" w:ascii="Times New Roman" w:hAnsi="Times New Roman" w:eastAsia="FangSong" w:cs="Times New Roman"/>
+        </w:rPr>
+        <w:t>对上述实测吸光度数据进行体积稀释效应校正</w:t>
+      </w:r>
+      <w:r>
+        <w:rPr>
+          <w:rFonts w:hint="eastAsia" w:ascii="Times New Roman" w:hAnsi="Times New Roman" w:eastAsia="Times New Roman" w:cs="Times New Roman"/>
+        </w:rPr>
+        <w:t>，</w:t>
+      </w:r>
+      <w:r>
+        <w:rPr>
+          <w:rFonts w:hint="eastAsia" w:ascii="Times New Roman" w:hAnsi="Times New Roman" w:eastAsia="FangSong" w:cs="Times New Roman"/>
+        </w:rPr>
+        <w:t>写出校正公式并计算各点校正吸光度</w:t>
+      </w:r>
+      <w:r>
+        <w:rPr>
+          <w:rFonts w:ascii="Times New Roman" w:hAnsi="Times New Roman" w:eastAsia="Times New Roman" w:cs="Times New Roman"/>
+        </w:rPr>
+        <w:t xml:space="preserve"> </w:t>
+      </w:r>
+      <m:oMath>
+        <m:sSub>
+          <m:e>
+            <m:r>
+              <m:t>A</m:t>
+            </m:r>
+          </m:e>
+          <m:sub>
+            <m:r>
+              <m:rPr>
+                <m:sty m:val="p"/>
+              </m:rPr>
+              <m:t>c</m:t>
+            </m:r>
+            <m:r>
+              <m:rPr>
+                <m:sty m:val="p"/>
+              </m:rPr>
+              <m:t>o</m:t>
+            </m:r>
+            <m:r>
+              <m:rPr>
+                <m:sty m:val="p"/>
+              </m:rPr>
+              <m:t>r</m:t>
+            </m:r>
+            <m:r>
+              <m:rPr>
+                <m:sty m:val="p"/>
+              </m:rPr>
+              <m:t>r</m:t>
+            </m:r>
+          </m:sub>
+        </m:sSub>
+      </m:oMath>
+      <w:r>
+        <w:rPr>
+          <w:rFonts w:ascii="Times New Roman" w:hAnsi="Times New Roman" w:eastAsia="Times New Roman" w:cs="Times New Roman"/>
+        </w:rPr>
+        <w:t xml:space="preserve">。</w:t>
+      </w:r>
+    </w:p>
+    <w:p>
+      <w:pPr>
+        <w:numPr>
+          <w:ilvl w:val="0"/>
+          <w:numId w:val="1009"/>
+        </w:numPr>
+        <w:ind w:firstLine="420"/>
+      </w:pPr>
+      <w:r>
+        <w:rPr>
+          <w:rFonts w:hint="eastAsia" w:ascii="Times New Roman" w:hAnsi="Times New Roman" w:eastAsia="FangSong" w:cs="Times New Roman"/>
+        </w:rPr>
+        <w:t>指出该分光光度滴定曲线属于哪类几何形态</w:t>
+      </w:r>
+      <w:r>
+        <w:rPr>
+          <w:rFonts w:hint="eastAsia" w:ascii="Times New Roman" w:hAnsi="Times New Roman" w:eastAsia="Times New Roman" w:cs="Times New Roman"/>
+        </w:rPr>
+        <w:t>，</w:t>
+      </w:r>
+      <w:r>
+        <w:rPr>
+          <w:rFonts w:hint="eastAsia" w:ascii="Times New Roman" w:hAnsi="Times New Roman" w:eastAsia="FangSong" w:cs="Times New Roman"/>
+        </w:rPr>
+        <w:t>并通过线性拟合外推求出化学计量点体积</w:t>
+      </w:r>
+      <w:r>
+        <w:rPr>
+          <w:rFonts w:ascii="Times New Roman" w:hAnsi="Times New Roman" w:eastAsia="Times New Roman" w:cs="Times New Roman"/>
+        </w:rPr>
+        <w:t xml:space="preserve"> </w:t>
+      </w:r>
+      <m:oMath>
+        <m:sSub>
+          <m:e>
+            <m:r>
+              <m:t>V</m:t>
+            </m:r>
+          </m:e>
+          <m:sub>
+            <m:r>
+              <m:rPr>
+                <m:sty m:val="p"/>
+              </m:rPr>
+              <m:t>e</m:t>
+            </m:r>
+            <m:r>
+              <m:rPr>
+                <m:sty m:val="p"/>
+              </m:rPr>
+              <m:t>p</m:t>
+            </m:r>
+          </m:sub>
+        </m:sSub>
+      </m:oMath>
+      <w:r>
+        <w:rPr>
+          <w:rFonts w:ascii="Times New Roman" w:hAnsi="Times New Roman" w:eastAsia="Times New Roman" w:cs="Times New Roman"/>
+        </w:rPr>
+        <w:t xml:space="preserve">。</w:t>
+      </w:r>
+    </w:p>
+    <w:p>
+      <w:pPr>
+        <w:numPr>
+          <w:ilvl w:val="0"/>
+          <w:numId w:val="1009"/>
+        </w:numPr>
+        <w:ind w:firstLine="420"/>
+      </w:pPr>
+      <w:r>
+        <w:rPr>
+          <w:rFonts w:hint="eastAsia" w:ascii="Times New Roman" w:hAnsi="Times New Roman" w:eastAsia="FangSong" w:cs="Times New Roman"/>
+        </w:rPr>
+        <w:t xml:space="preserve">计算原水样中</w:t>
+      </w:r>
+      <w:r>
+        <w:rPr>
+          <w:rFonts w:ascii="Times New Roman" w:hAnsi="Times New Roman" w:eastAsia="Times New Roman" w:cs="Times New Roman"/>
+        </w:rPr>
+        <w:t xml:space="preserve"> </w:t>
+      </w:r>
+      <m:oMath>
+        <m:r>
+          <m:rPr>
+            <m:sty m:val="p"/>
+          </m:rPr>
+          <m:t>B</m:t>
+        </m:r>
+        <m:sSup>
+          <m:e>
+            <m:r>
+              <m:rPr>
+                <m:sty m:val="p"/>
+              </m:rPr>
+              <m:t>i</m:t>
+            </m:r>
+          </m:e>
+          <m:sup>
+            <m:r>
+              <m:rPr>
+                <m:sty m:val="p"/>
+              </m:rPr>
+              <m:t>3</m:t>
+            </m:r>
+            <m:r>
+              <m:rPr>
+                <m:sty m:val="p"/>
+              </m:rPr>
+              <m:t>+</m:t>
+            </m:r>
+          </m:sup>
+        </m:sSup>
+      </m:oMath>
+      <w:r>
+        <w:rPr>
+          <w:rFonts w:ascii="Times New Roman" w:hAnsi="Times New Roman" w:eastAsia="Times New Roman" w:cs="Times New Roman"/>
+        </w:rPr>
+        <w:t xml:space="preserve"> </w:t>
+      </w:r>
+      <w:r>
+        <w:rPr>
+          <w:rFonts w:hint="eastAsia" w:ascii="Times New Roman" w:hAnsi="Times New Roman" w:eastAsia="FangSong" w:cs="Times New Roman"/>
+        </w:rPr>
+        <w:t>的分析浓度</w:t>
+      </w:r>
+      <w:r>
+        <w:rPr>
+          <w:rFonts w:hint="eastAsia" w:ascii="Times New Roman" w:hAnsi="Times New Roman" w:eastAsia="Times New Roman" w:cs="Times New Roman"/>
+        </w:rPr>
+        <w:t>。</w:t>
+      </w:r>
+    </w:p>
+    <w:p>
+      <w:pPr>
+        <w:pStyle w:val="FirstParagraph"/>
+        <w:ind w:firstLine="420"/>
+      </w:pPr>
+      <w:r>
+        <w:rPr>
+          <w:rFonts w:hint="eastAsia" w:ascii="Times New Roman" w:hAnsi="Times New Roman" w:eastAsia="FangSong" w:cs="Times New Roman"/>
+          <w:b/>
+          <w:bCs/>
+        </w:rPr>
+        <w:t xml:space="preserve">解析</w:t>
+      </w:r>
+      <w:r>
+        <w:rPr>
+          <w:rFonts w:hint="eastAsia" w:ascii="Times New Roman" w:hAnsi="Times New Roman" w:eastAsia="Times New Roman" w:cs="Times New Roman"/>
+        </w:rPr>
+        <w:t xml:space="preserve">：</w:t>
+      </w:r>
+    </w:p>
+    <w:p>
+      <w:pPr>
+        <w:numPr>
+          <w:ilvl w:val="0"/>
+          <w:numId w:val="1010"/>
         </w:numPr>
         <w:ind w:firstLine="420"/>
       </w:pPr>
@@ -34382,7 +34355,7 @@
       <w:pPr>
         <w:numPr>
           <w:ilvl w:val="0"/>
-          <w:numId w:val="1007"/>
+          <w:numId w:val="1010"/>
         </w:numPr>
         <w:ind w:firstLine="420"/>
       </w:pPr>
@@ -34508,12 +34481,12 @@
         </w:rPr>
         <w:t>）。</w:t>
       </w:r>
-      <w:r>
-        <w:rPr>
-          <w:rFonts w:ascii="Times New Roman" w:hAnsi="Times New Roman" w:eastAsia="Times New Roman" w:cs="Times New Roman"/>
-        </w:rPr>
-        <w:t xml:space="preserve"> </w:t>
-      </w:r>
+    </w:p>
+    <w:p>
+      <w:pPr>
+        <w:pStyle w:val="FirstParagraph"/>
+        <w:ind w:firstLine="420"/>
+      </w:pPr>
       <w:r>
         <w:rPr>
           <w:rFonts w:hint="eastAsia" w:ascii="Times New Roman" w:hAnsi="Times New Roman" w:eastAsia="FangSong" w:cs="Times New Roman"/>
@@ -34650,12 +34623,12 @@
         </w:rPr>
         <w:t xml:space="preserve">。</w:t>
       </w:r>
-      <w:r>
-        <w:rPr>
-          <w:rFonts w:ascii="Times New Roman" w:hAnsi="Times New Roman" w:eastAsia="Times New Roman" w:cs="Times New Roman"/>
-        </w:rPr>
-        <w:t xml:space="preserve"> </w:t>
-      </w:r>
+    </w:p>
+    <w:p>
+      <w:pPr>
+        <w:pStyle w:val="BodyText"/>
+        <w:ind w:firstLine="420"/>
+      </w:pPr>
       <w:r>
         <w:rPr>
           <w:rFonts w:hint="eastAsia" w:ascii="Times New Roman" w:hAnsi="Times New Roman" w:eastAsia="FangSong" w:cs="Times New Roman"/>
@@ -34738,12 +34711,12 @@
         </w:rPr>
         <w:t xml:space="preserve">。</w:t>
       </w:r>
-      <w:r>
-        <w:rPr>
-          <w:rFonts w:ascii="Times New Roman" w:hAnsi="Times New Roman" w:eastAsia="Times New Roman" w:cs="Times New Roman"/>
-        </w:rPr>
-        <w:t xml:space="preserve"> </w:t>
-      </w:r>
+    </w:p>
+    <w:p>
+      <w:pPr>
+        <w:pStyle w:val="BodyText"/>
+        <w:ind w:firstLine="420"/>
+      </w:pPr>
       <w:r>
         <w:rPr>
           <w:rFonts w:hint="eastAsia" w:ascii="Times New Roman" w:hAnsi="Times New Roman" w:eastAsia="FangSong" w:cs="Times New Roman"/>
@@ -34990,9 +34963,10 @@
     </w:p>
     <w:p>
       <w:pPr>
+        <w:pStyle w:val="Compact"/>
         <w:numPr>
           <w:ilvl w:val="0"/>
-          <w:numId w:val="1007"/>
+          <w:numId w:val="1011"/>
         </w:numPr>
         <w:ind w:firstLine="420"/>
       </w:pPr>
@@ -35011,7 +34985,7 @@
     </w:p>
     <w:p>
       <w:pPr>
-        <w:pStyle w:val="BodyText"/>
+        <w:pStyle w:val="Compact"/>
       </w:pPr>
       <m:oMathPara>
         <m:oMathParaPr>
@@ -35218,6 +35192,7 @@
     </w:p>
     <w:p>
       <w:pPr>
+        <w:pStyle w:val="Compact"/>
         <w:numPr>
           <w:ilvl w:val="0"/>
           <w:numId w:val="1000"/>
@@ -35239,7 +35214,7 @@
     </w:p>
     <w:p>
       <w:pPr>
-        <w:pStyle w:val="BodyText"/>
+        <w:pStyle w:val="Compact"/>
       </w:pPr>
       <m:oMathPara>
         <m:oMathParaPr>
@@ -71220,6 +71195,176 @@
       </w:pPr>
     </w:lvl>
   </w:abstractNum>
+  <w:abstractNum w:abstractNumId="99432">
+    <w:nsid w:val="00A99432"/>
+    <w:multiLevelType w:val="multilevel"/>
+    <w:lvl w:ilvl="0">
+      <w:start w:val="2"/>
+      <w:numFmt w:val="decimal"/>
+      <w:lvlText w:val="(%1)"/>
+      <w:lvlJc w:val="left"/>
+      <w:pPr>
+        <w:ind w:left="720" w:hanging="360"/>
+      </w:pPr>
+    </w:lvl>
+    <w:lvl w:ilvl="1">
+      <w:start w:val="2"/>
+      <w:numFmt w:val="decimal"/>
+      <w:lvlText w:val="(%2)"/>
+      <w:lvlJc w:val="left"/>
+      <w:pPr>
+        <w:ind w:left="1440" w:hanging="360"/>
+      </w:pPr>
+    </w:lvl>
+    <w:lvl w:ilvl="2">
+      <w:start w:val="2"/>
+      <w:numFmt w:val="decimal"/>
+      <w:lvlText w:val="(%3)"/>
+      <w:lvlJc w:val="left"/>
+      <w:pPr>
+        <w:ind w:left="2160" w:hanging="360"/>
+      </w:pPr>
+    </w:lvl>
+    <w:lvl w:ilvl="3">
+      <w:start w:val="2"/>
+      <w:numFmt w:val="decimal"/>
+      <w:lvlText w:val="(%4)"/>
+      <w:lvlJc w:val="left"/>
+      <w:pPr>
+        <w:ind w:left="2880" w:hanging="360"/>
+      </w:pPr>
+    </w:lvl>
+    <w:lvl w:ilvl="4">
+      <w:start w:val="2"/>
+      <w:numFmt w:val="decimal"/>
+      <w:lvlText w:val="(%5)"/>
+      <w:lvlJc w:val="left"/>
+      <w:pPr>
+        <w:ind w:left="3600" w:hanging="360"/>
+      </w:pPr>
+    </w:lvl>
+    <w:lvl w:ilvl="5">
+      <w:start w:val="2"/>
+      <w:numFmt w:val="decimal"/>
+      <w:lvlText w:val="(%6)"/>
+      <w:lvlJc w:val="left"/>
+      <w:pPr>
+        <w:ind w:left="4320" w:hanging="360"/>
+      </w:pPr>
+    </w:lvl>
+    <w:lvl w:ilvl="6">
+      <w:start w:val="2"/>
+      <w:numFmt w:val="decimal"/>
+      <w:lvlText w:val="(%7)"/>
+      <w:lvlJc w:val="left"/>
+      <w:pPr>
+        <w:ind w:left="5040" w:hanging="360"/>
+      </w:pPr>
+    </w:lvl>
+    <w:lvl w:ilvl="7">
+      <w:start w:val="2"/>
+      <w:numFmt w:val="decimal"/>
+      <w:lvlText w:val="(%8)"/>
+      <w:lvlJc w:val="left"/>
+      <w:pPr>
+        <w:ind w:left="5760" w:hanging="360"/>
+      </w:pPr>
+    </w:lvl>
+    <w:lvl w:ilvl="8">
+      <w:start w:val="2"/>
+      <w:numFmt w:val="decimal"/>
+      <w:lvlText w:val="(%9)"/>
+      <w:lvlJc w:val="left"/>
+      <w:pPr>
+        <w:ind w:left="6480" w:hanging="360"/>
+      </w:pPr>
+    </w:lvl>
+  </w:abstractNum>
+  <w:abstractNum w:abstractNumId="99433">
+    <w:nsid w:val="00A99433"/>
+    <w:multiLevelType w:val="multilevel"/>
+    <w:lvl w:ilvl="0">
+      <w:start w:val="3"/>
+      <w:numFmt w:val="decimal"/>
+      <w:lvlText w:val="(%1)"/>
+      <w:lvlJc w:val="left"/>
+      <w:pPr>
+        <w:ind w:left="720" w:hanging="360"/>
+      </w:pPr>
+    </w:lvl>
+    <w:lvl w:ilvl="1">
+      <w:start w:val="3"/>
+      <w:numFmt w:val="decimal"/>
+      <w:lvlText w:val="(%2)"/>
+      <w:lvlJc w:val="left"/>
+      <w:pPr>
+        <w:ind w:left="1440" w:hanging="360"/>
+      </w:pPr>
+    </w:lvl>
+    <w:lvl w:ilvl="2">
+      <w:start w:val="3"/>
+      <w:numFmt w:val="decimal"/>
+      <w:lvlText w:val="(%3)"/>
+      <w:lvlJc w:val="left"/>
+      <w:pPr>
+        <w:ind w:left="2160" w:hanging="360"/>
+      </w:pPr>
+    </w:lvl>
+    <w:lvl w:ilvl="3">
+      <w:start w:val="3"/>
+      <w:numFmt w:val="decimal"/>
+      <w:lvlText w:val="(%4)"/>
+      <w:lvlJc w:val="left"/>
+      <w:pPr>
+        <w:ind w:left="2880" w:hanging="360"/>
+      </w:pPr>
+    </w:lvl>
+    <w:lvl w:ilvl="4">
+      <w:start w:val="3"/>
+      <w:numFmt w:val="decimal"/>
+      <w:lvlText w:val="(%5)"/>
+      <w:lvlJc w:val="left"/>
+      <w:pPr>
+        <w:ind w:left="3600" w:hanging="360"/>
+      </w:pPr>
+    </w:lvl>
+    <w:lvl w:ilvl="5">
+      <w:start w:val="3"/>
+      <w:numFmt w:val="decimal"/>
+      <w:lvlText w:val="(%6)"/>
+      <w:lvlJc w:val="left"/>
+      <w:pPr>
+        <w:ind w:left="4320" w:hanging="360"/>
+      </w:pPr>
+    </w:lvl>
+    <w:lvl w:ilvl="6">
+      <w:start w:val="3"/>
+      <w:numFmt w:val="decimal"/>
+      <w:lvlText w:val="(%7)"/>
+      <w:lvlJc w:val="left"/>
+      <w:pPr>
+        <w:ind w:left="5040" w:hanging="360"/>
+      </w:pPr>
+    </w:lvl>
+    <w:lvl w:ilvl="7">
+      <w:start w:val="3"/>
+      <w:numFmt w:val="decimal"/>
+      <w:lvlText w:val="(%8)"/>
+      <w:lvlJc w:val="left"/>
+      <w:pPr>
+        <w:ind w:left="5760" w:hanging="360"/>
+      </w:pPr>
+    </w:lvl>
+    <w:lvl w:ilvl="8">
+      <w:start w:val="3"/>
+      <w:numFmt w:val="decimal"/>
+      <w:lvlText w:val="(%9)"/>
+      <w:lvlJc w:val="left"/>
+      <w:pPr>
+        <w:ind w:left="6480" w:hanging="360"/>
+      </w:pPr>
+    </w:lvl>
+  </w:abstractNum>
   <w:num w:numId="1000">
     <w:abstractNumId w:val="990"/>
   </w:num>
@@ -71431,6 +71576,126 @@
     </w:lvlOverride>
     <w:lvlOverride w:ilvl="8">
       <w:startOverride w:val="1"/>
+    </w:lvlOverride>
+  </w:num>
+  <w:num w:numId="1008">
+    <w:abstractNumId w:val="99432"/>
+    <w:lvlOverride w:ilvl="0">
+      <w:startOverride w:val="2"/>
+    </w:lvlOverride>
+    <w:lvlOverride w:ilvl="1">
+      <w:startOverride w:val="2"/>
+    </w:lvlOverride>
+    <w:lvlOverride w:ilvl="2">
+      <w:startOverride w:val="2"/>
+    </w:lvlOverride>
+    <w:lvlOverride w:ilvl="3">
+      <w:startOverride w:val="2"/>
+    </w:lvlOverride>
+    <w:lvlOverride w:ilvl="4">
+      <w:startOverride w:val="2"/>
+    </w:lvlOverride>
+    <w:lvlOverride w:ilvl="5">
+      <w:startOverride w:val="2"/>
+    </w:lvlOverride>
+    <w:lvlOverride w:ilvl="6">
+      <w:startOverride w:val="2"/>
+    </w:lvlOverride>
+    <w:lvlOverride w:ilvl="7">
+      <w:startOverride w:val="2"/>
+    </w:lvlOverride>
+    <w:lvlOverride w:ilvl="8">
+      <w:startOverride w:val="2"/>
+    </w:lvlOverride>
+  </w:num>
+  <w:num w:numId="1009">
+    <w:abstractNumId w:val="99431"/>
+    <w:lvlOverride w:ilvl="0">
+      <w:startOverride w:val="1"/>
+    </w:lvlOverride>
+    <w:lvlOverride w:ilvl="1">
+      <w:startOverride w:val="1"/>
+    </w:lvlOverride>
+    <w:lvlOverride w:ilvl="2">
+      <w:startOverride w:val="1"/>
+    </w:lvlOverride>
+    <w:lvlOverride w:ilvl="3">
+      <w:startOverride w:val="1"/>
+    </w:lvlOverride>
+    <w:lvlOverride w:ilvl="4">
+      <w:startOverride w:val="1"/>
+    </w:lvlOverride>
+    <w:lvlOverride w:ilvl="5">
+      <w:startOverride w:val="1"/>
+    </w:lvlOverride>
+    <w:lvlOverride w:ilvl="6">
+      <w:startOverride w:val="1"/>
+    </w:lvlOverride>
+    <w:lvlOverride w:ilvl="7">
+      <w:startOverride w:val="1"/>
+    </w:lvlOverride>
+    <w:lvlOverride w:ilvl="8">
+      <w:startOverride w:val="1"/>
+    </w:lvlOverride>
+  </w:num>
+  <w:num w:numId="1010">
+    <w:abstractNumId w:val="99431"/>
+    <w:lvlOverride w:ilvl="0">
+      <w:startOverride w:val="1"/>
+    </w:lvlOverride>
+    <w:lvlOverride w:ilvl="1">
+      <w:startOverride w:val="1"/>
+    </w:lvlOverride>
+    <w:lvlOverride w:ilvl="2">
+      <w:startOverride w:val="1"/>
+    </w:lvlOverride>
+    <w:lvlOverride w:ilvl="3">
+      <w:startOverride w:val="1"/>
+    </w:lvlOverride>
+    <w:lvlOverride w:ilvl="4">
+      <w:startOverride w:val="1"/>
+    </w:lvlOverride>
+    <w:lvlOverride w:ilvl="5">
+      <w:startOverride w:val="1"/>
+    </w:lvlOverride>
+    <w:lvlOverride w:ilvl="6">
+      <w:startOverride w:val="1"/>
+    </w:lvlOverride>
+    <w:lvlOverride w:ilvl="7">
+      <w:startOverride w:val="1"/>
+    </w:lvlOverride>
+    <w:lvlOverride w:ilvl="8">
+      <w:startOverride w:val="1"/>
+    </w:lvlOverride>
+  </w:num>
+  <w:num w:numId="1011">
+    <w:abstractNumId w:val="99433"/>
+    <w:lvlOverride w:ilvl="0">
+      <w:startOverride w:val="3"/>
+    </w:lvlOverride>
+    <w:lvlOverride w:ilvl="1">
+      <w:startOverride w:val="3"/>
+    </w:lvlOverride>
+    <w:lvlOverride w:ilvl="2">
+      <w:startOverride w:val="3"/>
+    </w:lvlOverride>
+    <w:lvlOverride w:ilvl="3">
+      <w:startOverride w:val="3"/>
+    </w:lvlOverride>
+    <w:lvlOverride w:ilvl="4">
+      <w:startOverride w:val="3"/>
+    </w:lvlOverride>
+    <w:lvlOverride w:ilvl="5">
+      <w:startOverride w:val="3"/>
+    </w:lvlOverride>
+    <w:lvlOverride w:ilvl="6">
+      <w:startOverride w:val="3"/>
+    </w:lvlOverride>
+    <w:lvlOverride w:ilvl="7">
+      <w:startOverride w:val="3"/>
+    </w:lvlOverride>
+    <w:lvlOverride w:ilvl="8">
+      <w:startOverride w:val="3"/>
     </w:lvlOverride>
   </w:num>
 </w:numbering>

--- a/06-学生侧材料/讲义/4-分析化学/分光光度法-超级充实版（自学完整）.docx
+++ b/06-学生侧材料/讲义/4-分析化学/分光光度法-超级充实版（自学完整）.docx
@@ -46826,11 +46826,11 @@
         </w:tblBorders>
       </w:tblPr>
       <w:tblGrid>
-        <w:gridCol w:w="1320"/>
-        <w:gridCol w:w="1650"/>
-        <w:gridCol w:w="1650"/>
-        <w:gridCol w:w="1650"/>
-        <w:gridCol w:w="1650"/>
+        <w:gridCol w:w="2112"/>
+        <w:gridCol w:w="1452"/>
+        <w:gridCol w:w="1452"/>
+        <w:gridCol w:w="1452"/>
+        <w:gridCol w:w="1452"/>
       </w:tblGrid>
       <w:tr>
         <w:trPr>
